--- a/5-database/table-relationships.docx
+++ b/5-database/table-relationships.docx
@@ -4,21 +4,75 @@
   <w:body>
     <w:p>
       <w:pPr>
-        <w:spacing w:before="3100" w:line="480" w:lineRule="auto"/>
+        <w:spacing w:before="1100"/>
+        <w:jc w:val="center"/>
+      </w:pPr>
+      <w:r>
+        <w:drawing>
+          <wp:inline>
+            <wp:extent cx="4389120" cy="2501042"/>
+            <wp:docPr id="55" name="Picture 55"/>
+            <wp:cNvGraphicFramePr>
+              <a:graphicFrameLocks noChangeAspect="1"/>
+            </wp:cNvGraphicFramePr>
+            <a:graphic>
+              <a:graphicData uri="http://schemas.openxmlformats.org/drawingml/2006/picture">
+                <pic:pic>
+                  <pic:nvPicPr>
+                    <pic:cNvPr id="0" name="SaborExpress_logo_transparente.png"/>
+                    <pic:cNvPicPr/>
+                  </pic:nvPicPr>
+                  <pic:blipFill>
+                    <a:blip r:embed="rId9"/>
+                    <a:stretch>
+                      <a:fillRect/>
+                    </a:stretch>
+                  </pic:blipFill>
+                  <pic:spPr>
+                    <a:xfrm>
+                      <a:off x="0" y="0"/>
+                      <a:ext cx="4389120" cy="2501042"/>
+                    </a:xfrm>
+                    <a:prstGeom prst="rect"/>
+                  </pic:spPr>
+                </pic:pic>
+              </a:graphicData>
+            </a:graphic>
+          </wp:inline>
+        </w:drawing>
+      </w:r>
+    </w:p>
+    <w:p>
+      <w:pPr>
+        <w:spacing w:before="900" w:after="500"/>
         <w:jc w:val="center"/>
       </w:pPr>
       <w:r>
         <w:rPr>
           <w:rFonts w:ascii="Times New Roman" w:hAnsi="Times New Roman"/>
           <w:b/>
-          <w:sz w:val="28"/>
+          <w:sz w:val="34"/>
         </w:rPr>
         <w:t>08 Diccionario de datos SaborExpress</w:t>
       </w:r>
     </w:p>
     <w:p>
       <w:pPr>
-        <w:spacing w:line="480" w:lineRule="auto"/>
+        <w:spacing w:after="160"/>
+        <w:jc w:val="center"/>
+      </w:pPr>
+      <w:r>
+        <w:rPr>
+          <w:rFonts w:ascii="Times New Roman" w:hAnsi="Times New Roman"/>
+          <w:b/>
+          <w:sz w:val="24"/>
+        </w:rPr>
+        <w:t>SABOREXPRESS — PROYECTO DE SOFTWARE</w:t>
+      </w:r>
+    </w:p>
+    <w:p>
+      <w:pPr>
+        <w:spacing w:after="160"/>
         <w:jc w:val="center"/>
       </w:pPr>
       <w:r>
@@ -26,12 +80,12 @@
           <w:rFonts w:ascii="Times New Roman" w:hAnsi="Times New Roman"/>
           <w:sz w:val="24"/>
         </w:rPr>
-        <w:t>Equipo de desarrollo SaborExpress</w:t>
-      </w:r>
-    </w:p>
-    <w:p>
-      <w:pPr>
-        <w:spacing w:line="480" w:lineRule="auto"/>
+        <w:t>Yerson Stiven Cuellar Rubiano</w:t>
+      </w:r>
+    </w:p>
+    <w:p>
+      <w:pPr>
+        <w:spacing w:after="160"/>
         <w:jc w:val="center"/>
       </w:pPr>
       <w:r>
@@ -39,12 +93,12 @@
           <w:rFonts w:ascii="Times New Roman" w:hAnsi="Times New Roman"/>
           <w:sz w:val="24"/>
         </w:rPr>
-        <w:t>Filiación institucional y autores individuales: por confirmar</w:t>
-      </w:r>
-    </w:p>
-    <w:p>
-      <w:pPr>
-        <w:spacing w:line="480" w:lineRule="auto"/>
+        <w:t>Ficha de formación: 3145555</w:t>
+      </w:r>
+    </w:p>
+    <w:p>
+      <w:pPr>
+        <w:spacing w:after="160"/>
         <w:jc w:val="center"/>
       </w:pPr>
       <w:r>
@@ -52,12 +106,12 @@
           <w:rFonts w:ascii="Times New Roman" w:hAnsi="Times New Roman"/>
           <w:sz w:val="24"/>
         </w:rPr>
-        <w:t>Estudio académico de ingeniería de software y documentación</w:t>
-      </w:r>
-    </w:p>
-    <w:p>
-      <w:pPr>
-        <w:spacing w:line="480" w:lineRule="auto"/>
+        <w:t>Expediente técnico y académico — APA 7</w:t>
+      </w:r>
+    </w:p>
+    <w:p>
+      <w:pPr>
+        <w:spacing w:after="160"/>
         <w:jc w:val="center"/>
       </w:pPr>
       <w:r>
@@ -69,29 +123,39 @@
       </w:r>
     </w:p>
     <w:p>
+      <w:pPr>
+        <w:spacing w:before="600"/>
+        <w:jc w:val="center"/>
+      </w:pPr>
+      <w:r>
+        <w:rPr>
+          <w:i/>
+        </w:rPr>
+        <w:t>Fuente documental: repositorios SaborExpressBack, SaborExpressWeb y SaborExpressMovil.</w:t>
+        <w:br/>
+        <w:t>Las pruebas no ejecutadas se identifican como pendientes.</w:t>
+      </w:r>
+    </w:p>
+    <w:p>
       <w:r>
         <w:br w:type="page"/>
       </w:r>
     </w:p>
-    <w:bookmarkStart w:id="52" w:name="diccionario-de-datos-y-modelo-relacional"/>
+    <w:bookmarkStart w:id="58" w:name="diccionario-de-datos-y-modelo-relacional"/>
     <w:p>
       <w:pPr>
         <w:pStyle w:val="Heading1"/>
         <w:keepNext/>
-        <w:ind w:firstLine="0"/>
-      </w:pPr>
-      <w:r>
-        <w:rPr>
-          <w:color w:val="000000"/>
-        </w:rPr>
+        <w:spacing w:line="264" w:lineRule="auto"/>
+      </w:pPr>
+      <w:r>
         <w:t xml:space="preserve">Diccionario de datos y modelo relacional</w:t>
       </w:r>
     </w:p>
     <w:p>
       <w:pPr>
         <w:pStyle w:val="FirstParagraph"/>
-        <w:spacing w:line="480" w:lineRule="auto" w:after="0"/>
-        <w:ind w:firstLine="720"/>
+        <w:spacing w:line="396" w:lineRule="auto" w:after="100"/>
       </w:pPr>
       <w:r>
         <w:rPr>
@@ -114,13 +178,13 @@
           <w:b/>
           <w:bCs/>
         </w:rPr>
-        <w:t xml:space="preserve">Fecha de corte:</w:t>
-      </w:r>
-      <w:r>
-        <w:t xml:space="preserve"> </w:t>
-      </w:r>
-      <w:r>
-        <w:t xml:space="preserve">14 de octubre de 2026 |</w:t>
+        <w:t xml:space="preserve">Autor / integrante:</w:t>
+      </w:r>
+      <w:r>
+        <w:t xml:space="preserve"> </w:t>
+      </w:r>
+      <w:r>
+        <w:t xml:space="preserve">Yerson Stiven Cuellar Rubiano |</w:t>
       </w:r>
       <w:r>
         <w:t xml:space="preserve"> </w:t>
@@ -130,13 +194,13 @@
           <w:b/>
           <w:bCs/>
         </w:rPr>
-        <w:t xml:space="preserve">Versión:</w:t>
-      </w:r>
-      <w:r>
-        <w:t xml:space="preserve"> </w:t>
-      </w:r>
-      <w:r>
-        <w:t xml:space="preserve">2.0 |</w:t>
+        <w:t xml:space="preserve">Ficha:</w:t>
+      </w:r>
+      <w:r>
+        <w:t xml:space="preserve"> </w:t>
+      </w:r>
+      <w:r>
+        <w:t xml:space="preserve">3145555 |</w:t>
       </w:r>
       <w:r>
         <w:t xml:space="preserve"> </w:t>
@@ -146,26 +210,41 @@
           <w:b/>
           <w:bCs/>
         </w:rPr>
-        <w:t xml:space="preserve">Tipo:</w:t>
-      </w:r>
-      <w:r>
-        <w:t xml:space="preserve"> </w:t>
-      </w:r>
-      <w:r>
-        <w:t xml:space="preserve">Documento técnico y académico</w:t>
-      </w:r>
-    </w:p>
-    <w:p>
-      <w:pPr>
-        <w:pStyle w:val="BodyText"/>
-        <w:spacing w:line="480" w:lineRule="auto" w:after="0"/>
-        <w:ind w:firstLine="720"/>
-      </w:pPr>
+        <w:t xml:space="preserve">Fecha:</w:t>
+      </w:r>
+      <w:r>
+        <w:t xml:space="preserve"> </w:t>
+      </w:r>
+      <w:r>
+        <w:t xml:space="preserve">14 de octubre de 2026 |</w:t>
+      </w:r>
+      <w:r>
+        <w:t xml:space="preserve"> </w:t>
+      </w:r>
       <w:r>
         <w:rPr>
           <w:b/>
           <w:bCs/>
         </w:rPr>
+        <w:t xml:space="preserve">Versión documental:</w:t>
+      </w:r>
+      <w:r>
+        <w:t xml:space="preserve"> </w:t>
+      </w:r>
+      <w:r>
+        <w:t xml:space="preserve">4.0</w:t>
+      </w:r>
+    </w:p>
+    <w:p>
+      <w:pPr>
+        <w:pStyle w:val="BodyText"/>
+        <w:spacing w:line="396" w:lineRule="auto" w:after="100"/>
+      </w:pPr>
+      <w:r>
+        <w:rPr>
+          <w:b/>
+          <w:bCs/>
+        </w:rPr>
         <w:t xml:space="preserve">Estado de la evidencia:</w:t>
       </w:r>
       <w:r>
@@ -180,20 +259,16 @@
       <w:pPr>
         <w:pStyle w:val="Heading2"/>
         <w:keepNext/>
-        <w:ind w:firstLine="0"/>
-      </w:pPr>
-      <w:r>
-        <w:rPr>
-          <w:color w:val="000000"/>
-        </w:rPr>
+        <w:spacing w:line="264" w:lineRule="auto"/>
+      </w:pPr>
+      <w:r>
         <w:t xml:space="preserve">1. Procedencia y limitación</w:t>
       </w:r>
     </w:p>
     <w:p>
       <w:pPr>
         <w:pStyle w:val="FirstParagraph"/>
-        <w:spacing w:line="480" w:lineRule="auto" w:after="0"/>
-        <w:ind w:firstLine="720"/>
+        <w:spacing w:line="396" w:lineRule="auto" w:after="100"/>
       </w:pPr>
       <w:r>
         <w:t xml:space="preserve">Los campos listados a continuación se transcriben de modelos C# inspeccionados en</w:t>
@@ -245,12 +320,9 @@
       <w:pPr>
         <w:pStyle w:val="Heading2"/>
         <w:keepNext/>
-        <w:ind w:firstLine="0"/>
-      </w:pPr>
-      <w:r>
-        <w:rPr>
-          <w:color w:val="000000"/>
-        </w:rPr>
+        <w:spacing w:line="264" w:lineRule="auto"/>
+      </w:pPr>
+      <w:r>
         <w:t xml:space="preserve">2. Modelos de datos inspeccionados</w:t>
       </w:r>
     </w:p>
@@ -259,12 +331,9 @@
       <w:pPr>
         <w:pStyle w:val="Heading3"/>
         <w:keepNext/>
-        <w:ind w:firstLine="0"/>
-      </w:pPr>
-      <w:r>
-        <w:rPr>
-          <w:color w:val="000000"/>
-        </w:rPr>
+        <w:spacing w:line="264" w:lineRule="auto"/>
+      </w:pPr>
+      <w:r>
         <w:t xml:space="preserve">Entidad User</w:t>
       </w:r>
     </w:p>
@@ -273,7 +342,7 @@
         <w:tblStyle w:val="Table"/>
         <w:tblW w:type="pct" w:w="5000"/>
         <w:jc w:val="left"/>
-        <w:tblLayout w:type="fixed"/>
+        <w:tblLayout w:type="autofit"/>
         <w:tblLook w:firstRow="1" w:lastRow="0" w:firstColumn="0" w:lastColumn="0" w:noHBand="0" w:noVBand="0" w:val="0020"/>
       </w:tblPr>
       <w:tblGrid>
@@ -290,14 +359,14 @@
           <w:p>
             <w:pPr>
               <w:pStyle w:val="Compact"/>
-              <w:spacing w:line="240" w:lineRule="auto" w:after="0"/>
-              <w:ind w:firstLine="0"/>
-              <w:jc w:val="left"/>
-            </w:pPr>
-            <w:r>
-              <w:rPr>
-                <w:rFonts w:ascii="Times New Roman" w:hAnsi="Times New Roman"/>
-                <w:sz w:val="18"/>
+              <w:spacing w:line="240" w:lineRule="auto" w:after="20"/>
+              <w:ind w:firstLine="0"/>
+              <w:jc w:val="left"/>
+            </w:pPr>
+            <w:r>
+              <w:rPr>
+                <w:b/>
+                <w:sz w:val="17"/>
               </w:rPr>
               <w:t xml:space="preserve">Propiedad/Tipo visible</w:t>
             </w:r>
@@ -308,14 +377,14 @@
           <w:p>
             <w:pPr>
               <w:pStyle w:val="Compact"/>
-              <w:spacing w:line="240" w:lineRule="auto" w:after="0"/>
-              <w:ind w:firstLine="0"/>
-              <w:jc w:val="left"/>
-            </w:pPr>
-            <w:r>
-              <w:rPr>
-                <w:rFonts w:ascii="Times New Roman" w:hAnsi="Times New Roman"/>
-                <w:sz w:val="18"/>
+              <w:spacing w:line="240" w:lineRule="auto" w:after="20"/>
+              <w:ind w:firstLine="0"/>
+              <w:jc w:val="left"/>
+            </w:pPr>
+            <w:r>
+              <w:rPr>
+                <w:b/>
+                <w:sz w:val="17"/>
               </w:rPr>
               <w:t xml:space="preserve">Interpretación de dominio</w:t>
             </w:r>
@@ -328,14 +397,13 @@
           <w:p>
             <w:pPr>
               <w:pStyle w:val="Compact"/>
-              <w:spacing w:line="240" w:lineRule="auto" w:after="0"/>
-              <w:ind w:firstLine="0"/>
-              <w:jc w:val="left"/>
-            </w:pPr>
-            <w:r>
-              <w:rPr>
-                <w:rFonts w:ascii="Times New Roman" w:hAnsi="Times New Roman"/>
-                <w:sz w:val="18"/>
+              <w:spacing w:line="240" w:lineRule="auto" w:after="20"/>
+              <w:ind w:firstLine="0"/>
+              <w:jc w:val="left"/>
+            </w:pPr>
+            <w:r>
+              <w:rPr>
+                <w:sz w:val="17"/>
               </w:rPr>
               <w:t xml:space="preserve">Id:int PK</w:t>
             </w:r>
@@ -346,14 +414,13 @@
           <w:p>
             <w:pPr>
               <w:pStyle w:val="Compact"/>
-              <w:spacing w:line="240" w:lineRule="auto" w:after="0"/>
-              <w:ind w:firstLine="0"/>
-              <w:jc w:val="left"/>
-            </w:pPr>
-            <w:r>
-              <w:rPr>
-                <w:rFonts w:ascii="Times New Roman" w:hAnsi="Times New Roman"/>
-                <w:sz w:val="18"/>
+              <w:spacing w:line="240" w:lineRule="auto" w:after="20"/>
+              <w:ind w:firstLine="0"/>
+              <w:jc w:val="left"/>
+            </w:pPr>
+            <w:r>
+              <w:rPr>
+                <w:sz w:val="17"/>
               </w:rPr>
               <w:t xml:space="preserve">Id — propiedad del modelo C#</w:t>
             </w:r>
@@ -366,14 +433,13 @@
           <w:p>
             <w:pPr>
               <w:pStyle w:val="Compact"/>
-              <w:spacing w:line="240" w:lineRule="auto" w:after="0"/>
-              <w:ind w:firstLine="0"/>
-              <w:jc w:val="left"/>
-            </w:pPr>
-            <w:r>
-              <w:rPr>
-                <w:rFonts w:ascii="Times New Roman" w:hAnsi="Times New Roman"/>
-                <w:sz w:val="18"/>
+              <w:spacing w:line="240" w:lineRule="auto" w:after="20"/>
+              <w:ind w:firstLine="0"/>
+              <w:jc w:val="left"/>
+            </w:pPr>
+            <w:r>
+              <w:rPr>
+                <w:sz w:val="17"/>
               </w:rPr>
               <w:t xml:space="preserve">Email:string?</w:t>
             </w:r>
@@ -384,14 +450,13 @@
           <w:p>
             <w:pPr>
               <w:pStyle w:val="Compact"/>
-              <w:spacing w:line="240" w:lineRule="auto" w:after="0"/>
-              <w:ind w:firstLine="0"/>
-              <w:jc w:val="left"/>
-            </w:pPr>
-            <w:r>
-              <w:rPr>
-                <w:rFonts w:ascii="Times New Roman" w:hAnsi="Times New Roman"/>
-                <w:sz w:val="18"/>
+              <w:spacing w:line="240" w:lineRule="auto" w:after="20"/>
+              <w:ind w:firstLine="0"/>
+              <w:jc w:val="left"/>
+            </w:pPr>
+            <w:r>
+              <w:rPr>
+                <w:sz w:val="17"/>
               </w:rPr>
               <w:t xml:space="preserve">Email — propiedad del modelo C#</w:t>
             </w:r>
@@ -404,14 +469,13 @@
           <w:p>
             <w:pPr>
               <w:pStyle w:val="Compact"/>
-              <w:spacing w:line="240" w:lineRule="auto" w:after="0"/>
-              <w:ind w:firstLine="0"/>
-              <w:jc w:val="left"/>
-            </w:pPr>
-            <w:r>
-              <w:rPr>
-                <w:rFonts w:ascii="Times New Roman" w:hAnsi="Times New Roman"/>
-                <w:sz w:val="18"/>
+              <w:spacing w:line="240" w:lineRule="auto" w:after="20"/>
+              <w:ind w:firstLine="0"/>
+              <w:jc w:val="left"/>
+            </w:pPr>
+            <w:r>
+              <w:rPr>
+                <w:sz w:val="17"/>
               </w:rPr>
               <w:t xml:space="preserve">PasswordHash:string</w:t>
             </w:r>
@@ -422,14 +486,13 @@
           <w:p>
             <w:pPr>
               <w:pStyle w:val="Compact"/>
-              <w:spacing w:line="240" w:lineRule="auto" w:after="0"/>
-              <w:ind w:firstLine="0"/>
-              <w:jc w:val="left"/>
-            </w:pPr>
-            <w:r>
-              <w:rPr>
-                <w:rFonts w:ascii="Times New Roman" w:hAnsi="Times New Roman"/>
-                <w:sz w:val="18"/>
+              <w:spacing w:line="240" w:lineRule="auto" w:after="20"/>
+              <w:ind w:firstLine="0"/>
+              <w:jc w:val="left"/>
+            </w:pPr>
+            <w:r>
+              <w:rPr>
+                <w:sz w:val="17"/>
               </w:rPr>
               <w:t xml:space="preserve">PasswordHash — propiedad del modelo C#</w:t>
             </w:r>
@@ -442,14 +505,13 @@
           <w:p>
             <w:pPr>
               <w:pStyle w:val="Compact"/>
-              <w:spacing w:line="240" w:lineRule="auto" w:after="0"/>
-              <w:ind w:firstLine="0"/>
-              <w:jc w:val="left"/>
-            </w:pPr>
-            <w:r>
-              <w:rPr>
-                <w:rFonts w:ascii="Times New Roman" w:hAnsi="Times New Roman"/>
-                <w:sz w:val="18"/>
+              <w:spacing w:line="240" w:lineRule="auto" w:after="20"/>
+              <w:ind w:firstLine="0"/>
+              <w:jc w:val="left"/>
+            </w:pPr>
+            <w:r>
+              <w:rPr>
+                <w:sz w:val="17"/>
               </w:rPr>
               <w:t xml:space="preserve">Status:bool</w:t>
             </w:r>
@@ -460,14 +522,13 @@
           <w:p>
             <w:pPr>
               <w:pStyle w:val="Compact"/>
-              <w:spacing w:line="240" w:lineRule="auto" w:after="0"/>
-              <w:ind w:firstLine="0"/>
-              <w:jc w:val="left"/>
-            </w:pPr>
-            <w:r>
-              <w:rPr>
-                <w:rFonts w:ascii="Times New Roman" w:hAnsi="Times New Roman"/>
-                <w:sz w:val="18"/>
+              <w:spacing w:line="240" w:lineRule="auto" w:after="20"/>
+              <w:ind w:firstLine="0"/>
+              <w:jc w:val="left"/>
+            </w:pPr>
+            <w:r>
+              <w:rPr>
+                <w:sz w:val="17"/>
               </w:rPr>
               <w:t xml:space="preserve">Status — propiedad del modelo C#</w:t>
             </w:r>
@@ -480,14 +541,13 @@
           <w:p>
             <w:pPr>
               <w:pStyle w:val="Compact"/>
-              <w:spacing w:line="240" w:lineRule="auto" w:after="0"/>
-              <w:ind w:firstLine="0"/>
-              <w:jc w:val="left"/>
-            </w:pPr>
-            <w:r>
-              <w:rPr>
-                <w:rFonts w:ascii="Times New Roman" w:hAnsi="Times New Roman"/>
-                <w:sz w:val="18"/>
+              <w:spacing w:line="240" w:lineRule="auto" w:after="20"/>
+              <w:ind w:firstLine="0"/>
+              <w:jc w:val="left"/>
+            </w:pPr>
+            <w:r>
+              <w:rPr>
+                <w:sz w:val="17"/>
               </w:rPr>
               <w:t xml:space="preserve">MustChangePassword:bool</w:t>
             </w:r>
@@ -498,14 +558,13 @@
           <w:p>
             <w:pPr>
               <w:pStyle w:val="Compact"/>
-              <w:spacing w:line="240" w:lineRule="auto" w:after="0"/>
-              <w:ind w:firstLine="0"/>
-              <w:jc w:val="left"/>
-            </w:pPr>
-            <w:r>
-              <w:rPr>
-                <w:rFonts w:ascii="Times New Roman" w:hAnsi="Times New Roman"/>
-                <w:sz w:val="18"/>
+              <w:spacing w:line="240" w:lineRule="auto" w:after="20"/>
+              <w:ind w:firstLine="0"/>
+              <w:jc w:val="left"/>
+            </w:pPr>
+            <w:r>
+              <w:rPr>
+                <w:sz w:val="17"/>
               </w:rPr>
               <w:t xml:space="preserve">MustChangePassword — propiedad del modelo C#</w:t>
             </w:r>
@@ -518,14 +577,13 @@
           <w:p>
             <w:pPr>
               <w:pStyle w:val="Compact"/>
-              <w:spacing w:line="240" w:lineRule="auto" w:after="0"/>
-              <w:ind w:firstLine="0"/>
-              <w:jc w:val="left"/>
-            </w:pPr>
-            <w:r>
-              <w:rPr>
-                <w:rFonts w:ascii="Times New Roman" w:hAnsi="Times New Roman"/>
-                <w:sz w:val="18"/>
+              <w:spacing w:line="240" w:lineRule="auto" w:after="20"/>
+              <w:ind w:firstLine="0"/>
+              <w:jc w:val="left"/>
+            </w:pPr>
+            <w:r>
+              <w:rPr>
+                <w:sz w:val="17"/>
               </w:rPr>
               <w:t xml:space="preserve">LastLogin:DateTime?</w:t>
             </w:r>
@@ -536,14 +594,13 @@
           <w:p>
             <w:pPr>
               <w:pStyle w:val="Compact"/>
-              <w:spacing w:line="240" w:lineRule="auto" w:after="0"/>
-              <w:ind w:firstLine="0"/>
-              <w:jc w:val="left"/>
-            </w:pPr>
-            <w:r>
-              <w:rPr>
-                <w:rFonts w:ascii="Times New Roman" w:hAnsi="Times New Roman"/>
-                <w:sz w:val="18"/>
+              <w:spacing w:line="240" w:lineRule="auto" w:after="20"/>
+              <w:ind w:firstLine="0"/>
+              <w:jc w:val="left"/>
+            </w:pPr>
+            <w:r>
+              <w:rPr>
+                <w:sz w:val="17"/>
               </w:rPr>
               <w:t xml:space="preserve">LastLogin — propiedad del modelo C#</w:t>
             </w:r>
@@ -556,14 +613,13 @@
           <w:p>
             <w:pPr>
               <w:pStyle w:val="Compact"/>
-              <w:spacing w:line="240" w:lineRule="auto" w:after="0"/>
-              <w:ind w:firstLine="0"/>
-              <w:jc w:val="left"/>
-            </w:pPr>
-            <w:r>
-              <w:rPr>
-                <w:rFonts w:ascii="Times New Roman" w:hAnsi="Times New Roman"/>
-                <w:sz w:val="18"/>
+              <w:spacing w:line="240" w:lineRule="auto" w:after="20"/>
+              <w:ind w:firstLine="0"/>
+              <w:jc w:val="left"/>
+            </w:pPr>
+            <w:r>
+              <w:rPr>
+                <w:sz w:val="17"/>
               </w:rPr>
               <w:t xml:space="preserve">CreatedAt:DateTime</w:t>
             </w:r>
@@ -574,14 +630,13 @@
           <w:p>
             <w:pPr>
               <w:pStyle w:val="Compact"/>
-              <w:spacing w:line="240" w:lineRule="auto" w:after="0"/>
-              <w:ind w:firstLine="0"/>
-              <w:jc w:val="left"/>
-            </w:pPr>
-            <w:r>
-              <w:rPr>
-                <w:rFonts w:ascii="Times New Roman" w:hAnsi="Times New Roman"/>
-                <w:sz w:val="18"/>
+              <w:spacing w:line="240" w:lineRule="auto" w:after="20"/>
+              <w:ind w:firstLine="0"/>
+              <w:jc w:val="left"/>
+            </w:pPr>
+            <w:r>
+              <w:rPr>
+                <w:sz w:val="17"/>
               </w:rPr>
               <w:t xml:space="preserve">CreatedAt — propiedad del modelo C#</w:t>
             </w:r>
@@ -594,14 +649,13 @@
           <w:p>
             <w:pPr>
               <w:pStyle w:val="Compact"/>
-              <w:spacing w:line="240" w:lineRule="auto" w:after="0"/>
-              <w:ind w:firstLine="0"/>
-              <w:jc w:val="left"/>
-            </w:pPr>
-            <w:r>
-              <w:rPr>
-                <w:rFonts w:ascii="Times New Roman" w:hAnsi="Times New Roman"/>
-                <w:sz w:val="18"/>
+              <w:spacing w:line="240" w:lineRule="auto" w:after="20"/>
+              <w:ind w:firstLine="0"/>
+              <w:jc w:val="left"/>
+            </w:pPr>
+            <w:r>
+              <w:rPr>
+                <w:sz w:val="17"/>
               </w:rPr>
               <w:t xml:space="preserve">FailedLoginAttempts:int</w:t>
             </w:r>
@@ -612,14 +666,13 @@
           <w:p>
             <w:pPr>
               <w:pStyle w:val="Compact"/>
-              <w:spacing w:line="240" w:lineRule="auto" w:after="0"/>
-              <w:ind w:firstLine="0"/>
-              <w:jc w:val="left"/>
-            </w:pPr>
-            <w:r>
-              <w:rPr>
-                <w:rFonts w:ascii="Times New Roman" w:hAnsi="Times New Roman"/>
-                <w:sz w:val="18"/>
+              <w:spacing w:line="240" w:lineRule="auto" w:after="20"/>
+              <w:ind w:firstLine="0"/>
+              <w:jc w:val="left"/>
+            </w:pPr>
+            <w:r>
+              <w:rPr>
+                <w:sz w:val="17"/>
               </w:rPr>
               <w:t xml:space="preserve">FailedLoginAttempts — propiedad del modelo C#</w:t>
             </w:r>
@@ -632,14 +685,13 @@
           <w:p>
             <w:pPr>
               <w:pStyle w:val="Compact"/>
-              <w:spacing w:line="240" w:lineRule="auto" w:after="0"/>
-              <w:ind w:firstLine="0"/>
-              <w:jc w:val="left"/>
-            </w:pPr>
-            <w:r>
-              <w:rPr>
-                <w:rFonts w:ascii="Times New Roman" w:hAnsi="Times New Roman"/>
-                <w:sz w:val="18"/>
+              <w:spacing w:line="240" w:lineRule="auto" w:after="20"/>
+              <w:ind w:firstLine="0"/>
+              <w:jc w:val="left"/>
+            </w:pPr>
+            <w:r>
+              <w:rPr>
+                <w:sz w:val="17"/>
               </w:rPr>
               <w:t xml:space="preserve">LockoutEnd:DateTime?</w:t>
             </w:r>
@@ -650,14 +702,13 @@
           <w:p>
             <w:pPr>
               <w:pStyle w:val="Compact"/>
-              <w:spacing w:line="240" w:lineRule="auto" w:after="0"/>
-              <w:ind w:firstLine="0"/>
-              <w:jc w:val="left"/>
-            </w:pPr>
-            <w:r>
-              <w:rPr>
-                <w:rFonts w:ascii="Times New Roman" w:hAnsi="Times New Roman"/>
-                <w:sz w:val="18"/>
+              <w:spacing w:line="240" w:lineRule="auto" w:after="20"/>
+              <w:ind w:firstLine="0"/>
+              <w:jc w:val="left"/>
+            </w:pPr>
+            <w:r>
+              <w:rPr>
+                <w:sz w:val="17"/>
               </w:rPr>
               <w:t xml:space="preserve">LockoutEnd — propiedad del modelo C#</w:t>
             </w:r>
@@ -670,14 +721,13 @@
           <w:p>
             <w:pPr>
               <w:pStyle w:val="Compact"/>
-              <w:spacing w:line="240" w:lineRule="auto" w:after="0"/>
-              <w:ind w:firstLine="0"/>
-              <w:jc w:val="left"/>
-            </w:pPr>
-            <w:r>
-              <w:rPr>
-                <w:rFonts w:ascii="Times New Roman" w:hAnsi="Times New Roman"/>
-                <w:sz w:val="18"/>
+              <w:spacing w:line="240" w:lineRule="auto" w:after="20"/>
+              <w:ind w:firstLine="0"/>
+              <w:jc w:val="left"/>
+            </w:pPr>
+            <w:r>
+              <w:rPr>
+                <w:sz w:val="17"/>
               </w:rPr>
               <w:t xml:space="preserve">EmailConfirmed:bool</w:t>
             </w:r>
@@ -688,14 +738,13 @@
           <w:p>
             <w:pPr>
               <w:pStyle w:val="Compact"/>
-              <w:spacing w:line="240" w:lineRule="auto" w:after="0"/>
-              <w:ind w:firstLine="0"/>
-              <w:jc w:val="left"/>
-            </w:pPr>
-            <w:r>
-              <w:rPr>
-                <w:rFonts w:ascii="Times New Roman" w:hAnsi="Times New Roman"/>
-                <w:sz w:val="18"/>
+              <w:spacing w:line="240" w:lineRule="auto" w:after="20"/>
+              <w:ind w:firstLine="0"/>
+              <w:jc w:val="left"/>
+            </w:pPr>
+            <w:r>
+              <w:rPr>
+                <w:sz w:val="17"/>
               </w:rPr>
               <w:t xml:space="preserve">EmailConfirmed — propiedad del modelo C#</w:t>
             </w:r>
@@ -709,12 +758,9 @@
       <w:pPr>
         <w:pStyle w:val="Heading3"/>
         <w:keepNext/>
-        <w:ind w:firstLine="0"/>
-      </w:pPr>
-      <w:r>
-        <w:rPr>
-          <w:color w:val="000000"/>
-        </w:rPr>
+        <w:spacing w:line="264" w:lineRule="auto"/>
+      </w:pPr>
+      <w:r>
         <w:t xml:space="preserve">Entidad Employee</w:t>
       </w:r>
     </w:p>
@@ -723,6 +769,7 @@
         <w:tblStyle w:val="Table"/>
         <w:tblW w:type="auto" w:w="0"/>
         <w:jc w:val="left"/>
+        <w:tblLayout w:type="autofit"/>
         <w:tblLook w:firstRow="1" w:lastRow="0" w:firstColumn="0" w:lastColumn="0" w:noHBand="0" w:noVBand="0" w:val="0020"/>
       </w:tblPr>
       <w:tblGrid>
@@ -739,14 +786,14 @@
           <w:p>
             <w:pPr>
               <w:pStyle w:val="Compact"/>
-              <w:spacing w:line="240" w:lineRule="auto" w:after="0"/>
-              <w:ind w:firstLine="0"/>
-              <w:jc w:val="left"/>
-            </w:pPr>
-            <w:r>
-              <w:rPr>
-                <w:rFonts w:ascii="Times New Roman" w:hAnsi="Times New Roman"/>
-                <w:sz w:val="18"/>
+              <w:spacing w:line="240" w:lineRule="auto" w:after="20"/>
+              <w:ind w:firstLine="0"/>
+              <w:jc w:val="left"/>
+            </w:pPr>
+            <w:r>
+              <w:rPr>
+                <w:b/>
+                <w:sz w:val="17"/>
               </w:rPr>
               <w:t xml:space="preserve">Propiedad/Tipo visible</w:t>
             </w:r>
@@ -757,14 +804,14 @@
           <w:p>
             <w:pPr>
               <w:pStyle w:val="Compact"/>
-              <w:spacing w:line="240" w:lineRule="auto" w:after="0"/>
-              <w:ind w:firstLine="0"/>
-              <w:jc w:val="left"/>
-            </w:pPr>
-            <w:r>
-              <w:rPr>
-                <w:rFonts w:ascii="Times New Roman" w:hAnsi="Times New Roman"/>
-                <w:sz w:val="18"/>
+              <w:spacing w:line="240" w:lineRule="auto" w:after="20"/>
+              <w:ind w:firstLine="0"/>
+              <w:jc w:val="left"/>
+            </w:pPr>
+            <w:r>
+              <w:rPr>
+                <w:b/>
+                <w:sz w:val="17"/>
               </w:rPr>
               <w:t xml:space="preserve">Interpretación de dominio</w:t>
             </w:r>
@@ -777,14 +824,13 @@
           <w:p>
             <w:pPr>
               <w:pStyle w:val="Compact"/>
-              <w:spacing w:line="240" w:lineRule="auto" w:after="0"/>
-              <w:ind w:firstLine="0"/>
-              <w:jc w:val="left"/>
-            </w:pPr>
-            <w:r>
-              <w:rPr>
-                <w:rFonts w:ascii="Times New Roman" w:hAnsi="Times New Roman"/>
-                <w:sz w:val="18"/>
+              <w:spacing w:line="240" w:lineRule="auto" w:after="20"/>
+              <w:ind w:firstLine="0"/>
+              <w:jc w:val="left"/>
+            </w:pPr>
+            <w:r>
+              <w:rPr>
+                <w:sz w:val="17"/>
               </w:rPr>
               <w:t xml:space="preserve">Id:int PK</w:t>
             </w:r>
@@ -795,14 +841,13 @@
           <w:p>
             <w:pPr>
               <w:pStyle w:val="Compact"/>
-              <w:spacing w:line="240" w:lineRule="auto" w:after="0"/>
-              <w:ind w:firstLine="0"/>
-              <w:jc w:val="left"/>
-            </w:pPr>
-            <w:r>
-              <w:rPr>
-                <w:rFonts w:ascii="Times New Roman" w:hAnsi="Times New Roman"/>
-                <w:sz w:val="18"/>
+              <w:spacing w:line="240" w:lineRule="auto" w:after="20"/>
+              <w:ind w:firstLine="0"/>
+              <w:jc w:val="left"/>
+            </w:pPr>
+            <w:r>
+              <w:rPr>
+                <w:sz w:val="17"/>
               </w:rPr>
               <w:t xml:space="preserve">Id — propiedad del modelo C#</w:t>
             </w:r>
@@ -815,14 +860,13 @@
           <w:p>
             <w:pPr>
               <w:pStyle w:val="Compact"/>
-              <w:spacing w:line="240" w:lineRule="auto" w:after="0"/>
-              <w:ind w:firstLine="0"/>
-              <w:jc w:val="left"/>
-            </w:pPr>
-            <w:r>
-              <w:rPr>
-                <w:rFonts w:ascii="Times New Roman" w:hAnsi="Times New Roman"/>
-                <w:sz w:val="18"/>
+              <w:spacing w:line="240" w:lineRule="auto" w:after="20"/>
+              <w:ind w:firstLine="0"/>
+              <w:jc w:val="left"/>
+            </w:pPr>
+            <w:r>
+              <w:rPr>
+                <w:sz w:val="17"/>
               </w:rPr>
               <w:t xml:space="preserve">UserId:int FK</w:t>
             </w:r>
@@ -833,14 +877,13 @@
           <w:p>
             <w:pPr>
               <w:pStyle w:val="Compact"/>
-              <w:spacing w:line="240" w:lineRule="auto" w:after="0"/>
-              <w:ind w:firstLine="0"/>
-              <w:jc w:val="left"/>
-            </w:pPr>
-            <w:r>
-              <w:rPr>
-                <w:rFonts w:ascii="Times New Roman" w:hAnsi="Times New Roman"/>
-                <w:sz w:val="18"/>
+              <w:spacing w:line="240" w:lineRule="auto" w:after="20"/>
+              <w:ind w:firstLine="0"/>
+              <w:jc w:val="left"/>
+            </w:pPr>
+            <w:r>
+              <w:rPr>
+                <w:sz w:val="17"/>
               </w:rPr>
               <w:t xml:space="preserve">UserId — propiedad del modelo C#</w:t>
             </w:r>
@@ -853,14 +896,13 @@
           <w:p>
             <w:pPr>
               <w:pStyle w:val="Compact"/>
-              <w:spacing w:line="240" w:lineRule="auto" w:after="0"/>
-              <w:ind w:firstLine="0"/>
-              <w:jc w:val="left"/>
-            </w:pPr>
-            <w:r>
-              <w:rPr>
-                <w:rFonts w:ascii="Times New Roman" w:hAnsi="Times New Roman"/>
-                <w:sz w:val="18"/>
+              <w:spacing w:line="240" w:lineRule="auto" w:after="20"/>
+              <w:ind w:firstLine="0"/>
+              <w:jc w:val="left"/>
+            </w:pPr>
+            <w:r>
+              <w:rPr>
+                <w:sz w:val="17"/>
               </w:rPr>
               <w:t xml:space="preserve">Name:string</w:t>
             </w:r>
@@ -871,14 +913,13 @@
           <w:p>
             <w:pPr>
               <w:pStyle w:val="Compact"/>
-              <w:spacing w:line="240" w:lineRule="auto" w:after="0"/>
-              <w:ind w:firstLine="0"/>
-              <w:jc w:val="left"/>
-            </w:pPr>
-            <w:r>
-              <w:rPr>
-                <w:rFonts w:ascii="Times New Roman" w:hAnsi="Times New Roman"/>
-                <w:sz w:val="18"/>
+              <w:spacing w:line="240" w:lineRule="auto" w:after="20"/>
+              <w:ind w:firstLine="0"/>
+              <w:jc w:val="left"/>
+            </w:pPr>
+            <w:r>
+              <w:rPr>
+                <w:sz w:val="17"/>
               </w:rPr>
               <w:t xml:space="preserve">Name — propiedad del modelo C#</w:t>
             </w:r>
@@ -891,14 +932,13 @@
           <w:p>
             <w:pPr>
               <w:pStyle w:val="Compact"/>
-              <w:spacing w:line="240" w:lineRule="auto" w:after="0"/>
-              <w:ind w:firstLine="0"/>
-              <w:jc w:val="left"/>
-            </w:pPr>
-            <w:r>
-              <w:rPr>
-                <w:rFonts w:ascii="Times New Roman" w:hAnsi="Times New Roman"/>
-                <w:sz w:val="18"/>
+              <w:spacing w:line="240" w:lineRule="auto" w:after="20"/>
+              <w:ind w:firstLine="0"/>
+              <w:jc w:val="left"/>
+            </w:pPr>
+            <w:r>
+              <w:rPr>
+                <w:sz w:val="17"/>
               </w:rPr>
               <w:t xml:space="preserve">LastName:string?</w:t>
             </w:r>
@@ -909,14 +949,13 @@
           <w:p>
             <w:pPr>
               <w:pStyle w:val="Compact"/>
-              <w:spacing w:line="240" w:lineRule="auto" w:after="0"/>
-              <w:ind w:firstLine="0"/>
-              <w:jc w:val="left"/>
-            </w:pPr>
-            <w:r>
-              <w:rPr>
-                <w:rFonts w:ascii="Times New Roman" w:hAnsi="Times New Roman"/>
-                <w:sz w:val="18"/>
+              <w:spacing w:line="240" w:lineRule="auto" w:after="20"/>
+              <w:ind w:firstLine="0"/>
+              <w:jc w:val="left"/>
+            </w:pPr>
+            <w:r>
+              <w:rPr>
+                <w:sz w:val="17"/>
               </w:rPr>
               <w:t xml:space="preserve">LastName — propiedad del modelo C#</w:t>
             </w:r>
@@ -929,14 +968,13 @@
           <w:p>
             <w:pPr>
               <w:pStyle w:val="Compact"/>
-              <w:spacing w:line="240" w:lineRule="auto" w:after="0"/>
-              <w:ind w:firstLine="0"/>
-              <w:jc w:val="left"/>
-            </w:pPr>
-            <w:r>
-              <w:rPr>
-                <w:rFonts w:ascii="Times New Roman" w:hAnsi="Times New Roman"/>
-                <w:sz w:val="18"/>
+              <w:spacing w:line="240" w:lineRule="auto" w:after="20"/>
+              <w:ind w:firstLine="0"/>
+              <w:jc w:val="left"/>
+            </w:pPr>
+            <w:r>
+              <w:rPr>
+                <w:sz w:val="17"/>
               </w:rPr>
               <w:t xml:space="preserve">Document:string</w:t>
             </w:r>
@@ -947,14 +985,13 @@
           <w:p>
             <w:pPr>
               <w:pStyle w:val="Compact"/>
-              <w:spacing w:line="240" w:lineRule="auto" w:after="0"/>
-              <w:ind w:firstLine="0"/>
-              <w:jc w:val="left"/>
-            </w:pPr>
-            <w:r>
-              <w:rPr>
-                <w:rFonts w:ascii="Times New Roman" w:hAnsi="Times New Roman"/>
-                <w:sz w:val="18"/>
+              <w:spacing w:line="240" w:lineRule="auto" w:after="20"/>
+              <w:ind w:firstLine="0"/>
+              <w:jc w:val="left"/>
+            </w:pPr>
+            <w:r>
+              <w:rPr>
+                <w:sz w:val="17"/>
               </w:rPr>
               <w:t xml:space="preserve">Document — propiedad del modelo C#</w:t>
             </w:r>
@@ -967,14 +1004,13 @@
           <w:p>
             <w:pPr>
               <w:pStyle w:val="Compact"/>
-              <w:spacing w:line="240" w:lineRule="auto" w:after="0"/>
-              <w:ind w:firstLine="0"/>
-              <w:jc w:val="left"/>
-            </w:pPr>
-            <w:r>
-              <w:rPr>
-                <w:rFonts w:ascii="Times New Roman" w:hAnsi="Times New Roman"/>
-                <w:sz w:val="18"/>
+              <w:spacing w:line="240" w:lineRule="auto" w:after="20"/>
+              <w:ind w:firstLine="0"/>
+              <w:jc w:val="left"/>
+            </w:pPr>
+            <w:r>
+              <w:rPr>
+                <w:sz w:val="17"/>
               </w:rPr>
               <w:t xml:space="preserve">Phone:string?</w:t>
             </w:r>
@@ -985,14 +1021,13 @@
           <w:p>
             <w:pPr>
               <w:pStyle w:val="Compact"/>
-              <w:spacing w:line="240" w:lineRule="auto" w:after="0"/>
-              <w:ind w:firstLine="0"/>
-              <w:jc w:val="left"/>
-            </w:pPr>
-            <w:r>
-              <w:rPr>
-                <w:rFonts w:ascii="Times New Roman" w:hAnsi="Times New Roman"/>
-                <w:sz w:val="18"/>
+              <w:spacing w:line="240" w:lineRule="auto" w:after="20"/>
+              <w:ind w:firstLine="0"/>
+              <w:jc w:val="left"/>
+            </w:pPr>
+            <w:r>
+              <w:rPr>
+                <w:sz w:val="17"/>
               </w:rPr>
               <w:t xml:space="preserve">Phone — propiedad del modelo C#</w:t>
             </w:r>
@@ -1005,14 +1040,13 @@
           <w:p>
             <w:pPr>
               <w:pStyle w:val="Compact"/>
-              <w:spacing w:line="240" w:lineRule="auto" w:after="0"/>
-              <w:ind w:firstLine="0"/>
-              <w:jc w:val="left"/>
-            </w:pPr>
-            <w:r>
-              <w:rPr>
-                <w:rFonts w:ascii="Times New Roman" w:hAnsi="Times New Roman"/>
-                <w:sz w:val="18"/>
+              <w:spacing w:line="240" w:lineRule="auto" w:after="20"/>
+              <w:ind w:firstLine="0"/>
+              <w:jc w:val="left"/>
+            </w:pPr>
+            <w:r>
+              <w:rPr>
+                <w:sz w:val="17"/>
               </w:rPr>
               <w:t xml:space="preserve">BranchId:int? FK</w:t>
             </w:r>
@@ -1023,14 +1057,13 @@
           <w:p>
             <w:pPr>
               <w:pStyle w:val="Compact"/>
-              <w:spacing w:line="240" w:lineRule="auto" w:after="0"/>
-              <w:ind w:firstLine="0"/>
-              <w:jc w:val="left"/>
-            </w:pPr>
-            <w:r>
-              <w:rPr>
-                <w:rFonts w:ascii="Times New Roman" w:hAnsi="Times New Roman"/>
-                <w:sz w:val="18"/>
+              <w:spacing w:line="240" w:lineRule="auto" w:after="20"/>
+              <w:ind w:firstLine="0"/>
+              <w:jc w:val="left"/>
+            </w:pPr>
+            <w:r>
+              <w:rPr>
+                <w:sz w:val="17"/>
               </w:rPr>
               <w:t xml:space="preserve">BranchId — propiedad del modelo C#</w:t>
             </w:r>
@@ -1043,14 +1076,13 @@
           <w:p>
             <w:pPr>
               <w:pStyle w:val="Compact"/>
-              <w:spacing w:line="240" w:lineRule="auto" w:after="0"/>
-              <w:ind w:firstLine="0"/>
-              <w:jc w:val="left"/>
-            </w:pPr>
-            <w:r>
-              <w:rPr>
-                <w:rFonts w:ascii="Times New Roman" w:hAnsi="Times New Roman"/>
-                <w:sz w:val="18"/>
+              <w:spacing w:line="240" w:lineRule="auto" w:after="20"/>
+              <w:ind w:firstLine="0"/>
+              <w:jc w:val="left"/>
+            </w:pPr>
+            <w:r>
+              <w:rPr>
+                <w:sz w:val="17"/>
               </w:rPr>
               <w:t xml:space="preserve">Status:string</w:t>
             </w:r>
@@ -1061,14 +1093,13 @@
           <w:p>
             <w:pPr>
               <w:pStyle w:val="Compact"/>
-              <w:spacing w:line="240" w:lineRule="auto" w:after="0"/>
-              <w:ind w:firstLine="0"/>
-              <w:jc w:val="left"/>
-            </w:pPr>
-            <w:r>
-              <w:rPr>
-                <w:rFonts w:ascii="Times New Roman" w:hAnsi="Times New Roman"/>
-                <w:sz w:val="18"/>
+              <w:spacing w:line="240" w:lineRule="auto" w:after="20"/>
+              <w:ind w:firstLine="0"/>
+              <w:jc w:val="left"/>
+            </w:pPr>
+            <w:r>
+              <w:rPr>
+                <w:sz w:val="17"/>
               </w:rPr>
               <w:t xml:space="preserve">Status — propiedad del modelo C#</w:t>
             </w:r>
@@ -1081,14 +1112,13 @@
           <w:p>
             <w:pPr>
               <w:pStyle w:val="Compact"/>
-              <w:spacing w:line="240" w:lineRule="auto" w:after="0"/>
-              <w:ind w:firstLine="0"/>
-              <w:jc w:val="left"/>
-            </w:pPr>
-            <w:r>
-              <w:rPr>
-                <w:rFonts w:ascii="Times New Roman" w:hAnsi="Times New Roman"/>
-                <w:sz w:val="18"/>
+              <w:spacing w:line="240" w:lineRule="auto" w:after="20"/>
+              <w:ind w:firstLine="0"/>
+              <w:jc w:val="left"/>
+            </w:pPr>
+            <w:r>
+              <w:rPr>
+                <w:sz w:val="17"/>
               </w:rPr>
               <w:t xml:space="preserve">Vehicle:string?</w:t>
             </w:r>
@@ -1099,14 +1129,13 @@
           <w:p>
             <w:pPr>
               <w:pStyle w:val="Compact"/>
-              <w:spacing w:line="240" w:lineRule="auto" w:after="0"/>
-              <w:ind w:firstLine="0"/>
-              <w:jc w:val="left"/>
-            </w:pPr>
-            <w:r>
-              <w:rPr>
-                <w:rFonts w:ascii="Times New Roman" w:hAnsi="Times New Roman"/>
-                <w:sz w:val="18"/>
+              <w:spacing w:line="240" w:lineRule="auto" w:after="20"/>
+              <w:ind w:firstLine="0"/>
+              <w:jc w:val="left"/>
+            </w:pPr>
+            <w:r>
+              <w:rPr>
+                <w:sz w:val="17"/>
               </w:rPr>
               <w:t xml:space="preserve">Vehicle — propiedad del modelo C#</w:t>
             </w:r>
@@ -1119,14 +1148,13 @@
           <w:p>
             <w:pPr>
               <w:pStyle w:val="Compact"/>
-              <w:spacing w:line="240" w:lineRule="auto" w:after="0"/>
-              <w:ind w:firstLine="0"/>
-              <w:jc w:val="left"/>
-            </w:pPr>
-            <w:r>
-              <w:rPr>
-                <w:rFonts w:ascii="Times New Roman" w:hAnsi="Times New Roman"/>
-                <w:sz w:val="18"/>
+              <w:spacing w:line="240" w:lineRule="auto" w:after="20"/>
+              <w:ind w:firstLine="0"/>
+              <w:jc w:val="left"/>
+            </w:pPr>
+            <w:r>
+              <w:rPr>
+                <w:sz w:val="17"/>
               </w:rPr>
               <w:t xml:space="preserve">Plate:string?</w:t>
             </w:r>
@@ -1137,14 +1165,13 @@
           <w:p>
             <w:pPr>
               <w:pStyle w:val="Compact"/>
-              <w:spacing w:line="240" w:lineRule="auto" w:after="0"/>
-              <w:ind w:firstLine="0"/>
-              <w:jc w:val="left"/>
-            </w:pPr>
-            <w:r>
-              <w:rPr>
-                <w:rFonts w:ascii="Times New Roman" w:hAnsi="Times New Roman"/>
-                <w:sz w:val="18"/>
+              <w:spacing w:line="240" w:lineRule="auto" w:after="20"/>
+              <w:ind w:firstLine="0"/>
+              <w:jc w:val="left"/>
+            </w:pPr>
+            <w:r>
+              <w:rPr>
+                <w:sz w:val="17"/>
               </w:rPr>
               <w:t xml:space="preserve">Plate — propiedad del modelo C#</w:t>
             </w:r>
@@ -1157,14 +1184,13 @@
           <w:p>
             <w:pPr>
               <w:pStyle w:val="Compact"/>
-              <w:spacing w:line="240" w:lineRule="auto" w:after="0"/>
-              <w:ind w:firstLine="0"/>
-              <w:jc w:val="left"/>
-            </w:pPr>
-            <w:r>
-              <w:rPr>
-                <w:rFonts w:ascii="Times New Roman" w:hAnsi="Times New Roman"/>
-                <w:sz w:val="18"/>
+              <w:spacing w:line="240" w:lineRule="auto" w:after="20"/>
+              <w:ind w:firstLine="0"/>
+              <w:jc w:val="left"/>
+            </w:pPr>
+            <w:r>
+              <w:rPr>
+                <w:sz w:val="17"/>
               </w:rPr>
               <w:t xml:space="preserve">IsAvailable:bool</w:t>
             </w:r>
@@ -1175,14 +1201,13 @@
           <w:p>
             <w:pPr>
               <w:pStyle w:val="Compact"/>
-              <w:spacing w:line="240" w:lineRule="auto" w:after="0"/>
-              <w:ind w:firstLine="0"/>
-              <w:jc w:val="left"/>
-            </w:pPr>
-            <w:r>
-              <w:rPr>
-                <w:rFonts w:ascii="Times New Roman" w:hAnsi="Times New Roman"/>
-                <w:sz w:val="18"/>
+              <w:spacing w:line="240" w:lineRule="auto" w:after="20"/>
+              <w:ind w:firstLine="0"/>
+              <w:jc w:val="left"/>
+            </w:pPr>
+            <w:r>
+              <w:rPr>
+                <w:sz w:val="17"/>
               </w:rPr>
               <w:t xml:space="preserve">IsAvailable — propiedad del modelo C#</w:t>
             </w:r>
@@ -1195,14 +1220,13 @@
           <w:p>
             <w:pPr>
               <w:pStyle w:val="Compact"/>
-              <w:spacing w:line="240" w:lineRule="auto" w:after="0"/>
-              <w:ind w:firstLine="0"/>
-              <w:jc w:val="left"/>
-            </w:pPr>
-            <w:r>
-              <w:rPr>
-                <w:rFonts w:ascii="Times New Roman" w:hAnsi="Times New Roman"/>
-                <w:sz w:val="18"/>
+              <w:spacing w:line="240" w:lineRule="auto" w:after="20"/>
+              <w:ind w:firstLine="0"/>
+              <w:jc w:val="left"/>
+            </w:pPr>
+            <w:r>
+              <w:rPr>
+                <w:sz w:val="17"/>
               </w:rPr>
               <w:t xml:space="preserve">BasePay:decimal</w:t>
             </w:r>
@@ -1213,14 +1237,13 @@
           <w:p>
             <w:pPr>
               <w:pStyle w:val="Compact"/>
-              <w:spacing w:line="240" w:lineRule="auto" w:after="0"/>
-              <w:ind w:firstLine="0"/>
-              <w:jc w:val="left"/>
-            </w:pPr>
-            <w:r>
-              <w:rPr>
-                <w:rFonts w:ascii="Times New Roman" w:hAnsi="Times New Roman"/>
-                <w:sz w:val="18"/>
+              <w:spacing w:line="240" w:lineRule="auto" w:after="20"/>
+              <w:ind w:firstLine="0"/>
+              <w:jc w:val="left"/>
+            </w:pPr>
+            <w:r>
+              <w:rPr>
+                <w:sz w:val="17"/>
               </w:rPr>
               <w:t xml:space="preserve">BasePay — propiedad del modelo C#</w:t>
             </w:r>
@@ -1234,12 +1257,9 @@
       <w:pPr>
         <w:pStyle w:val="Heading3"/>
         <w:keepNext/>
-        <w:ind w:firstLine="0"/>
-      </w:pPr>
-      <w:r>
-        <w:rPr>
-          <w:color w:val="000000"/>
-        </w:rPr>
+        <w:spacing w:line="264" w:lineRule="auto"/>
+      </w:pPr>
+      <w:r>
         <w:t xml:space="preserve">Entidad Branch</w:t>
       </w:r>
     </w:p>
@@ -1248,7 +1268,7 @@
         <w:tblStyle w:val="Table"/>
         <w:tblW w:type="pct" w:w="5000"/>
         <w:jc w:val="left"/>
-        <w:tblLayout w:type="fixed"/>
+        <w:tblLayout w:type="autofit"/>
         <w:tblLook w:firstRow="1" w:lastRow="0" w:firstColumn="0" w:lastColumn="0" w:noHBand="0" w:noVBand="0" w:val="0020"/>
       </w:tblPr>
       <w:tblGrid>
@@ -1265,14 +1285,14 @@
           <w:p>
             <w:pPr>
               <w:pStyle w:val="Compact"/>
-              <w:spacing w:line="240" w:lineRule="auto" w:after="0"/>
-              <w:ind w:firstLine="0"/>
-              <w:jc w:val="left"/>
-            </w:pPr>
-            <w:r>
-              <w:rPr>
-                <w:rFonts w:ascii="Times New Roman" w:hAnsi="Times New Roman"/>
-                <w:sz w:val="18"/>
+              <w:spacing w:line="240" w:lineRule="auto" w:after="20"/>
+              <w:ind w:firstLine="0"/>
+              <w:jc w:val="left"/>
+            </w:pPr>
+            <w:r>
+              <w:rPr>
+                <w:b/>
+                <w:sz w:val="17"/>
               </w:rPr>
               <w:t xml:space="preserve">Propiedad/Tipo visible</w:t>
             </w:r>
@@ -1283,14 +1303,14 @@
           <w:p>
             <w:pPr>
               <w:pStyle w:val="Compact"/>
-              <w:spacing w:line="240" w:lineRule="auto" w:after="0"/>
-              <w:ind w:firstLine="0"/>
-              <w:jc w:val="left"/>
-            </w:pPr>
-            <w:r>
-              <w:rPr>
-                <w:rFonts w:ascii="Times New Roman" w:hAnsi="Times New Roman"/>
-                <w:sz w:val="18"/>
+              <w:spacing w:line="240" w:lineRule="auto" w:after="20"/>
+              <w:ind w:firstLine="0"/>
+              <w:jc w:val="left"/>
+            </w:pPr>
+            <w:r>
+              <w:rPr>
+                <w:b/>
+                <w:sz w:val="17"/>
               </w:rPr>
               <w:t xml:space="preserve">Interpretación de dominio</w:t>
             </w:r>
@@ -1303,14 +1323,13 @@
           <w:p>
             <w:pPr>
               <w:pStyle w:val="Compact"/>
-              <w:spacing w:line="240" w:lineRule="auto" w:after="0"/>
-              <w:ind w:firstLine="0"/>
-              <w:jc w:val="left"/>
-            </w:pPr>
-            <w:r>
-              <w:rPr>
-                <w:rFonts w:ascii="Times New Roman" w:hAnsi="Times New Roman"/>
-                <w:sz w:val="18"/>
+              <w:spacing w:line="240" w:lineRule="auto" w:after="20"/>
+              <w:ind w:firstLine="0"/>
+              <w:jc w:val="left"/>
+            </w:pPr>
+            <w:r>
+              <w:rPr>
+                <w:sz w:val="17"/>
               </w:rPr>
               <w:t xml:space="preserve">Id:int PK</w:t>
             </w:r>
@@ -1321,14 +1340,13 @@
           <w:p>
             <w:pPr>
               <w:pStyle w:val="Compact"/>
-              <w:spacing w:line="240" w:lineRule="auto" w:after="0"/>
-              <w:ind w:firstLine="0"/>
-              <w:jc w:val="left"/>
-            </w:pPr>
-            <w:r>
-              <w:rPr>
-                <w:rFonts w:ascii="Times New Roman" w:hAnsi="Times New Roman"/>
-                <w:sz w:val="18"/>
+              <w:spacing w:line="240" w:lineRule="auto" w:after="20"/>
+              <w:ind w:firstLine="0"/>
+              <w:jc w:val="left"/>
+            </w:pPr>
+            <w:r>
+              <w:rPr>
+                <w:sz w:val="17"/>
               </w:rPr>
               <w:t xml:space="preserve">Id — propiedad del modelo C#</w:t>
             </w:r>
@@ -1341,14 +1359,13 @@
           <w:p>
             <w:pPr>
               <w:pStyle w:val="Compact"/>
-              <w:spacing w:line="240" w:lineRule="auto" w:after="0"/>
-              <w:ind w:firstLine="0"/>
-              <w:jc w:val="left"/>
-            </w:pPr>
-            <w:r>
-              <w:rPr>
-                <w:rFonts w:ascii="Times New Roman" w:hAnsi="Times New Roman"/>
-                <w:sz w:val="18"/>
+              <w:spacing w:line="240" w:lineRule="auto" w:after="20"/>
+              <w:ind w:firstLine="0"/>
+              <w:jc w:val="left"/>
+            </w:pPr>
+            <w:r>
+              <w:rPr>
+                <w:sz w:val="17"/>
               </w:rPr>
               <w:t xml:space="preserve">Name:string</w:t>
             </w:r>
@@ -1359,14 +1376,13 @@
           <w:p>
             <w:pPr>
               <w:pStyle w:val="Compact"/>
-              <w:spacing w:line="240" w:lineRule="auto" w:after="0"/>
-              <w:ind w:firstLine="0"/>
-              <w:jc w:val="left"/>
-            </w:pPr>
-            <w:r>
-              <w:rPr>
-                <w:rFonts w:ascii="Times New Roman" w:hAnsi="Times New Roman"/>
-                <w:sz w:val="18"/>
+              <w:spacing w:line="240" w:lineRule="auto" w:after="20"/>
+              <w:ind w:firstLine="0"/>
+              <w:jc w:val="left"/>
+            </w:pPr>
+            <w:r>
+              <w:rPr>
+                <w:sz w:val="17"/>
               </w:rPr>
               <w:t xml:space="preserve">Name — propiedad del modelo C#</w:t>
             </w:r>
@@ -1379,14 +1395,13 @@
           <w:p>
             <w:pPr>
               <w:pStyle w:val="Compact"/>
-              <w:spacing w:line="240" w:lineRule="auto" w:after="0"/>
-              <w:ind w:firstLine="0"/>
-              <w:jc w:val="left"/>
-            </w:pPr>
-            <w:r>
-              <w:rPr>
-                <w:rFonts w:ascii="Times New Roman" w:hAnsi="Times New Roman"/>
-                <w:sz w:val="18"/>
+              <w:spacing w:line="240" w:lineRule="auto" w:after="20"/>
+              <w:ind w:firstLine="0"/>
+              <w:jc w:val="left"/>
+            </w:pPr>
+            <w:r>
+              <w:rPr>
+                <w:sz w:val="17"/>
               </w:rPr>
               <w:t xml:space="preserve">Address:string?</w:t>
             </w:r>
@@ -1397,14 +1412,13 @@
           <w:p>
             <w:pPr>
               <w:pStyle w:val="Compact"/>
-              <w:spacing w:line="240" w:lineRule="auto" w:after="0"/>
-              <w:ind w:firstLine="0"/>
-              <w:jc w:val="left"/>
-            </w:pPr>
-            <w:r>
-              <w:rPr>
-                <w:rFonts w:ascii="Times New Roman" w:hAnsi="Times New Roman"/>
-                <w:sz w:val="18"/>
+              <w:spacing w:line="240" w:lineRule="auto" w:after="20"/>
+              <w:ind w:firstLine="0"/>
+              <w:jc w:val="left"/>
+            </w:pPr>
+            <w:r>
+              <w:rPr>
+                <w:sz w:val="17"/>
               </w:rPr>
               <w:t xml:space="preserve">Address — propiedad del modelo C#</w:t>
             </w:r>
@@ -1417,14 +1431,13 @@
           <w:p>
             <w:pPr>
               <w:pStyle w:val="Compact"/>
-              <w:spacing w:line="240" w:lineRule="auto" w:after="0"/>
-              <w:ind w:firstLine="0"/>
-              <w:jc w:val="left"/>
-            </w:pPr>
-            <w:r>
-              <w:rPr>
-                <w:rFonts w:ascii="Times New Roman" w:hAnsi="Times New Roman"/>
-                <w:sz w:val="18"/>
+              <w:spacing w:line="240" w:lineRule="auto" w:after="20"/>
+              <w:ind w:firstLine="0"/>
+              <w:jc w:val="left"/>
+            </w:pPr>
+            <w:r>
+              <w:rPr>
+                <w:sz w:val="17"/>
               </w:rPr>
               <w:t xml:space="preserve">Phone:string?</w:t>
             </w:r>
@@ -1435,14 +1448,13 @@
           <w:p>
             <w:pPr>
               <w:pStyle w:val="Compact"/>
-              <w:spacing w:line="240" w:lineRule="auto" w:after="0"/>
-              <w:ind w:firstLine="0"/>
-              <w:jc w:val="left"/>
-            </w:pPr>
-            <w:r>
-              <w:rPr>
-                <w:rFonts w:ascii="Times New Roman" w:hAnsi="Times New Roman"/>
-                <w:sz w:val="18"/>
+              <w:spacing w:line="240" w:lineRule="auto" w:after="20"/>
+              <w:ind w:firstLine="0"/>
+              <w:jc w:val="left"/>
+            </w:pPr>
+            <w:r>
+              <w:rPr>
+                <w:sz w:val="17"/>
               </w:rPr>
               <w:t xml:space="preserve">Phone — propiedad del modelo C#</w:t>
             </w:r>
@@ -1455,14 +1467,13 @@
           <w:p>
             <w:pPr>
               <w:pStyle w:val="Compact"/>
-              <w:spacing w:line="240" w:lineRule="auto" w:after="0"/>
-              <w:ind w:firstLine="0"/>
-              <w:jc w:val="left"/>
-            </w:pPr>
-            <w:r>
-              <w:rPr>
-                <w:rFonts w:ascii="Times New Roman" w:hAnsi="Times New Roman"/>
-                <w:sz w:val="18"/>
+              <w:spacing w:line="240" w:lineRule="auto" w:after="20"/>
+              <w:ind w:firstLine="0"/>
+              <w:jc w:val="left"/>
+            </w:pPr>
+            <w:r>
+              <w:rPr>
+                <w:sz w:val="17"/>
               </w:rPr>
               <w:t xml:space="preserve">Status:bool</w:t>
             </w:r>
@@ -1473,14 +1484,13 @@
           <w:p>
             <w:pPr>
               <w:pStyle w:val="Compact"/>
-              <w:spacing w:line="240" w:lineRule="auto" w:after="0"/>
-              <w:ind w:firstLine="0"/>
-              <w:jc w:val="left"/>
-            </w:pPr>
-            <w:r>
-              <w:rPr>
-                <w:rFonts w:ascii="Times New Roman" w:hAnsi="Times New Roman"/>
-                <w:sz w:val="18"/>
+              <w:spacing w:line="240" w:lineRule="auto" w:after="20"/>
+              <w:ind w:firstLine="0"/>
+              <w:jc w:val="left"/>
+            </w:pPr>
+            <w:r>
+              <w:rPr>
+                <w:sz w:val="17"/>
               </w:rPr>
               <w:t xml:space="preserve">Status — propiedad del modelo C#</w:t>
             </w:r>
@@ -1493,14 +1503,13 @@
           <w:p>
             <w:pPr>
               <w:pStyle w:val="Compact"/>
-              <w:spacing w:line="240" w:lineRule="auto" w:after="0"/>
-              <w:ind w:firstLine="0"/>
-              <w:jc w:val="left"/>
-            </w:pPr>
-            <w:r>
-              <w:rPr>
-                <w:rFonts w:ascii="Times New Roman" w:hAnsi="Times New Roman"/>
-                <w:sz w:val="18"/>
+              <w:spacing w:line="240" w:lineRule="auto" w:after="20"/>
+              <w:ind w:firstLine="0"/>
+              <w:jc w:val="left"/>
+            </w:pPr>
+            <w:r>
+              <w:rPr>
+                <w:sz w:val="17"/>
               </w:rPr>
               <w:t xml:space="preserve">Latitude:decimal</w:t>
             </w:r>
@@ -1511,14 +1520,13 @@
           <w:p>
             <w:pPr>
               <w:pStyle w:val="Compact"/>
-              <w:spacing w:line="240" w:lineRule="auto" w:after="0"/>
-              <w:ind w:firstLine="0"/>
-              <w:jc w:val="left"/>
-            </w:pPr>
-            <w:r>
-              <w:rPr>
-                <w:rFonts w:ascii="Times New Roman" w:hAnsi="Times New Roman"/>
-                <w:sz w:val="18"/>
+              <w:spacing w:line="240" w:lineRule="auto" w:after="20"/>
+              <w:ind w:firstLine="0"/>
+              <w:jc w:val="left"/>
+            </w:pPr>
+            <w:r>
+              <w:rPr>
+                <w:sz w:val="17"/>
               </w:rPr>
               <w:t xml:space="preserve">Latitude — propiedad del modelo C#</w:t>
             </w:r>
@@ -1531,14 +1539,13 @@
           <w:p>
             <w:pPr>
               <w:pStyle w:val="Compact"/>
-              <w:spacing w:line="240" w:lineRule="auto" w:after="0"/>
-              <w:ind w:firstLine="0"/>
-              <w:jc w:val="left"/>
-            </w:pPr>
-            <w:r>
-              <w:rPr>
-                <w:rFonts w:ascii="Times New Roman" w:hAnsi="Times New Roman"/>
-                <w:sz w:val="18"/>
+              <w:spacing w:line="240" w:lineRule="auto" w:after="20"/>
+              <w:ind w:firstLine="0"/>
+              <w:jc w:val="left"/>
+            </w:pPr>
+            <w:r>
+              <w:rPr>
+                <w:sz w:val="17"/>
               </w:rPr>
               <w:t xml:space="preserve">Longitude:decimal</w:t>
             </w:r>
@@ -1549,14 +1556,13 @@
           <w:p>
             <w:pPr>
               <w:pStyle w:val="Compact"/>
-              <w:spacing w:line="240" w:lineRule="auto" w:after="0"/>
-              <w:ind w:firstLine="0"/>
-              <w:jc w:val="left"/>
-            </w:pPr>
-            <w:r>
-              <w:rPr>
-                <w:rFonts w:ascii="Times New Roman" w:hAnsi="Times New Roman"/>
-                <w:sz w:val="18"/>
+              <w:spacing w:line="240" w:lineRule="auto" w:after="20"/>
+              <w:ind w:firstLine="0"/>
+              <w:jc w:val="left"/>
+            </w:pPr>
+            <w:r>
+              <w:rPr>
+                <w:sz w:val="17"/>
               </w:rPr>
               <w:t xml:space="preserve">Longitude — propiedad del modelo C#</w:t>
             </w:r>
@@ -1569,14 +1575,13 @@
           <w:p>
             <w:pPr>
               <w:pStyle w:val="Compact"/>
-              <w:spacing w:line="240" w:lineRule="auto" w:after="0"/>
-              <w:ind w:firstLine="0"/>
-              <w:jc w:val="left"/>
-            </w:pPr>
-            <w:r>
-              <w:rPr>
-                <w:rFonts w:ascii="Times New Roman" w:hAnsi="Times New Roman"/>
-                <w:sz w:val="18"/>
+              <w:spacing w:line="240" w:lineRule="auto" w:after="20"/>
+              <w:ind w:firstLine="0"/>
+              <w:jc w:val="left"/>
+            </w:pPr>
+            <w:r>
+              <w:rPr>
+                <w:sz w:val="17"/>
               </w:rPr>
               <w:t xml:space="preserve">PublicKitchenCode:string?</w:t>
             </w:r>
@@ -1587,14 +1592,13 @@
           <w:p>
             <w:pPr>
               <w:pStyle w:val="Compact"/>
-              <w:spacing w:line="240" w:lineRule="auto" w:after="0"/>
-              <w:ind w:firstLine="0"/>
-              <w:jc w:val="left"/>
-            </w:pPr>
-            <w:r>
-              <w:rPr>
-                <w:rFonts w:ascii="Times New Roman" w:hAnsi="Times New Roman"/>
-                <w:sz w:val="18"/>
+              <w:spacing w:line="240" w:lineRule="auto" w:after="20"/>
+              <w:ind w:firstLine="0"/>
+              <w:jc w:val="left"/>
+            </w:pPr>
+            <w:r>
+              <w:rPr>
+                <w:sz w:val="17"/>
               </w:rPr>
               <w:t xml:space="preserve">PublicKitchenCode — propiedad del modelo C#</w:t>
             </w:r>
@@ -1607,14 +1611,13 @@
           <w:p>
             <w:pPr>
               <w:pStyle w:val="Compact"/>
-              <w:spacing w:line="240" w:lineRule="auto" w:after="0"/>
-              <w:ind w:firstLine="0"/>
-              <w:jc w:val="left"/>
-            </w:pPr>
-            <w:r>
-              <w:rPr>
-                <w:rFonts w:ascii="Times New Roman" w:hAnsi="Times New Roman"/>
-                <w:sz w:val="18"/>
+              <w:spacing w:line="240" w:lineRule="auto" w:after="20"/>
+              <w:ind w:firstLine="0"/>
+              <w:jc w:val="left"/>
+            </w:pPr>
+            <w:r>
+              <w:rPr>
+                <w:sz w:val="17"/>
               </w:rPr>
               <w:t xml:space="preserve">CreatedAt:DateTime</w:t>
             </w:r>
@@ -1625,14 +1628,13 @@
           <w:p>
             <w:pPr>
               <w:pStyle w:val="Compact"/>
-              <w:spacing w:line="240" w:lineRule="auto" w:after="0"/>
-              <w:ind w:firstLine="0"/>
-              <w:jc w:val="left"/>
-            </w:pPr>
-            <w:r>
-              <w:rPr>
-                <w:rFonts w:ascii="Times New Roman" w:hAnsi="Times New Roman"/>
-                <w:sz w:val="18"/>
+              <w:spacing w:line="240" w:lineRule="auto" w:after="20"/>
+              <w:ind w:firstLine="0"/>
+              <w:jc w:val="left"/>
+            </w:pPr>
+            <w:r>
+              <w:rPr>
+                <w:sz w:val="17"/>
               </w:rPr>
               <w:t xml:space="preserve">CreatedAt — propiedad del modelo C#</w:t>
             </w:r>
@@ -1646,12 +1648,9 @@
       <w:pPr>
         <w:pStyle w:val="Heading3"/>
         <w:keepNext/>
-        <w:ind w:firstLine="0"/>
-      </w:pPr>
-      <w:r>
-        <w:rPr>
-          <w:color w:val="000000"/>
-        </w:rPr>
+        <w:spacing w:line="264" w:lineRule="auto"/>
+      </w:pPr>
+      <w:r>
         <w:t xml:space="preserve">Entidad Product</w:t>
       </w:r>
     </w:p>
@@ -1660,7 +1659,7 @@
         <w:tblStyle w:val="Table"/>
         <w:tblW w:type="pct" w:w="5000"/>
         <w:jc w:val="left"/>
-        <w:tblLayout w:type="fixed"/>
+        <w:tblLayout w:type="autofit"/>
         <w:tblLook w:firstRow="1" w:lastRow="0" w:firstColumn="0" w:lastColumn="0" w:noHBand="0" w:noVBand="0" w:val="0020"/>
       </w:tblPr>
       <w:tblGrid>
@@ -1677,14 +1676,14 @@
           <w:p>
             <w:pPr>
               <w:pStyle w:val="Compact"/>
-              <w:spacing w:line="240" w:lineRule="auto" w:after="0"/>
-              <w:ind w:firstLine="0"/>
-              <w:jc w:val="left"/>
-            </w:pPr>
-            <w:r>
-              <w:rPr>
-                <w:rFonts w:ascii="Times New Roman" w:hAnsi="Times New Roman"/>
-                <w:sz w:val="18"/>
+              <w:spacing w:line="240" w:lineRule="auto" w:after="20"/>
+              <w:ind w:firstLine="0"/>
+              <w:jc w:val="left"/>
+            </w:pPr>
+            <w:r>
+              <w:rPr>
+                <w:b/>
+                <w:sz w:val="17"/>
               </w:rPr>
               <w:t xml:space="preserve">Propiedad/Tipo visible</w:t>
             </w:r>
@@ -1695,14 +1694,14 @@
           <w:p>
             <w:pPr>
               <w:pStyle w:val="Compact"/>
-              <w:spacing w:line="240" w:lineRule="auto" w:after="0"/>
-              <w:ind w:firstLine="0"/>
-              <w:jc w:val="left"/>
-            </w:pPr>
-            <w:r>
-              <w:rPr>
-                <w:rFonts w:ascii="Times New Roman" w:hAnsi="Times New Roman"/>
-                <w:sz w:val="18"/>
+              <w:spacing w:line="240" w:lineRule="auto" w:after="20"/>
+              <w:ind w:firstLine="0"/>
+              <w:jc w:val="left"/>
+            </w:pPr>
+            <w:r>
+              <w:rPr>
+                <w:b/>
+                <w:sz w:val="17"/>
               </w:rPr>
               <w:t xml:space="preserve">Interpretación de dominio</w:t>
             </w:r>
@@ -1715,14 +1714,13 @@
           <w:p>
             <w:pPr>
               <w:pStyle w:val="Compact"/>
-              <w:spacing w:line="240" w:lineRule="auto" w:after="0"/>
-              <w:ind w:firstLine="0"/>
-              <w:jc w:val="left"/>
-            </w:pPr>
-            <w:r>
-              <w:rPr>
-                <w:rFonts w:ascii="Times New Roman" w:hAnsi="Times New Roman"/>
-                <w:sz w:val="18"/>
+              <w:spacing w:line="240" w:lineRule="auto" w:after="20"/>
+              <w:ind w:firstLine="0"/>
+              <w:jc w:val="left"/>
+            </w:pPr>
+            <w:r>
+              <w:rPr>
+                <w:sz w:val="17"/>
               </w:rPr>
               <w:t xml:space="preserve">Id:int PK</w:t>
             </w:r>
@@ -1733,14 +1731,13 @@
           <w:p>
             <w:pPr>
               <w:pStyle w:val="Compact"/>
-              <w:spacing w:line="240" w:lineRule="auto" w:after="0"/>
-              <w:ind w:firstLine="0"/>
-              <w:jc w:val="left"/>
-            </w:pPr>
-            <w:r>
-              <w:rPr>
-                <w:rFonts w:ascii="Times New Roman" w:hAnsi="Times New Roman"/>
-                <w:sz w:val="18"/>
+              <w:spacing w:line="240" w:lineRule="auto" w:after="20"/>
+              <w:ind w:firstLine="0"/>
+              <w:jc w:val="left"/>
+            </w:pPr>
+            <w:r>
+              <w:rPr>
+                <w:sz w:val="17"/>
               </w:rPr>
               <w:t xml:space="preserve">Id — propiedad del modelo C#</w:t>
             </w:r>
@@ -1753,14 +1750,13 @@
           <w:p>
             <w:pPr>
               <w:pStyle w:val="Compact"/>
-              <w:spacing w:line="240" w:lineRule="auto" w:after="0"/>
-              <w:ind w:firstLine="0"/>
-              <w:jc w:val="left"/>
-            </w:pPr>
-            <w:r>
-              <w:rPr>
-                <w:rFonts w:ascii="Times New Roman" w:hAnsi="Times New Roman"/>
-                <w:sz w:val="18"/>
+              <w:spacing w:line="240" w:lineRule="auto" w:after="20"/>
+              <w:ind w:firstLine="0"/>
+              <w:jc w:val="left"/>
+            </w:pPr>
+            <w:r>
+              <w:rPr>
+                <w:sz w:val="17"/>
               </w:rPr>
               <w:t xml:space="preserve">CategoryId:int FK</w:t>
             </w:r>
@@ -1771,14 +1767,13 @@
           <w:p>
             <w:pPr>
               <w:pStyle w:val="Compact"/>
-              <w:spacing w:line="240" w:lineRule="auto" w:after="0"/>
-              <w:ind w:firstLine="0"/>
-              <w:jc w:val="left"/>
-            </w:pPr>
-            <w:r>
-              <w:rPr>
-                <w:rFonts w:ascii="Times New Roman" w:hAnsi="Times New Roman"/>
-                <w:sz w:val="18"/>
+              <w:spacing w:line="240" w:lineRule="auto" w:after="20"/>
+              <w:ind w:firstLine="0"/>
+              <w:jc w:val="left"/>
+            </w:pPr>
+            <w:r>
+              <w:rPr>
+                <w:sz w:val="17"/>
               </w:rPr>
               <w:t xml:space="preserve">CategoryId — propiedad del modelo C#</w:t>
             </w:r>
@@ -1791,14 +1786,13 @@
           <w:p>
             <w:pPr>
               <w:pStyle w:val="Compact"/>
-              <w:spacing w:line="240" w:lineRule="auto" w:after="0"/>
-              <w:ind w:firstLine="0"/>
-              <w:jc w:val="left"/>
-            </w:pPr>
-            <w:r>
-              <w:rPr>
-                <w:rFonts w:ascii="Times New Roman" w:hAnsi="Times New Roman"/>
-                <w:sz w:val="18"/>
+              <w:spacing w:line="240" w:lineRule="auto" w:after="20"/>
+              <w:ind w:firstLine="0"/>
+              <w:jc w:val="left"/>
+            </w:pPr>
+            <w:r>
+              <w:rPr>
+                <w:sz w:val="17"/>
               </w:rPr>
               <w:t xml:space="preserve">BranchId:int? FK</w:t>
             </w:r>
@@ -1809,14 +1803,13 @@
           <w:p>
             <w:pPr>
               <w:pStyle w:val="Compact"/>
-              <w:spacing w:line="240" w:lineRule="auto" w:after="0"/>
-              <w:ind w:firstLine="0"/>
-              <w:jc w:val="left"/>
-            </w:pPr>
-            <w:r>
-              <w:rPr>
-                <w:rFonts w:ascii="Times New Roman" w:hAnsi="Times New Roman"/>
-                <w:sz w:val="18"/>
+              <w:spacing w:line="240" w:lineRule="auto" w:after="20"/>
+              <w:ind w:firstLine="0"/>
+              <w:jc w:val="left"/>
+            </w:pPr>
+            <w:r>
+              <w:rPr>
+                <w:sz w:val="17"/>
               </w:rPr>
               <w:t xml:space="preserve">BranchId — propiedad del modelo C#</w:t>
             </w:r>
@@ -1829,14 +1822,13 @@
           <w:p>
             <w:pPr>
               <w:pStyle w:val="Compact"/>
-              <w:spacing w:line="240" w:lineRule="auto" w:after="0"/>
-              <w:ind w:firstLine="0"/>
-              <w:jc w:val="left"/>
-            </w:pPr>
-            <w:r>
-              <w:rPr>
-                <w:rFonts w:ascii="Times New Roman" w:hAnsi="Times New Roman"/>
-                <w:sz w:val="18"/>
+              <w:spacing w:line="240" w:lineRule="auto" w:after="20"/>
+              <w:ind w:firstLine="0"/>
+              <w:jc w:val="left"/>
+            </w:pPr>
+            <w:r>
+              <w:rPr>
+                <w:sz w:val="17"/>
               </w:rPr>
               <w:t xml:space="preserve">Name:string</w:t>
             </w:r>
@@ -1847,14 +1839,13 @@
           <w:p>
             <w:pPr>
               <w:pStyle w:val="Compact"/>
-              <w:spacing w:line="240" w:lineRule="auto" w:after="0"/>
-              <w:ind w:firstLine="0"/>
-              <w:jc w:val="left"/>
-            </w:pPr>
-            <w:r>
-              <w:rPr>
-                <w:rFonts w:ascii="Times New Roman" w:hAnsi="Times New Roman"/>
-                <w:sz w:val="18"/>
+              <w:spacing w:line="240" w:lineRule="auto" w:after="20"/>
+              <w:ind w:firstLine="0"/>
+              <w:jc w:val="left"/>
+            </w:pPr>
+            <w:r>
+              <w:rPr>
+                <w:sz w:val="17"/>
               </w:rPr>
               <w:t xml:space="preserve">Name — propiedad del modelo C#</w:t>
             </w:r>
@@ -1867,14 +1858,13 @@
           <w:p>
             <w:pPr>
               <w:pStyle w:val="Compact"/>
-              <w:spacing w:line="240" w:lineRule="auto" w:after="0"/>
-              <w:ind w:firstLine="0"/>
-              <w:jc w:val="left"/>
-            </w:pPr>
-            <w:r>
-              <w:rPr>
-                <w:rFonts w:ascii="Times New Roman" w:hAnsi="Times New Roman"/>
-                <w:sz w:val="18"/>
+              <w:spacing w:line="240" w:lineRule="auto" w:after="20"/>
+              <w:ind w:firstLine="0"/>
+              <w:jc w:val="left"/>
+            </w:pPr>
+            <w:r>
+              <w:rPr>
+                <w:sz w:val="17"/>
               </w:rPr>
               <w:t xml:space="preserve">Description:string</w:t>
             </w:r>
@@ -1885,14 +1875,13 @@
           <w:p>
             <w:pPr>
               <w:pStyle w:val="Compact"/>
-              <w:spacing w:line="240" w:lineRule="auto" w:after="0"/>
-              <w:ind w:firstLine="0"/>
-              <w:jc w:val="left"/>
-            </w:pPr>
-            <w:r>
-              <w:rPr>
-                <w:rFonts w:ascii="Times New Roman" w:hAnsi="Times New Roman"/>
-                <w:sz w:val="18"/>
+              <w:spacing w:line="240" w:lineRule="auto" w:after="20"/>
+              <w:ind w:firstLine="0"/>
+              <w:jc w:val="left"/>
+            </w:pPr>
+            <w:r>
+              <w:rPr>
+                <w:sz w:val="17"/>
               </w:rPr>
               <w:t xml:space="preserve">Description — propiedad del modelo C#</w:t>
             </w:r>
@@ -1905,14 +1894,13 @@
           <w:p>
             <w:pPr>
               <w:pStyle w:val="Compact"/>
-              <w:spacing w:line="240" w:lineRule="auto" w:after="0"/>
-              <w:ind w:firstLine="0"/>
-              <w:jc w:val="left"/>
-            </w:pPr>
-            <w:r>
-              <w:rPr>
-                <w:rFonts w:ascii="Times New Roman" w:hAnsi="Times New Roman"/>
-                <w:sz w:val="18"/>
+              <w:spacing w:line="240" w:lineRule="auto" w:after="20"/>
+              <w:ind w:firstLine="0"/>
+              <w:jc w:val="left"/>
+            </w:pPr>
+            <w:r>
+              <w:rPr>
+                <w:sz w:val="17"/>
               </w:rPr>
               <w:t xml:space="preserve">Price:decimal</w:t>
             </w:r>
@@ -1923,14 +1911,13 @@
           <w:p>
             <w:pPr>
               <w:pStyle w:val="Compact"/>
-              <w:spacing w:line="240" w:lineRule="auto" w:after="0"/>
-              <w:ind w:firstLine="0"/>
-              <w:jc w:val="left"/>
-            </w:pPr>
-            <w:r>
-              <w:rPr>
-                <w:rFonts w:ascii="Times New Roman" w:hAnsi="Times New Roman"/>
-                <w:sz w:val="18"/>
+              <w:spacing w:line="240" w:lineRule="auto" w:after="20"/>
+              <w:ind w:firstLine="0"/>
+              <w:jc w:val="left"/>
+            </w:pPr>
+            <w:r>
+              <w:rPr>
+                <w:sz w:val="17"/>
               </w:rPr>
               <w:t xml:space="preserve">Price — propiedad del modelo C#</w:t>
             </w:r>
@@ -1943,14 +1930,13 @@
           <w:p>
             <w:pPr>
               <w:pStyle w:val="Compact"/>
-              <w:spacing w:line="240" w:lineRule="auto" w:after="0"/>
-              <w:ind w:firstLine="0"/>
-              <w:jc w:val="left"/>
-            </w:pPr>
-            <w:r>
-              <w:rPr>
-                <w:rFonts w:ascii="Times New Roman" w:hAnsi="Times New Roman"/>
-                <w:sz w:val="18"/>
+              <w:spacing w:line="240" w:lineRule="auto" w:after="20"/>
+              <w:ind w:firstLine="0"/>
+              <w:jc w:val="left"/>
+            </w:pPr>
+            <w:r>
+              <w:rPr>
+                <w:sz w:val="17"/>
               </w:rPr>
               <w:t xml:space="preserve">Photo:string?</w:t>
             </w:r>
@@ -1961,14 +1947,13 @@
           <w:p>
             <w:pPr>
               <w:pStyle w:val="Compact"/>
-              <w:spacing w:line="240" w:lineRule="auto" w:after="0"/>
-              <w:ind w:firstLine="0"/>
-              <w:jc w:val="left"/>
-            </w:pPr>
-            <w:r>
-              <w:rPr>
-                <w:rFonts w:ascii="Times New Roman" w:hAnsi="Times New Roman"/>
-                <w:sz w:val="18"/>
+              <w:spacing w:line="240" w:lineRule="auto" w:after="20"/>
+              <w:ind w:firstLine="0"/>
+              <w:jc w:val="left"/>
+            </w:pPr>
+            <w:r>
+              <w:rPr>
+                <w:sz w:val="17"/>
               </w:rPr>
               <w:t xml:space="preserve">Photo — propiedad del modelo C#</w:t>
             </w:r>
@@ -1981,14 +1966,13 @@
           <w:p>
             <w:pPr>
               <w:pStyle w:val="Compact"/>
-              <w:spacing w:line="240" w:lineRule="auto" w:after="0"/>
-              <w:ind w:firstLine="0"/>
-              <w:jc w:val="left"/>
-            </w:pPr>
-            <w:r>
-              <w:rPr>
-                <w:rFonts w:ascii="Times New Roman" w:hAnsi="Times New Roman"/>
-                <w:sz w:val="18"/>
+              <w:spacing w:line="240" w:lineRule="auto" w:after="20"/>
+              <w:ind w:firstLine="0"/>
+              <w:jc w:val="left"/>
+            </w:pPr>
+            <w:r>
+              <w:rPr>
+                <w:sz w:val="17"/>
               </w:rPr>
               <w:t xml:space="preserve">PreparationTimeInMinutes:int</w:t>
             </w:r>
@@ -1999,14 +1983,13 @@
           <w:p>
             <w:pPr>
               <w:pStyle w:val="Compact"/>
-              <w:spacing w:line="240" w:lineRule="auto" w:after="0"/>
-              <w:ind w:firstLine="0"/>
-              <w:jc w:val="left"/>
-            </w:pPr>
-            <w:r>
-              <w:rPr>
-                <w:rFonts w:ascii="Times New Roman" w:hAnsi="Times New Roman"/>
-                <w:sz w:val="18"/>
+              <w:spacing w:line="240" w:lineRule="auto" w:after="20"/>
+              <w:ind w:firstLine="0"/>
+              <w:jc w:val="left"/>
+            </w:pPr>
+            <w:r>
+              <w:rPr>
+                <w:sz w:val="17"/>
               </w:rPr>
               <w:t xml:space="preserve">PreparationTimeInMinutes — propiedad del modelo C#</w:t>
             </w:r>
@@ -2019,14 +2002,13 @@
           <w:p>
             <w:pPr>
               <w:pStyle w:val="Compact"/>
-              <w:spacing w:line="240" w:lineRule="auto" w:after="0"/>
-              <w:ind w:firstLine="0"/>
-              <w:jc w:val="left"/>
-            </w:pPr>
-            <w:r>
-              <w:rPr>
-                <w:rFonts w:ascii="Times New Roman" w:hAnsi="Times New Roman"/>
-                <w:sz w:val="18"/>
+              <w:spacing w:line="240" w:lineRule="auto" w:after="20"/>
+              <w:ind w:firstLine="0"/>
+              <w:jc w:val="left"/>
+            </w:pPr>
+            <w:r>
+              <w:rPr>
+                <w:sz w:val="17"/>
               </w:rPr>
               <w:t xml:space="preserve">Status:bool</w:t>
             </w:r>
@@ -2037,14 +2019,13 @@
           <w:p>
             <w:pPr>
               <w:pStyle w:val="Compact"/>
-              <w:spacing w:line="240" w:lineRule="auto" w:after="0"/>
-              <w:ind w:firstLine="0"/>
-              <w:jc w:val="left"/>
-            </w:pPr>
-            <w:r>
-              <w:rPr>
-                <w:rFonts w:ascii="Times New Roman" w:hAnsi="Times New Roman"/>
-                <w:sz w:val="18"/>
+              <w:spacing w:line="240" w:lineRule="auto" w:after="20"/>
+              <w:ind w:firstLine="0"/>
+              <w:jc w:val="left"/>
+            </w:pPr>
+            <w:r>
+              <w:rPr>
+                <w:sz w:val="17"/>
               </w:rPr>
               <w:t xml:space="preserve">Status — propiedad del modelo C#</w:t>
             </w:r>
@@ -2057,14 +2038,13 @@
           <w:p>
             <w:pPr>
               <w:pStyle w:val="Compact"/>
-              <w:spacing w:line="240" w:lineRule="auto" w:after="0"/>
-              <w:ind w:firstLine="0"/>
-              <w:jc w:val="left"/>
-            </w:pPr>
-            <w:r>
-              <w:rPr>
-                <w:rFonts w:ascii="Times New Roman" w:hAnsi="Times New Roman"/>
-                <w:sz w:val="18"/>
+              <w:spacing w:line="240" w:lineRule="auto" w:after="20"/>
+              <w:ind w:firstLine="0"/>
+              <w:jc w:val="left"/>
+            </w:pPr>
+            <w:r>
+              <w:rPr>
+                <w:sz w:val="17"/>
               </w:rPr>
               <w:t xml:space="preserve">CreatedAt:DateTime</w:t>
             </w:r>
@@ -2075,14 +2055,13 @@
           <w:p>
             <w:pPr>
               <w:pStyle w:val="Compact"/>
-              <w:spacing w:line="240" w:lineRule="auto" w:after="0"/>
-              <w:ind w:firstLine="0"/>
-              <w:jc w:val="left"/>
-            </w:pPr>
-            <w:r>
-              <w:rPr>
-                <w:rFonts w:ascii="Times New Roman" w:hAnsi="Times New Roman"/>
-                <w:sz w:val="18"/>
+              <w:spacing w:line="240" w:lineRule="auto" w:after="20"/>
+              <w:ind w:firstLine="0"/>
+              <w:jc w:val="left"/>
+            </w:pPr>
+            <w:r>
+              <w:rPr>
+                <w:sz w:val="17"/>
               </w:rPr>
               <w:t xml:space="preserve">CreatedAt — propiedad del modelo C#</w:t>
             </w:r>
@@ -2096,12 +2075,9 @@
       <w:pPr>
         <w:pStyle w:val="Heading3"/>
         <w:keepNext/>
-        <w:ind w:firstLine="0"/>
-      </w:pPr>
-      <w:r>
-        <w:rPr>
-          <w:color w:val="000000"/>
-        </w:rPr>
+        <w:spacing w:line="264" w:lineRule="auto"/>
+      </w:pPr>
+      <w:r>
         <w:t xml:space="preserve">Entidad Order</w:t>
       </w:r>
     </w:p>
@@ -2110,6 +2086,7 @@
         <w:tblStyle w:val="Table"/>
         <w:tblW w:type="auto" w:w="0"/>
         <w:jc w:val="left"/>
+        <w:tblLayout w:type="autofit"/>
         <w:tblLook w:firstRow="1" w:lastRow="0" w:firstColumn="0" w:lastColumn="0" w:noHBand="0" w:noVBand="0" w:val="0020"/>
       </w:tblPr>
       <w:tblGrid>
@@ -2126,14 +2103,14 @@
           <w:p>
             <w:pPr>
               <w:pStyle w:val="Compact"/>
-              <w:spacing w:line="240" w:lineRule="auto" w:after="0"/>
-              <w:ind w:firstLine="0"/>
-              <w:jc w:val="left"/>
-            </w:pPr>
-            <w:r>
-              <w:rPr>
-                <w:rFonts w:ascii="Times New Roman" w:hAnsi="Times New Roman"/>
-                <w:sz w:val="18"/>
+              <w:spacing w:line="240" w:lineRule="auto" w:after="20"/>
+              <w:ind w:firstLine="0"/>
+              <w:jc w:val="left"/>
+            </w:pPr>
+            <w:r>
+              <w:rPr>
+                <w:b/>
+                <w:sz w:val="17"/>
               </w:rPr>
               <w:t xml:space="preserve">Propiedad/Tipo visible</w:t>
             </w:r>
@@ -2144,14 +2121,14 @@
           <w:p>
             <w:pPr>
               <w:pStyle w:val="Compact"/>
-              <w:spacing w:line="240" w:lineRule="auto" w:after="0"/>
-              <w:ind w:firstLine="0"/>
-              <w:jc w:val="left"/>
-            </w:pPr>
-            <w:r>
-              <w:rPr>
-                <w:rFonts w:ascii="Times New Roman" w:hAnsi="Times New Roman"/>
-                <w:sz w:val="18"/>
+              <w:spacing w:line="240" w:lineRule="auto" w:after="20"/>
+              <w:ind w:firstLine="0"/>
+              <w:jc w:val="left"/>
+            </w:pPr>
+            <w:r>
+              <w:rPr>
+                <w:b/>
+                <w:sz w:val="17"/>
               </w:rPr>
               <w:t xml:space="preserve">Interpretación de dominio</w:t>
             </w:r>
@@ -2164,14 +2141,13 @@
           <w:p>
             <w:pPr>
               <w:pStyle w:val="Compact"/>
-              <w:spacing w:line="240" w:lineRule="auto" w:after="0"/>
-              <w:ind w:firstLine="0"/>
-              <w:jc w:val="left"/>
-            </w:pPr>
-            <w:r>
-              <w:rPr>
-                <w:rFonts w:ascii="Times New Roman" w:hAnsi="Times New Roman"/>
-                <w:sz w:val="18"/>
+              <w:spacing w:line="240" w:lineRule="auto" w:after="20"/>
+              <w:ind w:firstLine="0"/>
+              <w:jc w:val="left"/>
+            </w:pPr>
+            <w:r>
+              <w:rPr>
+                <w:sz w:val="17"/>
               </w:rPr>
               <w:t xml:space="preserve">Id:int PK</w:t>
             </w:r>
@@ -2182,14 +2158,13 @@
           <w:p>
             <w:pPr>
               <w:pStyle w:val="Compact"/>
-              <w:spacing w:line="240" w:lineRule="auto" w:after="0"/>
-              <w:ind w:firstLine="0"/>
-              <w:jc w:val="left"/>
-            </w:pPr>
-            <w:r>
-              <w:rPr>
-                <w:rFonts w:ascii="Times New Roman" w:hAnsi="Times New Roman"/>
-                <w:sz w:val="18"/>
+              <w:spacing w:line="240" w:lineRule="auto" w:after="20"/>
+              <w:ind w:firstLine="0"/>
+              <w:jc w:val="left"/>
+            </w:pPr>
+            <w:r>
+              <w:rPr>
+                <w:sz w:val="17"/>
               </w:rPr>
               <w:t xml:space="preserve">Id — propiedad del modelo C#</w:t>
             </w:r>
@@ -2202,14 +2177,13 @@
           <w:p>
             <w:pPr>
               <w:pStyle w:val="Compact"/>
-              <w:spacing w:line="240" w:lineRule="auto" w:after="0"/>
-              <w:ind w:firstLine="0"/>
-              <w:jc w:val="left"/>
-            </w:pPr>
-            <w:r>
-              <w:rPr>
-                <w:rFonts w:ascii="Times New Roman" w:hAnsi="Times New Roman"/>
-                <w:sz w:val="18"/>
+              <w:spacing w:line="240" w:lineRule="auto" w:after="20"/>
+              <w:ind w:firstLine="0"/>
+              <w:jc w:val="left"/>
+            </w:pPr>
+            <w:r>
+              <w:rPr>
+                <w:sz w:val="17"/>
               </w:rPr>
               <w:t xml:space="preserve">CustomerId:int? FK</w:t>
             </w:r>
@@ -2220,14 +2194,13 @@
           <w:p>
             <w:pPr>
               <w:pStyle w:val="Compact"/>
-              <w:spacing w:line="240" w:lineRule="auto" w:after="0"/>
-              <w:ind w:firstLine="0"/>
-              <w:jc w:val="left"/>
-            </w:pPr>
-            <w:r>
-              <w:rPr>
-                <w:rFonts w:ascii="Times New Roman" w:hAnsi="Times New Roman"/>
-                <w:sz w:val="18"/>
+              <w:spacing w:line="240" w:lineRule="auto" w:after="20"/>
+              <w:ind w:firstLine="0"/>
+              <w:jc w:val="left"/>
+            </w:pPr>
+            <w:r>
+              <w:rPr>
+                <w:sz w:val="17"/>
               </w:rPr>
               <w:t xml:space="preserve">CustomerId — propiedad del modelo C#</w:t>
             </w:r>
@@ -2240,14 +2213,13 @@
           <w:p>
             <w:pPr>
               <w:pStyle w:val="Compact"/>
-              <w:spacing w:line="240" w:lineRule="auto" w:after="0"/>
-              <w:ind w:firstLine="0"/>
-              <w:jc w:val="left"/>
-            </w:pPr>
-            <w:r>
-              <w:rPr>
-                <w:rFonts w:ascii="Times New Roman" w:hAnsi="Times New Roman"/>
-                <w:sz w:val="18"/>
+              <w:spacing w:line="240" w:lineRule="auto" w:after="20"/>
+              <w:ind w:firstLine="0"/>
+              <w:jc w:val="left"/>
+            </w:pPr>
+            <w:r>
+              <w:rPr>
+                <w:sz w:val="17"/>
               </w:rPr>
               <w:t xml:space="preserve">EmployeeId:int? FK</w:t>
             </w:r>
@@ -2258,14 +2230,13 @@
           <w:p>
             <w:pPr>
               <w:pStyle w:val="Compact"/>
-              <w:spacing w:line="240" w:lineRule="auto" w:after="0"/>
-              <w:ind w:firstLine="0"/>
-              <w:jc w:val="left"/>
-            </w:pPr>
-            <w:r>
-              <w:rPr>
-                <w:rFonts w:ascii="Times New Roman" w:hAnsi="Times New Roman"/>
-                <w:sz w:val="18"/>
+              <w:spacing w:line="240" w:lineRule="auto" w:after="20"/>
+              <w:ind w:firstLine="0"/>
+              <w:jc w:val="left"/>
+            </w:pPr>
+            <w:r>
+              <w:rPr>
+                <w:sz w:val="17"/>
               </w:rPr>
               <w:t xml:space="preserve">EmployeeId — propiedad del modelo C#</w:t>
             </w:r>
@@ -2278,14 +2249,13 @@
           <w:p>
             <w:pPr>
               <w:pStyle w:val="Compact"/>
-              <w:spacing w:line="240" w:lineRule="auto" w:after="0"/>
-              <w:ind w:firstLine="0"/>
-              <w:jc w:val="left"/>
-            </w:pPr>
-            <w:r>
-              <w:rPr>
-                <w:rFonts w:ascii="Times New Roman" w:hAnsi="Times New Roman"/>
-                <w:sz w:val="18"/>
+              <w:spacing w:line="240" w:lineRule="auto" w:after="20"/>
+              <w:ind w:firstLine="0"/>
+              <w:jc w:val="left"/>
+            </w:pPr>
+            <w:r>
+              <w:rPr>
+                <w:sz w:val="17"/>
               </w:rPr>
               <w:t xml:space="preserve">TableId:int? FK</w:t>
             </w:r>
@@ -2296,14 +2266,13 @@
           <w:p>
             <w:pPr>
               <w:pStyle w:val="Compact"/>
-              <w:spacing w:line="240" w:lineRule="auto" w:after="0"/>
-              <w:ind w:firstLine="0"/>
-              <w:jc w:val="left"/>
-            </w:pPr>
-            <w:r>
-              <w:rPr>
-                <w:rFonts w:ascii="Times New Roman" w:hAnsi="Times New Roman"/>
-                <w:sz w:val="18"/>
+              <w:spacing w:line="240" w:lineRule="auto" w:after="20"/>
+              <w:ind w:firstLine="0"/>
+              <w:jc w:val="left"/>
+            </w:pPr>
+            <w:r>
+              <w:rPr>
+                <w:sz w:val="17"/>
               </w:rPr>
               <w:t xml:space="preserve">TableId — propiedad del modelo C#</w:t>
             </w:r>
@@ -2316,14 +2285,13 @@
           <w:p>
             <w:pPr>
               <w:pStyle w:val="Compact"/>
-              <w:spacing w:line="240" w:lineRule="auto" w:after="0"/>
-              <w:ind w:firstLine="0"/>
-              <w:jc w:val="left"/>
-            </w:pPr>
-            <w:r>
-              <w:rPr>
-                <w:rFonts w:ascii="Times New Roman" w:hAnsi="Times New Roman"/>
-                <w:sz w:val="18"/>
+              <w:spacing w:line="240" w:lineRule="auto" w:after="20"/>
+              <w:ind w:firstLine="0"/>
+              <w:jc w:val="left"/>
+            </w:pPr>
+            <w:r>
+              <w:rPr>
+                <w:sz w:val="17"/>
               </w:rPr>
               <w:t xml:space="preserve">BranchId:int FK</w:t>
             </w:r>
@@ -2334,14 +2302,13 @@
           <w:p>
             <w:pPr>
               <w:pStyle w:val="Compact"/>
-              <w:spacing w:line="240" w:lineRule="auto" w:after="0"/>
-              <w:ind w:firstLine="0"/>
-              <w:jc w:val="left"/>
-            </w:pPr>
-            <w:r>
-              <w:rPr>
-                <w:rFonts w:ascii="Times New Roman" w:hAnsi="Times New Roman"/>
-                <w:sz w:val="18"/>
+              <w:spacing w:line="240" w:lineRule="auto" w:after="20"/>
+              <w:ind w:firstLine="0"/>
+              <w:jc w:val="left"/>
+            </w:pPr>
+            <w:r>
+              <w:rPr>
+                <w:sz w:val="17"/>
               </w:rPr>
               <w:t xml:space="preserve">BranchId — propiedad del modelo C#</w:t>
             </w:r>
@@ -2354,14 +2321,13 @@
           <w:p>
             <w:pPr>
               <w:pStyle w:val="Compact"/>
-              <w:spacing w:line="240" w:lineRule="auto" w:after="0"/>
-              <w:ind w:firstLine="0"/>
-              <w:jc w:val="left"/>
-            </w:pPr>
-            <w:r>
-              <w:rPr>
-                <w:rFonts w:ascii="Times New Roman" w:hAnsi="Times New Roman"/>
-                <w:sz w:val="18"/>
+              <w:spacing w:line="240" w:lineRule="auto" w:after="20"/>
+              <w:ind w:firstLine="0"/>
+              <w:jc w:val="left"/>
+            </w:pPr>
+            <w:r>
+              <w:rPr>
+                <w:sz w:val="17"/>
               </w:rPr>
               <w:t xml:space="preserve">AddressId:int? FK</w:t>
             </w:r>
@@ -2372,14 +2338,13 @@
           <w:p>
             <w:pPr>
               <w:pStyle w:val="Compact"/>
-              <w:spacing w:line="240" w:lineRule="auto" w:after="0"/>
-              <w:ind w:firstLine="0"/>
-              <w:jc w:val="left"/>
-            </w:pPr>
-            <w:r>
-              <w:rPr>
-                <w:rFonts w:ascii="Times New Roman" w:hAnsi="Times New Roman"/>
-                <w:sz w:val="18"/>
+              <w:spacing w:line="240" w:lineRule="auto" w:after="20"/>
+              <w:ind w:firstLine="0"/>
+              <w:jc w:val="left"/>
+            </w:pPr>
+            <w:r>
+              <w:rPr>
+                <w:sz w:val="17"/>
               </w:rPr>
               <w:t xml:space="preserve">AddressId — propiedad del modelo C#</w:t>
             </w:r>
@@ -2392,14 +2357,13 @@
           <w:p>
             <w:pPr>
               <w:pStyle w:val="Compact"/>
-              <w:spacing w:line="240" w:lineRule="auto" w:after="0"/>
-              <w:ind w:firstLine="0"/>
-              <w:jc w:val="left"/>
-            </w:pPr>
-            <w:r>
-              <w:rPr>
-                <w:rFonts w:ascii="Times New Roman" w:hAnsi="Times New Roman"/>
-                <w:sz w:val="18"/>
+              <w:spacing w:line="240" w:lineRule="auto" w:after="20"/>
+              <w:ind w:firstLine="0"/>
+              <w:jc w:val="left"/>
+            </w:pPr>
+            <w:r>
+              <w:rPr>
+                <w:sz w:val="17"/>
               </w:rPr>
               <w:t xml:space="preserve">OrderType:enum</w:t>
             </w:r>
@@ -2410,14 +2374,13 @@
           <w:p>
             <w:pPr>
               <w:pStyle w:val="Compact"/>
-              <w:spacing w:line="240" w:lineRule="auto" w:after="0"/>
-              <w:ind w:firstLine="0"/>
-              <w:jc w:val="left"/>
-            </w:pPr>
-            <w:r>
-              <w:rPr>
-                <w:rFonts w:ascii="Times New Roman" w:hAnsi="Times New Roman"/>
-                <w:sz w:val="18"/>
+              <w:spacing w:line="240" w:lineRule="auto" w:after="20"/>
+              <w:ind w:firstLine="0"/>
+              <w:jc w:val="left"/>
+            </w:pPr>
+            <w:r>
+              <w:rPr>
+                <w:sz w:val="17"/>
               </w:rPr>
               <w:t xml:space="preserve">OrderType — propiedad del modelo C#</w:t>
             </w:r>
@@ -2430,14 +2393,13 @@
           <w:p>
             <w:pPr>
               <w:pStyle w:val="Compact"/>
-              <w:spacing w:line="240" w:lineRule="auto" w:after="0"/>
-              <w:ind w:firstLine="0"/>
-              <w:jc w:val="left"/>
-            </w:pPr>
-            <w:r>
-              <w:rPr>
-                <w:rFonts w:ascii="Times New Roman" w:hAnsi="Times New Roman"/>
-                <w:sz w:val="18"/>
+              <w:spacing w:line="240" w:lineRule="auto" w:after="20"/>
+              <w:ind w:firstLine="0"/>
+              <w:jc w:val="left"/>
+            </w:pPr>
+            <w:r>
+              <w:rPr>
+                <w:sz w:val="17"/>
               </w:rPr>
               <w:t xml:space="preserve">Channel:enum</w:t>
             </w:r>
@@ -2448,14 +2410,13 @@
           <w:p>
             <w:pPr>
               <w:pStyle w:val="Compact"/>
-              <w:spacing w:line="240" w:lineRule="auto" w:after="0"/>
-              <w:ind w:firstLine="0"/>
-              <w:jc w:val="left"/>
-            </w:pPr>
-            <w:r>
-              <w:rPr>
-                <w:rFonts w:ascii="Times New Roman" w:hAnsi="Times New Roman"/>
-                <w:sz w:val="18"/>
+              <w:spacing w:line="240" w:lineRule="auto" w:after="20"/>
+              <w:ind w:firstLine="0"/>
+              <w:jc w:val="left"/>
+            </w:pPr>
+            <w:r>
+              <w:rPr>
+                <w:sz w:val="17"/>
               </w:rPr>
               <w:t xml:space="preserve">Channel — propiedad del modelo C#</w:t>
             </w:r>
@@ -2468,14 +2429,13 @@
           <w:p>
             <w:pPr>
               <w:pStyle w:val="Compact"/>
-              <w:spacing w:line="240" w:lineRule="auto" w:after="0"/>
-              <w:ind w:firstLine="0"/>
-              <w:jc w:val="left"/>
-            </w:pPr>
-            <w:r>
-              <w:rPr>
-                <w:rFonts w:ascii="Times New Roman" w:hAnsi="Times New Roman"/>
-                <w:sz w:val="18"/>
+              <w:spacing w:line="240" w:lineRule="auto" w:after="20"/>
+              <w:ind w:firstLine="0"/>
+              <w:jc w:val="left"/>
+            </w:pPr>
+            <w:r>
+              <w:rPr>
+                <w:sz w:val="17"/>
               </w:rPr>
               <w:t xml:space="preserve">Status:enum</w:t>
             </w:r>
@@ -2486,14 +2446,13 @@
           <w:p>
             <w:pPr>
               <w:pStyle w:val="Compact"/>
-              <w:spacing w:line="240" w:lineRule="auto" w:after="0"/>
-              <w:ind w:firstLine="0"/>
-              <w:jc w:val="left"/>
-            </w:pPr>
-            <w:r>
-              <w:rPr>
-                <w:rFonts w:ascii="Times New Roman" w:hAnsi="Times New Roman"/>
-                <w:sz w:val="18"/>
+              <w:spacing w:line="240" w:lineRule="auto" w:after="20"/>
+              <w:ind w:firstLine="0"/>
+              <w:jc w:val="left"/>
+            </w:pPr>
+            <w:r>
+              <w:rPr>
+                <w:sz w:val="17"/>
               </w:rPr>
               <w:t xml:space="preserve">Status — propiedad del modelo C#</w:t>
             </w:r>
@@ -2506,14 +2465,13 @@
           <w:p>
             <w:pPr>
               <w:pStyle w:val="Compact"/>
-              <w:spacing w:line="240" w:lineRule="auto" w:after="0"/>
-              <w:ind w:firstLine="0"/>
-              <w:jc w:val="left"/>
-            </w:pPr>
-            <w:r>
-              <w:rPr>
-                <w:rFonts w:ascii="Times New Roman" w:hAnsi="Times New Roman"/>
-                <w:sz w:val="18"/>
+              <w:spacing w:line="240" w:lineRule="auto" w:after="20"/>
+              <w:ind w:firstLine="0"/>
+              <w:jc w:val="left"/>
+            </w:pPr>
+            <w:r>
+              <w:rPr>
+                <w:sz w:val="17"/>
               </w:rPr>
               <w:t xml:space="preserve">SubTotal:decimal</w:t>
             </w:r>
@@ -2524,14 +2482,13 @@
           <w:p>
             <w:pPr>
               <w:pStyle w:val="Compact"/>
-              <w:spacing w:line="240" w:lineRule="auto" w:after="0"/>
-              <w:ind w:firstLine="0"/>
-              <w:jc w:val="left"/>
-            </w:pPr>
-            <w:r>
-              <w:rPr>
-                <w:rFonts w:ascii="Times New Roman" w:hAnsi="Times New Roman"/>
-                <w:sz w:val="18"/>
+              <w:spacing w:line="240" w:lineRule="auto" w:after="20"/>
+              <w:ind w:firstLine="0"/>
+              <w:jc w:val="left"/>
+            </w:pPr>
+            <w:r>
+              <w:rPr>
+                <w:sz w:val="17"/>
               </w:rPr>
               <w:t xml:space="preserve">SubTotal — propiedad del modelo C#</w:t>
             </w:r>
@@ -2544,14 +2501,13 @@
           <w:p>
             <w:pPr>
               <w:pStyle w:val="Compact"/>
-              <w:spacing w:line="240" w:lineRule="auto" w:after="0"/>
-              <w:ind w:firstLine="0"/>
-              <w:jc w:val="left"/>
-            </w:pPr>
-            <w:r>
-              <w:rPr>
-                <w:rFonts w:ascii="Times New Roman" w:hAnsi="Times New Roman"/>
-                <w:sz w:val="18"/>
+              <w:spacing w:line="240" w:lineRule="auto" w:after="20"/>
+              <w:ind w:firstLine="0"/>
+              <w:jc w:val="left"/>
+            </w:pPr>
+            <w:r>
+              <w:rPr>
+                <w:sz w:val="17"/>
               </w:rPr>
               <w:t xml:space="preserve">Tax:decimal</w:t>
             </w:r>
@@ -2562,14 +2518,13 @@
           <w:p>
             <w:pPr>
               <w:pStyle w:val="Compact"/>
-              <w:spacing w:line="240" w:lineRule="auto" w:after="0"/>
-              <w:ind w:firstLine="0"/>
-              <w:jc w:val="left"/>
-            </w:pPr>
-            <w:r>
-              <w:rPr>
-                <w:rFonts w:ascii="Times New Roman" w:hAnsi="Times New Roman"/>
-                <w:sz w:val="18"/>
+              <w:spacing w:line="240" w:lineRule="auto" w:after="20"/>
+              <w:ind w:firstLine="0"/>
+              <w:jc w:val="left"/>
+            </w:pPr>
+            <w:r>
+              <w:rPr>
+                <w:sz w:val="17"/>
               </w:rPr>
               <w:t xml:space="preserve">Tax — propiedad del modelo C#</w:t>
             </w:r>
@@ -2582,14 +2537,13 @@
           <w:p>
             <w:pPr>
               <w:pStyle w:val="Compact"/>
-              <w:spacing w:line="240" w:lineRule="auto" w:after="0"/>
-              <w:ind w:firstLine="0"/>
-              <w:jc w:val="left"/>
-            </w:pPr>
-            <w:r>
-              <w:rPr>
-                <w:rFonts w:ascii="Times New Roman" w:hAnsi="Times New Roman"/>
-                <w:sz w:val="18"/>
+              <w:spacing w:line="240" w:lineRule="auto" w:after="20"/>
+              <w:ind w:firstLine="0"/>
+              <w:jc w:val="left"/>
+            </w:pPr>
+            <w:r>
+              <w:rPr>
+                <w:sz w:val="17"/>
               </w:rPr>
               <w:t xml:space="preserve">Total:decimal</w:t>
             </w:r>
@@ -2600,14 +2554,13 @@
           <w:p>
             <w:pPr>
               <w:pStyle w:val="Compact"/>
-              <w:spacing w:line="240" w:lineRule="auto" w:after="0"/>
-              <w:ind w:firstLine="0"/>
-              <w:jc w:val="left"/>
-            </w:pPr>
-            <w:r>
-              <w:rPr>
-                <w:rFonts w:ascii="Times New Roman" w:hAnsi="Times New Roman"/>
-                <w:sz w:val="18"/>
+              <w:spacing w:line="240" w:lineRule="auto" w:after="20"/>
+              <w:ind w:firstLine="0"/>
+              <w:jc w:val="left"/>
+            </w:pPr>
+            <w:r>
+              <w:rPr>
+                <w:sz w:val="17"/>
               </w:rPr>
               <w:t xml:space="preserve">Total — propiedad del modelo C#</w:t>
             </w:r>
@@ -2620,14 +2573,13 @@
           <w:p>
             <w:pPr>
               <w:pStyle w:val="Compact"/>
-              <w:spacing w:line="240" w:lineRule="auto" w:after="0"/>
-              <w:ind w:firstLine="0"/>
-              <w:jc w:val="left"/>
-            </w:pPr>
-            <w:r>
-              <w:rPr>
-                <w:rFonts w:ascii="Times New Roman" w:hAnsi="Times New Roman"/>
-                <w:sz w:val="18"/>
+              <w:spacing w:line="240" w:lineRule="auto" w:after="20"/>
+              <w:ind w:firstLine="0"/>
+              <w:jc w:val="left"/>
+            </w:pPr>
+            <w:r>
+              <w:rPr>
+                <w:sz w:val="17"/>
               </w:rPr>
               <w:t xml:space="preserve">Notes:string?</w:t>
             </w:r>
@@ -2638,14 +2590,13 @@
           <w:p>
             <w:pPr>
               <w:pStyle w:val="Compact"/>
-              <w:spacing w:line="240" w:lineRule="auto" w:after="0"/>
-              <w:ind w:firstLine="0"/>
-              <w:jc w:val="left"/>
-            </w:pPr>
-            <w:r>
-              <w:rPr>
-                <w:rFonts w:ascii="Times New Roman" w:hAnsi="Times New Roman"/>
-                <w:sz w:val="18"/>
+              <w:spacing w:line="240" w:lineRule="auto" w:after="20"/>
+              <w:ind w:firstLine="0"/>
+              <w:jc w:val="left"/>
+            </w:pPr>
+            <w:r>
+              <w:rPr>
+                <w:sz w:val="17"/>
               </w:rPr>
               <w:t xml:space="preserve">Notes — propiedad del modelo C#</w:t>
             </w:r>
@@ -2658,14 +2609,13 @@
           <w:p>
             <w:pPr>
               <w:pStyle w:val="Compact"/>
-              <w:spacing w:line="240" w:lineRule="auto" w:after="0"/>
-              <w:ind w:firstLine="0"/>
-              <w:jc w:val="left"/>
-            </w:pPr>
-            <w:r>
-              <w:rPr>
-                <w:rFonts w:ascii="Times New Roman" w:hAnsi="Times New Roman"/>
-                <w:sz w:val="18"/>
+              <w:spacing w:line="240" w:lineRule="auto" w:after="20"/>
+              <w:ind w:firstLine="0"/>
+              <w:jc w:val="left"/>
+            </w:pPr>
+            <w:r>
+              <w:rPr>
+                <w:sz w:val="17"/>
               </w:rPr>
               <w:t xml:space="preserve">GuestName:string?</w:t>
             </w:r>
@@ -2676,14 +2626,13 @@
           <w:p>
             <w:pPr>
               <w:pStyle w:val="Compact"/>
-              <w:spacing w:line="240" w:lineRule="auto" w:after="0"/>
-              <w:ind w:firstLine="0"/>
-              <w:jc w:val="left"/>
-            </w:pPr>
-            <w:r>
-              <w:rPr>
-                <w:rFonts w:ascii="Times New Roman" w:hAnsi="Times New Roman"/>
-                <w:sz w:val="18"/>
+              <w:spacing w:line="240" w:lineRule="auto" w:after="20"/>
+              <w:ind w:firstLine="0"/>
+              <w:jc w:val="left"/>
+            </w:pPr>
+            <w:r>
+              <w:rPr>
+                <w:sz w:val="17"/>
               </w:rPr>
               <w:t xml:space="preserve">GuestName — propiedad del modelo C#</w:t>
             </w:r>
@@ -2696,14 +2645,13 @@
           <w:p>
             <w:pPr>
               <w:pStyle w:val="Compact"/>
-              <w:spacing w:line="240" w:lineRule="auto" w:after="0"/>
-              <w:ind w:firstLine="0"/>
-              <w:jc w:val="left"/>
-            </w:pPr>
-            <w:r>
-              <w:rPr>
-                <w:rFonts w:ascii="Times New Roman" w:hAnsi="Times New Roman"/>
-                <w:sz w:val="18"/>
+              <w:spacing w:line="240" w:lineRule="auto" w:after="20"/>
+              <w:ind w:firstLine="0"/>
+              <w:jc w:val="left"/>
+            </w:pPr>
+            <w:r>
+              <w:rPr>
+                <w:sz w:val="17"/>
               </w:rPr>
               <w:t xml:space="preserve">CreatedAt:DateTime</w:t>
             </w:r>
@@ -2714,14 +2662,13 @@
           <w:p>
             <w:pPr>
               <w:pStyle w:val="Compact"/>
-              <w:spacing w:line="240" w:lineRule="auto" w:after="0"/>
-              <w:ind w:firstLine="0"/>
-              <w:jc w:val="left"/>
-            </w:pPr>
-            <w:r>
-              <w:rPr>
-                <w:rFonts w:ascii="Times New Roman" w:hAnsi="Times New Roman"/>
-                <w:sz w:val="18"/>
+              <w:spacing w:line="240" w:lineRule="auto" w:after="20"/>
+              <w:ind w:firstLine="0"/>
+              <w:jc w:val="left"/>
+            </w:pPr>
+            <w:r>
+              <w:rPr>
+                <w:sz w:val="17"/>
               </w:rPr>
               <w:t xml:space="preserve">CreatedAt — propiedad del modelo C#</w:t>
             </w:r>
@@ -2734,14 +2681,13 @@
           <w:p>
             <w:pPr>
               <w:pStyle w:val="Compact"/>
-              <w:spacing w:line="240" w:lineRule="auto" w:after="0"/>
-              <w:ind w:firstLine="0"/>
-              <w:jc w:val="left"/>
-            </w:pPr>
-            <w:r>
-              <w:rPr>
-                <w:rFonts w:ascii="Times New Roman" w:hAnsi="Times New Roman"/>
-                <w:sz w:val="18"/>
+              <w:spacing w:line="240" w:lineRule="auto" w:after="20"/>
+              <w:ind w:firstLine="0"/>
+              <w:jc w:val="left"/>
+            </w:pPr>
+            <w:r>
+              <w:rPr>
+                <w:sz w:val="17"/>
               </w:rPr>
               <w:t xml:space="preserve">UpdatedAt:DateTime?</w:t>
             </w:r>
@@ -2752,14 +2698,13 @@
           <w:p>
             <w:pPr>
               <w:pStyle w:val="Compact"/>
-              <w:spacing w:line="240" w:lineRule="auto" w:after="0"/>
-              <w:ind w:firstLine="0"/>
-              <w:jc w:val="left"/>
-            </w:pPr>
-            <w:r>
-              <w:rPr>
-                <w:rFonts w:ascii="Times New Roman" w:hAnsi="Times New Roman"/>
-                <w:sz w:val="18"/>
+              <w:spacing w:line="240" w:lineRule="auto" w:after="20"/>
+              <w:ind w:firstLine="0"/>
+              <w:jc w:val="left"/>
+            </w:pPr>
+            <w:r>
+              <w:rPr>
+                <w:sz w:val="17"/>
               </w:rPr>
               <w:t xml:space="preserve">UpdatedAt — propiedad del modelo C#</w:t>
             </w:r>
@@ -2773,12 +2718,9 @@
       <w:pPr>
         <w:pStyle w:val="Heading3"/>
         <w:keepNext/>
-        <w:ind w:firstLine="0"/>
-      </w:pPr>
-      <w:r>
-        <w:rPr>
-          <w:color w:val="000000"/>
-        </w:rPr>
+        <w:spacing w:line="264" w:lineRule="auto"/>
+      </w:pPr>
+      <w:r>
         <w:t xml:space="preserve">Entidad OrderDetail</w:t>
       </w:r>
     </w:p>
@@ -2787,7 +2729,7 @@
         <w:tblStyle w:val="Table"/>
         <w:tblW w:type="pct" w:w="5000"/>
         <w:jc w:val="left"/>
-        <w:tblLayout w:type="fixed"/>
+        <w:tblLayout w:type="autofit"/>
         <w:tblLook w:firstRow="1" w:lastRow="0" w:firstColumn="0" w:lastColumn="0" w:noHBand="0" w:noVBand="0" w:val="0020"/>
       </w:tblPr>
       <w:tblGrid>
@@ -2804,14 +2746,14 @@
           <w:p>
             <w:pPr>
               <w:pStyle w:val="Compact"/>
-              <w:spacing w:line="240" w:lineRule="auto" w:after="0"/>
-              <w:ind w:firstLine="0"/>
-              <w:jc w:val="left"/>
-            </w:pPr>
-            <w:r>
-              <w:rPr>
-                <w:rFonts w:ascii="Times New Roman" w:hAnsi="Times New Roman"/>
-                <w:sz w:val="18"/>
+              <w:spacing w:line="240" w:lineRule="auto" w:after="20"/>
+              <w:ind w:firstLine="0"/>
+              <w:jc w:val="left"/>
+            </w:pPr>
+            <w:r>
+              <w:rPr>
+                <w:b/>
+                <w:sz w:val="17"/>
               </w:rPr>
               <w:t xml:space="preserve">Propiedad/Tipo visible</w:t>
             </w:r>
@@ -2822,14 +2764,14 @@
           <w:p>
             <w:pPr>
               <w:pStyle w:val="Compact"/>
-              <w:spacing w:line="240" w:lineRule="auto" w:after="0"/>
-              <w:ind w:firstLine="0"/>
-              <w:jc w:val="left"/>
-            </w:pPr>
-            <w:r>
-              <w:rPr>
-                <w:rFonts w:ascii="Times New Roman" w:hAnsi="Times New Roman"/>
-                <w:sz w:val="18"/>
+              <w:spacing w:line="240" w:lineRule="auto" w:after="20"/>
+              <w:ind w:firstLine="0"/>
+              <w:jc w:val="left"/>
+            </w:pPr>
+            <w:r>
+              <w:rPr>
+                <w:b/>
+                <w:sz w:val="17"/>
               </w:rPr>
               <w:t xml:space="preserve">Interpretación de dominio</w:t>
             </w:r>
@@ -2842,14 +2784,13 @@
           <w:p>
             <w:pPr>
               <w:pStyle w:val="Compact"/>
-              <w:spacing w:line="240" w:lineRule="auto" w:after="0"/>
-              <w:ind w:firstLine="0"/>
-              <w:jc w:val="left"/>
-            </w:pPr>
-            <w:r>
-              <w:rPr>
-                <w:rFonts w:ascii="Times New Roman" w:hAnsi="Times New Roman"/>
-                <w:sz w:val="18"/>
+              <w:spacing w:line="240" w:lineRule="auto" w:after="20"/>
+              <w:ind w:firstLine="0"/>
+              <w:jc w:val="left"/>
+            </w:pPr>
+            <w:r>
+              <w:rPr>
+                <w:sz w:val="17"/>
               </w:rPr>
               <w:t xml:space="preserve">Id:int PK</w:t>
             </w:r>
@@ -2860,14 +2801,13 @@
           <w:p>
             <w:pPr>
               <w:pStyle w:val="Compact"/>
-              <w:spacing w:line="240" w:lineRule="auto" w:after="0"/>
-              <w:ind w:firstLine="0"/>
-              <w:jc w:val="left"/>
-            </w:pPr>
-            <w:r>
-              <w:rPr>
-                <w:rFonts w:ascii="Times New Roman" w:hAnsi="Times New Roman"/>
-                <w:sz w:val="18"/>
+              <w:spacing w:line="240" w:lineRule="auto" w:after="20"/>
+              <w:ind w:firstLine="0"/>
+              <w:jc w:val="left"/>
+            </w:pPr>
+            <w:r>
+              <w:rPr>
+                <w:sz w:val="17"/>
               </w:rPr>
               <w:t xml:space="preserve">Id — propiedad del modelo C#</w:t>
             </w:r>
@@ -2880,14 +2820,13 @@
           <w:p>
             <w:pPr>
               <w:pStyle w:val="Compact"/>
-              <w:spacing w:line="240" w:lineRule="auto" w:after="0"/>
-              <w:ind w:firstLine="0"/>
-              <w:jc w:val="left"/>
-            </w:pPr>
-            <w:r>
-              <w:rPr>
-                <w:rFonts w:ascii="Times New Roman" w:hAnsi="Times New Roman"/>
-                <w:sz w:val="18"/>
+              <w:spacing w:line="240" w:lineRule="auto" w:after="20"/>
+              <w:ind w:firstLine="0"/>
+              <w:jc w:val="left"/>
+            </w:pPr>
+            <w:r>
+              <w:rPr>
+                <w:sz w:val="17"/>
               </w:rPr>
               <w:t xml:space="preserve">OrderId:int FK</w:t>
             </w:r>
@@ -2898,14 +2837,13 @@
           <w:p>
             <w:pPr>
               <w:pStyle w:val="Compact"/>
-              <w:spacing w:line="240" w:lineRule="auto" w:after="0"/>
-              <w:ind w:firstLine="0"/>
-              <w:jc w:val="left"/>
-            </w:pPr>
-            <w:r>
-              <w:rPr>
-                <w:rFonts w:ascii="Times New Roman" w:hAnsi="Times New Roman"/>
-                <w:sz w:val="18"/>
+              <w:spacing w:line="240" w:lineRule="auto" w:after="20"/>
+              <w:ind w:firstLine="0"/>
+              <w:jc w:val="left"/>
+            </w:pPr>
+            <w:r>
+              <w:rPr>
+                <w:sz w:val="17"/>
               </w:rPr>
               <w:t xml:space="preserve">OrderId — propiedad del modelo C#</w:t>
             </w:r>
@@ -2918,14 +2856,13 @@
           <w:p>
             <w:pPr>
               <w:pStyle w:val="Compact"/>
-              <w:spacing w:line="240" w:lineRule="auto" w:after="0"/>
-              <w:ind w:firstLine="0"/>
-              <w:jc w:val="left"/>
-            </w:pPr>
-            <w:r>
-              <w:rPr>
-                <w:rFonts w:ascii="Times New Roman" w:hAnsi="Times New Roman"/>
-                <w:sz w:val="18"/>
+              <w:spacing w:line="240" w:lineRule="auto" w:after="20"/>
+              <w:ind w:firstLine="0"/>
+              <w:jc w:val="left"/>
+            </w:pPr>
+            <w:r>
+              <w:rPr>
+                <w:sz w:val="17"/>
               </w:rPr>
               <w:t xml:space="preserve">ProductId:int FK</w:t>
             </w:r>
@@ -2936,14 +2873,13 @@
           <w:p>
             <w:pPr>
               <w:pStyle w:val="Compact"/>
-              <w:spacing w:line="240" w:lineRule="auto" w:after="0"/>
-              <w:ind w:firstLine="0"/>
-              <w:jc w:val="left"/>
-            </w:pPr>
-            <w:r>
-              <w:rPr>
-                <w:rFonts w:ascii="Times New Roman" w:hAnsi="Times New Roman"/>
-                <w:sz w:val="18"/>
+              <w:spacing w:line="240" w:lineRule="auto" w:after="20"/>
+              <w:ind w:firstLine="0"/>
+              <w:jc w:val="left"/>
+            </w:pPr>
+            <w:r>
+              <w:rPr>
+                <w:sz w:val="17"/>
               </w:rPr>
               <w:t xml:space="preserve">ProductId — propiedad del modelo C#</w:t>
             </w:r>
@@ -2956,14 +2892,13 @@
           <w:p>
             <w:pPr>
               <w:pStyle w:val="Compact"/>
-              <w:spacing w:line="240" w:lineRule="auto" w:after="0"/>
-              <w:ind w:firstLine="0"/>
-              <w:jc w:val="left"/>
-            </w:pPr>
-            <w:r>
-              <w:rPr>
-                <w:rFonts w:ascii="Times New Roman" w:hAnsi="Times New Roman"/>
-                <w:sz w:val="18"/>
+              <w:spacing w:line="240" w:lineRule="auto" w:after="20"/>
+              <w:ind w:firstLine="0"/>
+              <w:jc w:val="left"/>
+            </w:pPr>
+            <w:r>
+              <w:rPr>
+                <w:sz w:val="17"/>
               </w:rPr>
               <w:t xml:space="preserve">LastModifiedByEmployeeId:int? FK</w:t>
             </w:r>
@@ -2974,14 +2909,13 @@
           <w:p>
             <w:pPr>
               <w:pStyle w:val="Compact"/>
-              <w:spacing w:line="240" w:lineRule="auto" w:after="0"/>
-              <w:ind w:firstLine="0"/>
-              <w:jc w:val="left"/>
-            </w:pPr>
-            <w:r>
-              <w:rPr>
-                <w:rFonts w:ascii="Times New Roman" w:hAnsi="Times New Roman"/>
-                <w:sz w:val="18"/>
+              <w:spacing w:line="240" w:lineRule="auto" w:after="20"/>
+              <w:ind w:firstLine="0"/>
+              <w:jc w:val="left"/>
+            </w:pPr>
+            <w:r>
+              <w:rPr>
+                <w:sz w:val="17"/>
               </w:rPr>
               <w:t xml:space="preserve">LastModifiedByEmployeeId — propiedad del modelo C#</w:t>
             </w:r>
@@ -2994,14 +2928,13 @@
           <w:p>
             <w:pPr>
               <w:pStyle w:val="Compact"/>
-              <w:spacing w:line="240" w:lineRule="auto" w:after="0"/>
-              <w:ind w:firstLine="0"/>
-              <w:jc w:val="left"/>
-            </w:pPr>
-            <w:r>
-              <w:rPr>
-                <w:rFonts w:ascii="Times New Roman" w:hAnsi="Times New Roman"/>
-                <w:sz w:val="18"/>
+              <w:spacing w:line="240" w:lineRule="auto" w:after="20"/>
+              <w:ind w:firstLine="0"/>
+              <w:jc w:val="left"/>
+            </w:pPr>
+            <w:r>
+              <w:rPr>
+                <w:sz w:val="17"/>
               </w:rPr>
               <w:t xml:space="preserve">Quantity:int</w:t>
             </w:r>
@@ -3012,14 +2945,13 @@
           <w:p>
             <w:pPr>
               <w:pStyle w:val="Compact"/>
-              <w:spacing w:line="240" w:lineRule="auto" w:after="0"/>
-              <w:ind w:firstLine="0"/>
-              <w:jc w:val="left"/>
-            </w:pPr>
-            <w:r>
-              <w:rPr>
-                <w:rFonts w:ascii="Times New Roman" w:hAnsi="Times New Roman"/>
-                <w:sz w:val="18"/>
+              <w:spacing w:line="240" w:lineRule="auto" w:after="20"/>
+              <w:ind w:firstLine="0"/>
+              <w:jc w:val="left"/>
+            </w:pPr>
+            <w:r>
+              <w:rPr>
+                <w:sz w:val="17"/>
               </w:rPr>
               <w:t xml:space="preserve">Quantity — propiedad del modelo C#</w:t>
             </w:r>
@@ -3032,14 +2964,13 @@
           <w:p>
             <w:pPr>
               <w:pStyle w:val="Compact"/>
-              <w:spacing w:line="240" w:lineRule="auto" w:after="0"/>
-              <w:ind w:firstLine="0"/>
-              <w:jc w:val="left"/>
-            </w:pPr>
-            <w:r>
-              <w:rPr>
-                <w:rFonts w:ascii="Times New Roman" w:hAnsi="Times New Roman"/>
-                <w:sz w:val="18"/>
+              <w:spacing w:line="240" w:lineRule="auto" w:after="20"/>
+              <w:ind w:firstLine="0"/>
+              <w:jc w:val="left"/>
+            </w:pPr>
+            <w:r>
+              <w:rPr>
+                <w:sz w:val="17"/>
               </w:rPr>
               <w:t xml:space="preserve">UnitPrice:decimal</w:t>
             </w:r>
@@ -3050,14 +2981,13 @@
           <w:p>
             <w:pPr>
               <w:pStyle w:val="Compact"/>
-              <w:spacing w:line="240" w:lineRule="auto" w:after="0"/>
-              <w:ind w:firstLine="0"/>
-              <w:jc w:val="left"/>
-            </w:pPr>
-            <w:r>
-              <w:rPr>
-                <w:rFonts w:ascii="Times New Roman" w:hAnsi="Times New Roman"/>
-                <w:sz w:val="18"/>
+              <w:spacing w:line="240" w:lineRule="auto" w:after="20"/>
+              <w:ind w:firstLine="0"/>
+              <w:jc w:val="left"/>
+            </w:pPr>
+            <w:r>
+              <w:rPr>
+                <w:sz w:val="17"/>
               </w:rPr>
               <w:t xml:space="preserve">UnitPrice — propiedad del modelo C#</w:t>
             </w:r>
@@ -3070,14 +3000,13 @@
           <w:p>
             <w:pPr>
               <w:pStyle w:val="Compact"/>
-              <w:spacing w:line="240" w:lineRule="auto" w:after="0"/>
-              <w:ind w:firstLine="0"/>
-              <w:jc w:val="left"/>
-            </w:pPr>
-            <w:r>
-              <w:rPr>
-                <w:rFonts w:ascii="Times New Roman" w:hAnsi="Times New Roman"/>
-                <w:sz w:val="18"/>
+              <w:spacing w:line="240" w:lineRule="auto" w:after="20"/>
+              <w:ind w:firstLine="0"/>
+              <w:jc w:val="left"/>
+            </w:pPr>
+            <w:r>
+              <w:rPr>
+                <w:sz w:val="17"/>
               </w:rPr>
               <w:t xml:space="preserve">SubTotal:decimal</w:t>
             </w:r>
@@ -3088,14 +3017,13 @@
           <w:p>
             <w:pPr>
               <w:pStyle w:val="Compact"/>
-              <w:spacing w:line="240" w:lineRule="auto" w:after="0"/>
-              <w:ind w:firstLine="0"/>
-              <w:jc w:val="left"/>
-            </w:pPr>
-            <w:r>
-              <w:rPr>
-                <w:rFonts w:ascii="Times New Roman" w:hAnsi="Times New Roman"/>
-                <w:sz w:val="18"/>
+              <w:spacing w:line="240" w:lineRule="auto" w:after="20"/>
+              <w:ind w:firstLine="0"/>
+              <w:jc w:val="left"/>
+            </w:pPr>
+            <w:r>
+              <w:rPr>
+                <w:sz w:val="17"/>
               </w:rPr>
               <w:t xml:space="preserve">SubTotal — propiedad del modelo C#</w:t>
             </w:r>
@@ -3108,14 +3036,13 @@
           <w:p>
             <w:pPr>
               <w:pStyle w:val="Compact"/>
-              <w:spacing w:line="240" w:lineRule="auto" w:after="0"/>
-              <w:ind w:firstLine="0"/>
-              <w:jc w:val="left"/>
-            </w:pPr>
-            <w:r>
-              <w:rPr>
-                <w:rFonts w:ascii="Times New Roman" w:hAnsi="Times New Roman"/>
-                <w:sz w:val="18"/>
+              <w:spacing w:line="240" w:lineRule="auto" w:after="20"/>
+              <w:ind w:firstLine="0"/>
+              <w:jc w:val="left"/>
+            </w:pPr>
+            <w:r>
+              <w:rPr>
+                <w:sz w:val="17"/>
               </w:rPr>
               <w:t xml:space="preserve">Notes:string?</w:t>
             </w:r>
@@ -3126,14 +3053,13 @@
           <w:p>
             <w:pPr>
               <w:pStyle w:val="Compact"/>
-              <w:spacing w:line="240" w:lineRule="auto" w:after="0"/>
-              <w:ind w:firstLine="0"/>
-              <w:jc w:val="left"/>
-            </w:pPr>
-            <w:r>
-              <w:rPr>
-                <w:rFonts w:ascii="Times New Roman" w:hAnsi="Times New Roman"/>
-                <w:sz w:val="18"/>
+              <w:spacing w:line="240" w:lineRule="auto" w:after="20"/>
+              <w:ind w:firstLine="0"/>
+              <w:jc w:val="left"/>
+            </w:pPr>
+            <w:r>
+              <w:rPr>
+                <w:sz w:val="17"/>
               </w:rPr>
               <w:t xml:space="preserve">Notes — propiedad del modelo C#</w:t>
             </w:r>
@@ -3146,14 +3072,13 @@
           <w:p>
             <w:pPr>
               <w:pStyle w:val="Compact"/>
-              <w:spacing w:line="240" w:lineRule="auto" w:after="0"/>
-              <w:ind w:firstLine="0"/>
-              <w:jc w:val="left"/>
-            </w:pPr>
-            <w:r>
-              <w:rPr>
-                <w:rFonts w:ascii="Times New Roman" w:hAnsi="Times New Roman"/>
-                <w:sz w:val="18"/>
+              <w:spacing w:line="240" w:lineRule="auto" w:after="20"/>
+              <w:ind w:firstLine="0"/>
+              <w:jc w:val="left"/>
+            </w:pPr>
+            <w:r>
+              <w:rPr>
+                <w:sz w:val="17"/>
               </w:rPr>
               <w:t xml:space="preserve">IsToGo:bool</w:t>
             </w:r>
@@ -3164,14 +3089,13 @@
           <w:p>
             <w:pPr>
               <w:pStyle w:val="Compact"/>
-              <w:spacing w:line="240" w:lineRule="auto" w:after="0"/>
-              <w:ind w:firstLine="0"/>
-              <w:jc w:val="left"/>
-            </w:pPr>
-            <w:r>
-              <w:rPr>
-                <w:rFonts w:ascii="Times New Roman" w:hAnsi="Times New Roman"/>
-                <w:sz w:val="18"/>
+              <w:spacing w:line="240" w:lineRule="auto" w:after="20"/>
+              <w:ind w:firstLine="0"/>
+              <w:jc w:val="left"/>
+            </w:pPr>
+            <w:r>
+              <w:rPr>
+                <w:sz w:val="17"/>
               </w:rPr>
               <w:t xml:space="preserve">IsToGo — propiedad del modelo C#</w:t>
             </w:r>
@@ -3184,14 +3108,13 @@
           <w:p>
             <w:pPr>
               <w:pStyle w:val="Compact"/>
-              <w:spacing w:line="240" w:lineRule="auto" w:after="0"/>
-              <w:ind w:firstLine="0"/>
-              <w:jc w:val="left"/>
-            </w:pPr>
-            <w:r>
-              <w:rPr>
-                <w:rFonts w:ascii="Times New Roman" w:hAnsi="Times New Roman"/>
-                <w:sz w:val="18"/>
+              <w:spacing w:line="240" w:lineRule="auto" w:after="20"/>
+              <w:ind w:firstLine="0"/>
+              <w:jc w:val="left"/>
+            </w:pPr>
+            <w:r>
+              <w:rPr>
+                <w:sz w:val="17"/>
               </w:rPr>
               <w:t xml:space="preserve">BatchNumber:int</w:t>
             </w:r>
@@ -3202,14 +3125,13 @@
           <w:p>
             <w:pPr>
               <w:pStyle w:val="Compact"/>
-              <w:spacing w:line="240" w:lineRule="auto" w:after="0"/>
-              <w:ind w:firstLine="0"/>
-              <w:jc w:val="left"/>
-            </w:pPr>
-            <w:r>
-              <w:rPr>
-                <w:rFonts w:ascii="Times New Roman" w:hAnsi="Times New Roman"/>
-                <w:sz w:val="18"/>
+              <w:spacing w:line="240" w:lineRule="auto" w:after="20"/>
+              <w:ind w:firstLine="0"/>
+              <w:jc w:val="left"/>
+            </w:pPr>
+            <w:r>
+              <w:rPr>
+                <w:sz w:val="17"/>
               </w:rPr>
               <w:t xml:space="preserve">BatchNumber — propiedad del modelo C#</w:t>
             </w:r>
@@ -3222,14 +3144,13 @@
           <w:p>
             <w:pPr>
               <w:pStyle w:val="Compact"/>
-              <w:spacing w:line="240" w:lineRule="auto" w:after="0"/>
-              <w:ind w:firstLine="0"/>
-              <w:jc w:val="left"/>
-            </w:pPr>
-            <w:r>
-              <w:rPr>
-                <w:rFonts w:ascii="Times New Roman" w:hAnsi="Times New Roman"/>
-                <w:sz w:val="18"/>
+              <w:spacing w:line="240" w:lineRule="auto" w:after="20"/>
+              <w:ind w:firstLine="0"/>
+              <w:jc w:val="left"/>
+            </w:pPr>
+            <w:r>
+              <w:rPr>
+                <w:sz w:val="17"/>
               </w:rPr>
               <w:t xml:space="preserve">Status:enum</w:t>
             </w:r>
@@ -3240,14 +3161,13 @@
           <w:p>
             <w:pPr>
               <w:pStyle w:val="Compact"/>
-              <w:spacing w:line="240" w:lineRule="auto" w:after="0"/>
-              <w:ind w:firstLine="0"/>
-              <w:jc w:val="left"/>
-            </w:pPr>
-            <w:r>
-              <w:rPr>
-                <w:rFonts w:ascii="Times New Roman" w:hAnsi="Times New Roman"/>
-                <w:sz w:val="18"/>
+              <w:spacing w:line="240" w:lineRule="auto" w:after="20"/>
+              <w:ind w:firstLine="0"/>
+              <w:jc w:val="left"/>
+            </w:pPr>
+            <w:r>
+              <w:rPr>
+                <w:sz w:val="17"/>
               </w:rPr>
               <w:t xml:space="preserve">Status — propiedad del modelo C#</w:t>
             </w:r>
@@ -3261,12 +3181,9 @@
       <w:pPr>
         <w:pStyle w:val="Heading3"/>
         <w:keepNext/>
-        <w:ind w:firstLine="0"/>
-      </w:pPr>
-      <w:r>
-        <w:rPr>
-          <w:color w:val="000000"/>
-        </w:rPr>
+        <w:spacing w:line="264" w:lineRule="auto"/>
+      </w:pPr>
+      <w:r>
         <w:t xml:space="preserve">Entidad Payment</w:t>
       </w:r>
     </w:p>
@@ -3275,7 +3192,7 @@
         <w:tblStyle w:val="Table"/>
         <w:tblW w:type="pct" w:w="5000"/>
         <w:jc w:val="left"/>
-        <w:tblLayout w:type="fixed"/>
+        <w:tblLayout w:type="autofit"/>
         <w:tblLook w:firstRow="1" w:lastRow="0" w:firstColumn="0" w:lastColumn="0" w:noHBand="0" w:noVBand="0" w:val="0020"/>
       </w:tblPr>
       <w:tblGrid>
@@ -3292,14 +3209,14 @@
           <w:p>
             <w:pPr>
               <w:pStyle w:val="Compact"/>
-              <w:spacing w:line="240" w:lineRule="auto" w:after="0"/>
-              <w:ind w:firstLine="0"/>
-              <w:jc w:val="left"/>
-            </w:pPr>
-            <w:r>
-              <w:rPr>
-                <w:rFonts w:ascii="Times New Roman" w:hAnsi="Times New Roman"/>
-                <w:sz w:val="18"/>
+              <w:spacing w:line="240" w:lineRule="auto" w:after="20"/>
+              <w:ind w:firstLine="0"/>
+              <w:jc w:val="left"/>
+            </w:pPr>
+            <w:r>
+              <w:rPr>
+                <w:b/>
+                <w:sz w:val="17"/>
               </w:rPr>
               <w:t xml:space="preserve">Propiedad/Tipo visible</w:t>
             </w:r>
@@ -3310,14 +3227,14 @@
           <w:p>
             <w:pPr>
               <w:pStyle w:val="Compact"/>
-              <w:spacing w:line="240" w:lineRule="auto" w:after="0"/>
-              <w:ind w:firstLine="0"/>
-              <w:jc w:val="left"/>
-            </w:pPr>
-            <w:r>
-              <w:rPr>
-                <w:rFonts w:ascii="Times New Roman" w:hAnsi="Times New Roman"/>
-                <w:sz w:val="18"/>
+              <w:spacing w:line="240" w:lineRule="auto" w:after="20"/>
+              <w:ind w:firstLine="0"/>
+              <w:jc w:val="left"/>
+            </w:pPr>
+            <w:r>
+              <w:rPr>
+                <w:b/>
+                <w:sz w:val="17"/>
               </w:rPr>
               <w:t xml:space="preserve">Interpretación de dominio</w:t>
             </w:r>
@@ -3330,14 +3247,13 @@
           <w:p>
             <w:pPr>
               <w:pStyle w:val="Compact"/>
-              <w:spacing w:line="240" w:lineRule="auto" w:after="0"/>
-              <w:ind w:firstLine="0"/>
-              <w:jc w:val="left"/>
-            </w:pPr>
-            <w:r>
-              <w:rPr>
-                <w:rFonts w:ascii="Times New Roman" w:hAnsi="Times New Roman"/>
-                <w:sz w:val="18"/>
+              <w:spacing w:line="240" w:lineRule="auto" w:after="20"/>
+              <w:ind w:firstLine="0"/>
+              <w:jc w:val="left"/>
+            </w:pPr>
+            <w:r>
+              <w:rPr>
+                <w:sz w:val="17"/>
               </w:rPr>
               <w:t xml:space="preserve">Id:int PK</w:t>
             </w:r>
@@ -3348,14 +3264,13 @@
           <w:p>
             <w:pPr>
               <w:pStyle w:val="Compact"/>
-              <w:spacing w:line="240" w:lineRule="auto" w:after="0"/>
-              <w:ind w:firstLine="0"/>
-              <w:jc w:val="left"/>
-            </w:pPr>
-            <w:r>
-              <w:rPr>
-                <w:rFonts w:ascii="Times New Roman" w:hAnsi="Times New Roman"/>
-                <w:sz w:val="18"/>
+              <w:spacing w:line="240" w:lineRule="auto" w:after="20"/>
+              <w:ind w:firstLine="0"/>
+              <w:jc w:val="left"/>
+            </w:pPr>
+            <w:r>
+              <w:rPr>
+                <w:sz w:val="17"/>
               </w:rPr>
               <w:t xml:space="preserve">Id — propiedad del modelo C#</w:t>
             </w:r>
@@ -3368,14 +3283,13 @@
           <w:p>
             <w:pPr>
               <w:pStyle w:val="Compact"/>
-              <w:spacing w:line="240" w:lineRule="auto" w:after="0"/>
-              <w:ind w:firstLine="0"/>
-              <w:jc w:val="left"/>
-            </w:pPr>
-            <w:r>
-              <w:rPr>
-                <w:rFonts w:ascii="Times New Roman" w:hAnsi="Times New Roman"/>
-                <w:sz w:val="18"/>
+              <w:spacing w:line="240" w:lineRule="auto" w:after="20"/>
+              <w:ind w:firstLine="0"/>
+              <w:jc w:val="left"/>
+            </w:pPr>
+            <w:r>
+              <w:rPr>
+                <w:sz w:val="17"/>
               </w:rPr>
               <w:t xml:space="preserve">OrderId:int FK</w:t>
             </w:r>
@@ -3386,14 +3300,13 @@
           <w:p>
             <w:pPr>
               <w:pStyle w:val="Compact"/>
-              <w:spacing w:line="240" w:lineRule="auto" w:after="0"/>
-              <w:ind w:firstLine="0"/>
-              <w:jc w:val="left"/>
-            </w:pPr>
-            <w:r>
-              <w:rPr>
-                <w:rFonts w:ascii="Times New Roman" w:hAnsi="Times New Roman"/>
-                <w:sz w:val="18"/>
+              <w:spacing w:line="240" w:lineRule="auto" w:after="20"/>
+              <w:ind w:firstLine="0"/>
+              <w:jc w:val="left"/>
+            </w:pPr>
+            <w:r>
+              <w:rPr>
+                <w:sz w:val="17"/>
               </w:rPr>
               <w:t xml:space="preserve">OrderId — propiedad del modelo C#</w:t>
             </w:r>
@@ -3406,14 +3319,13 @@
           <w:p>
             <w:pPr>
               <w:pStyle w:val="Compact"/>
-              <w:spacing w:line="240" w:lineRule="auto" w:after="0"/>
-              <w:ind w:firstLine="0"/>
-              <w:jc w:val="left"/>
-            </w:pPr>
-            <w:r>
-              <w:rPr>
-                <w:rFonts w:ascii="Times New Roman" w:hAnsi="Times New Roman"/>
-                <w:sz w:val="18"/>
+              <w:spacing w:line="240" w:lineRule="auto" w:after="20"/>
+              <w:ind w:firstLine="0"/>
+              <w:jc w:val="left"/>
+            </w:pPr>
+            <w:r>
+              <w:rPr>
+                <w:sz w:val="17"/>
               </w:rPr>
               <w:t xml:space="preserve">CashierId:int? FK</w:t>
             </w:r>
@@ -3424,14 +3336,13 @@
           <w:p>
             <w:pPr>
               <w:pStyle w:val="Compact"/>
-              <w:spacing w:line="240" w:lineRule="auto" w:after="0"/>
-              <w:ind w:firstLine="0"/>
-              <w:jc w:val="left"/>
-            </w:pPr>
-            <w:r>
-              <w:rPr>
-                <w:rFonts w:ascii="Times New Roman" w:hAnsi="Times New Roman"/>
-                <w:sz w:val="18"/>
+              <w:spacing w:line="240" w:lineRule="auto" w:after="20"/>
+              <w:ind w:firstLine="0"/>
+              <w:jc w:val="left"/>
+            </w:pPr>
+            <w:r>
+              <w:rPr>
+                <w:sz w:val="17"/>
               </w:rPr>
               <w:t xml:space="preserve">CashierId — propiedad del modelo C#</w:t>
             </w:r>
@@ -3444,14 +3355,13 @@
           <w:p>
             <w:pPr>
               <w:pStyle w:val="Compact"/>
-              <w:spacing w:line="240" w:lineRule="auto" w:after="0"/>
-              <w:ind w:firstLine="0"/>
-              <w:jc w:val="left"/>
-            </w:pPr>
-            <w:r>
-              <w:rPr>
-                <w:rFonts w:ascii="Times New Roman" w:hAnsi="Times New Roman"/>
-                <w:sz w:val="18"/>
+              <w:spacing w:line="240" w:lineRule="auto" w:after="20"/>
+              <w:ind w:firstLine="0"/>
+              <w:jc w:val="left"/>
+            </w:pPr>
+            <w:r>
+              <w:rPr>
+                <w:sz w:val="17"/>
               </w:rPr>
               <w:t xml:space="preserve">Method:enum</w:t>
             </w:r>
@@ -3462,14 +3372,13 @@
           <w:p>
             <w:pPr>
               <w:pStyle w:val="Compact"/>
-              <w:spacing w:line="240" w:lineRule="auto" w:after="0"/>
-              <w:ind w:firstLine="0"/>
-              <w:jc w:val="left"/>
-            </w:pPr>
-            <w:r>
-              <w:rPr>
-                <w:rFonts w:ascii="Times New Roman" w:hAnsi="Times New Roman"/>
-                <w:sz w:val="18"/>
+              <w:spacing w:line="240" w:lineRule="auto" w:after="20"/>
+              <w:ind w:firstLine="0"/>
+              <w:jc w:val="left"/>
+            </w:pPr>
+            <w:r>
+              <w:rPr>
+                <w:sz w:val="17"/>
               </w:rPr>
               <w:t xml:space="preserve">Method — propiedad del modelo C#</w:t>
             </w:r>
@@ -3482,14 +3391,13 @@
           <w:p>
             <w:pPr>
               <w:pStyle w:val="Compact"/>
-              <w:spacing w:line="240" w:lineRule="auto" w:after="0"/>
-              <w:ind w:firstLine="0"/>
-              <w:jc w:val="left"/>
-            </w:pPr>
-            <w:r>
-              <w:rPr>
-                <w:rFonts w:ascii="Times New Roman" w:hAnsi="Times New Roman"/>
-                <w:sz w:val="18"/>
+              <w:spacing w:line="240" w:lineRule="auto" w:after="20"/>
+              <w:ind w:firstLine="0"/>
+              <w:jc w:val="left"/>
+            </w:pPr>
+            <w:r>
+              <w:rPr>
+                <w:sz w:val="17"/>
               </w:rPr>
               <w:t xml:space="preserve">Amount:decimal</w:t>
             </w:r>
@@ -3500,14 +3408,13 @@
           <w:p>
             <w:pPr>
               <w:pStyle w:val="Compact"/>
-              <w:spacing w:line="240" w:lineRule="auto" w:after="0"/>
-              <w:ind w:firstLine="0"/>
-              <w:jc w:val="left"/>
-            </w:pPr>
-            <w:r>
-              <w:rPr>
-                <w:rFonts w:ascii="Times New Roman" w:hAnsi="Times New Roman"/>
-                <w:sz w:val="18"/>
+              <w:spacing w:line="240" w:lineRule="auto" w:after="20"/>
+              <w:ind w:firstLine="0"/>
+              <w:jc w:val="left"/>
+            </w:pPr>
+            <w:r>
+              <w:rPr>
+                <w:sz w:val="17"/>
               </w:rPr>
               <w:t xml:space="preserve">Amount — propiedad del modelo C#</w:t>
             </w:r>
@@ -3520,14 +3427,13 @@
           <w:p>
             <w:pPr>
               <w:pStyle w:val="Compact"/>
-              <w:spacing w:line="240" w:lineRule="auto" w:after="0"/>
-              <w:ind w:firstLine="0"/>
-              <w:jc w:val="left"/>
-            </w:pPr>
-            <w:r>
-              <w:rPr>
-                <w:rFonts w:ascii="Times New Roman" w:hAnsi="Times New Roman"/>
-                <w:sz w:val="18"/>
+              <w:spacing w:line="240" w:lineRule="auto" w:after="20"/>
+              <w:ind w:firstLine="0"/>
+              <w:jc w:val="left"/>
+            </w:pPr>
+            <w:r>
+              <w:rPr>
+                <w:sz w:val="17"/>
               </w:rPr>
               <w:t xml:space="preserve">Status:enum</w:t>
             </w:r>
@@ -3538,14 +3444,13 @@
           <w:p>
             <w:pPr>
               <w:pStyle w:val="Compact"/>
-              <w:spacing w:line="240" w:lineRule="auto" w:after="0"/>
-              <w:ind w:firstLine="0"/>
-              <w:jc w:val="left"/>
-            </w:pPr>
-            <w:r>
-              <w:rPr>
-                <w:rFonts w:ascii="Times New Roman" w:hAnsi="Times New Roman"/>
-                <w:sz w:val="18"/>
+              <w:spacing w:line="240" w:lineRule="auto" w:after="20"/>
+              <w:ind w:firstLine="0"/>
+              <w:jc w:val="left"/>
+            </w:pPr>
+            <w:r>
+              <w:rPr>
+                <w:sz w:val="17"/>
               </w:rPr>
               <w:t xml:space="preserve">Status — propiedad del modelo C#</w:t>
             </w:r>
@@ -3558,14 +3463,13 @@
           <w:p>
             <w:pPr>
               <w:pStyle w:val="Compact"/>
-              <w:spacing w:line="240" w:lineRule="auto" w:after="0"/>
-              <w:ind w:firstLine="0"/>
-              <w:jc w:val="left"/>
-            </w:pPr>
-            <w:r>
-              <w:rPr>
-                <w:rFonts w:ascii="Times New Roman" w:hAnsi="Times New Roman"/>
-                <w:sz w:val="18"/>
+              <w:spacing w:line="240" w:lineRule="auto" w:after="20"/>
+              <w:ind w:firstLine="0"/>
+              <w:jc w:val="left"/>
+            </w:pPr>
+            <w:r>
+              <w:rPr>
+                <w:sz w:val="17"/>
               </w:rPr>
               <w:t xml:space="preserve">PaidAt:DateTime</w:t>
             </w:r>
@@ -3576,14 +3480,13 @@
           <w:p>
             <w:pPr>
               <w:pStyle w:val="Compact"/>
-              <w:spacing w:line="240" w:lineRule="auto" w:after="0"/>
-              <w:ind w:firstLine="0"/>
-              <w:jc w:val="left"/>
-            </w:pPr>
-            <w:r>
-              <w:rPr>
-                <w:rFonts w:ascii="Times New Roman" w:hAnsi="Times New Roman"/>
-                <w:sz w:val="18"/>
+              <w:spacing w:line="240" w:lineRule="auto" w:after="20"/>
+              <w:ind w:firstLine="0"/>
+              <w:jc w:val="left"/>
+            </w:pPr>
+            <w:r>
+              <w:rPr>
+                <w:sz w:val="17"/>
               </w:rPr>
               <w:t xml:space="preserve">PaidAt — propiedad del modelo C#</w:t>
             </w:r>
@@ -3596,14 +3499,13 @@
           <w:p>
             <w:pPr>
               <w:pStyle w:val="Compact"/>
-              <w:spacing w:line="240" w:lineRule="auto" w:after="0"/>
-              <w:ind w:firstLine="0"/>
-              <w:jc w:val="left"/>
-            </w:pPr>
-            <w:r>
-              <w:rPr>
-                <w:rFonts w:ascii="Times New Roman" w:hAnsi="Times New Roman"/>
-                <w:sz w:val="18"/>
+              <w:spacing w:line="240" w:lineRule="auto" w:after="20"/>
+              <w:ind w:firstLine="0"/>
+              <w:jc w:val="left"/>
+            </w:pPr>
+            <w:r>
+              <w:rPr>
+                <w:sz w:val="17"/>
               </w:rPr>
               <w:t xml:space="preserve">WompiReference:string?</w:t>
             </w:r>
@@ -3614,14 +3516,13 @@
           <w:p>
             <w:pPr>
               <w:pStyle w:val="Compact"/>
-              <w:spacing w:line="240" w:lineRule="auto" w:after="0"/>
-              <w:ind w:firstLine="0"/>
-              <w:jc w:val="left"/>
-            </w:pPr>
-            <w:r>
-              <w:rPr>
-                <w:rFonts w:ascii="Times New Roman" w:hAnsi="Times New Roman"/>
-                <w:sz w:val="18"/>
+              <w:spacing w:line="240" w:lineRule="auto" w:after="20"/>
+              <w:ind w:firstLine="0"/>
+              <w:jc w:val="left"/>
+            </w:pPr>
+            <w:r>
+              <w:rPr>
+                <w:sz w:val="17"/>
               </w:rPr>
               <w:t xml:space="preserve">WompiReference — propiedad del modelo C#</w:t>
             </w:r>
@@ -3634,14 +3535,13 @@
           <w:p>
             <w:pPr>
               <w:pStyle w:val="Compact"/>
-              <w:spacing w:line="240" w:lineRule="auto" w:after="0"/>
-              <w:ind w:firstLine="0"/>
-              <w:jc w:val="left"/>
-            </w:pPr>
-            <w:r>
-              <w:rPr>
-                <w:rFonts w:ascii="Times New Roman" w:hAnsi="Times New Roman"/>
-                <w:sz w:val="18"/>
+              <w:spacing w:line="240" w:lineRule="auto" w:after="20"/>
+              <w:ind w:firstLine="0"/>
+              <w:jc w:val="left"/>
+            </w:pPr>
+            <w:r>
+              <w:rPr>
+                <w:sz w:val="17"/>
               </w:rPr>
               <w:t xml:space="preserve">WompiTransactionId:string?</w:t>
             </w:r>
@@ -3652,14 +3552,13 @@
           <w:p>
             <w:pPr>
               <w:pStyle w:val="Compact"/>
-              <w:spacing w:line="240" w:lineRule="auto" w:after="0"/>
-              <w:ind w:firstLine="0"/>
-              <w:jc w:val="left"/>
-            </w:pPr>
-            <w:r>
-              <w:rPr>
-                <w:rFonts w:ascii="Times New Roman" w:hAnsi="Times New Roman"/>
-                <w:sz w:val="18"/>
+              <w:spacing w:line="240" w:lineRule="auto" w:after="20"/>
+              <w:ind w:firstLine="0"/>
+              <w:jc w:val="left"/>
+            </w:pPr>
+            <w:r>
+              <w:rPr>
+                <w:sz w:val="17"/>
               </w:rPr>
               <w:t xml:space="preserve">WompiTransactionId — propiedad del modelo C#</w:t>
             </w:r>
@@ -3673,12 +3572,9 @@
       <w:pPr>
         <w:pStyle w:val="Heading3"/>
         <w:keepNext/>
-        <w:ind w:firstLine="0"/>
-      </w:pPr>
-      <w:r>
-        <w:rPr>
-          <w:color w:val="000000"/>
-        </w:rPr>
+        <w:spacing w:line="264" w:lineRule="auto"/>
+      </w:pPr>
+      <w:r>
         <w:t xml:space="preserve">Entidad Delivery</w:t>
       </w:r>
     </w:p>
@@ -3687,7 +3583,7 @@
         <w:tblStyle w:val="Table"/>
         <w:tblW w:type="pct" w:w="5000"/>
         <w:jc w:val="left"/>
-        <w:tblLayout w:type="fixed"/>
+        <w:tblLayout w:type="autofit"/>
         <w:tblLook w:firstRow="1" w:lastRow="0" w:firstColumn="0" w:lastColumn="0" w:noHBand="0" w:noVBand="0" w:val="0020"/>
       </w:tblPr>
       <w:tblGrid>
@@ -3704,14 +3600,14 @@
           <w:p>
             <w:pPr>
               <w:pStyle w:val="Compact"/>
-              <w:spacing w:line="240" w:lineRule="auto" w:after="0"/>
-              <w:ind w:firstLine="0"/>
-              <w:jc w:val="left"/>
-            </w:pPr>
-            <w:r>
-              <w:rPr>
-                <w:rFonts w:ascii="Times New Roman" w:hAnsi="Times New Roman"/>
-                <w:sz w:val="18"/>
+              <w:spacing w:line="240" w:lineRule="auto" w:after="20"/>
+              <w:ind w:firstLine="0"/>
+              <w:jc w:val="left"/>
+            </w:pPr>
+            <w:r>
+              <w:rPr>
+                <w:b/>
+                <w:sz w:val="17"/>
               </w:rPr>
               <w:t xml:space="preserve">Propiedad/Tipo visible</w:t>
             </w:r>
@@ -3722,14 +3618,14 @@
           <w:p>
             <w:pPr>
               <w:pStyle w:val="Compact"/>
-              <w:spacing w:line="240" w:lineRule="auto" w:after="0"/>
-              <w:ind w:firstLine="0"/>
-              <w:jc w:val="left"/>
-            </w:pPr>
-            <w:r>
-              <w:rPr>
-                <w:rFonts w:ascii="Times New Roman" w:hAnsi="Times New Roman"/>
-                <w:sz w:val="18"/>
+              <w:spacing w:line="240" w:lineRule="auto" w:after="20"/>
+              <w:ind w:firstLine="0"/>
+              <w:jc w:val="left"/>
+            </w:pPr>
+            <w:r>
+              <w:rPr>
+                <w:b/>
+                <w:sz w:val="17"/>
               </w:rPr>
               <w:t xml:space="preserve">Interpretación de dominio</w:t>
             </w:r>
@@ -3742,14 +3638,13 @@
           <w:p>
             <w:pPr>
               <w:pStyle w:val="Compact"/>
-              <w:spacing w:line="240" w:lineRule="auto" w:after="0"/>
-              <w:ind w:firstLine="0"/>
-              <w:jc w:val="left"/>
-            </w:pPr>
-            <w:r>
-              <w:rPr>
-                <w:rFonts w:ascii="Times New Roman" w:hAnsi="Times New Roman"/>
-                <w:sz w:val="18"/>
+              <w:spacing w:line="240" w:lineRule="auto" w:after="20"/>
+              <w:ind w:firstLine="0"/>
+              <w:jc w:val="left"/>
+            </w:pPr>
+            <w:r>
+              <w:rPr>
+                <w:sz w:val="17"/>
               </w:rPr>
               <w:t xml:space="preserve">Id:int PK</w:t>
             </w:r>
@@ -3760,14 +3655,13 @@
           <w:p>
             <w:pPr>
               <w:pStyle w:val="Compact"/>
-              <w:spacing w:line="240" w:lineRule="auto" w:after="0"/>
-              <w:ind w:firstLine="0"/>
-              <w:jc w:val="left"/>
-            </w:pPr>
-            <w:r>
-              <w:rPr>
-                <w:rFonts w:ascii="Times New Roman" w:hAnsi="Times New Roman"/>
-                <w:sz w:val="18"/>
+              <w:spacing w:line="240" w:lineRule="auto" w:after="20"/>
+              <w:ind w:firstLine="0"/>
+              <w:jc w:val="left"/>
+            </w:pPr>
+            <w:r>
+              <w:rPr>
+                <w:sz w:val="17"/>
               </w:rPr>
               <w:t xml:space="preserve">Id — propiedad del modelo C#</w:t>
             </w:r>
@@ -3780,14 +3674,13 @@
           <w:p>
             <w:pPr>
               <w:pStyle w:val="Compact"/>
-              <w:spacing w:line="240" w:lineRule="auto" w:after="0"/>
-              <w:ind w:firstLine="0"/>
-              <w:jc w:val="left"/>
-            </w:pPr>
-            <w:r>
-              <w:rPr>
-                <w:rFonts w:ascii="Times New Roman" w:hAnsi="Times New Roman"/>
-                <w:sz w:val="18"/>
+              <w:spacing w:line="240" w:lineRule="auto" w:after="20"/>
+              <w:ind w:firstLine="0"/>
+              <w:jc w:val="left"/>
+            </w:pPr>
+            <w:r>
+              <w:rPr>
+                <w:sz w:val="17"/>
               </w:rPr>
               <w:t xml:space="preserve">OrderId:int FK</w:t>
             </w:r>
@@ -3798,14 +3691,13 @@
           <w:p>
             <w:pPr>
               <w:pStyle w:val="Compact"/>
-              <w:spacing w:line="240" w:lineRule="auto" w:after="0"/>
-              <w:ind w:firstLine="0"/>
-              <w:jc w:val="left"/>
-            </w:pPr>
-            <w:r>
-              <w:rPr>
-                <w:rFonts w:ascii="Times New Roman" w:hAnsi="Times New Roman"/>
-                <w:sz w:val="18"/>
+              <w:spacing w:line="240" w:lineRule="auto" w:after="20"/>
+              <w:ind w:firstLine="0"/>
+              <w:jc w:val="left"/>
+            </w:pPr>
+            <w:r>
+              <w:rPr>
+                <w:sz w:val="17"/>
               </w:rPr>
               <w:t xml:space="preserve">OrderId — propiedad del modelo C#</w:t>
             </w:r>
@@ -3818,14 +3710,13 @@
           <w:p>
             <w:pPr>
               <w:pStyle w:val="Compact"/>
-              <w:spacing w:line="240" w:lineRule="auto" w:after="0"/>
-              <w:ind w:firstLine="0"/>
-              <w:jc w:val="left"/>
-            </w:pPr>
-            <w:r>
-              <w:rPr>
-                <w:rFonts w:ascii="Times New Roman" w:hAnsi="Times New Roman"/>
-                <w:sz w:val="18"/>
+              <w:spacing w:line="240" w:lineRule="auto" w:after="20"/>
+              <w:ind w:firstLine="0"/>
+              <w:jc w:val="left"/>
+            </w:pPr>
+            <w:r>
+              <w:rPr>
+                <w:sz w:val="17"/>
               </w:rPr>
               <w:t xml:space="preserve">AddressId:int FK</w:t>
             </w:r>
@@ -3836,14 +3727,13 @@
           <w:p>
             <w:pPr>
               <w:pStyle w:val="Compact"/>
-              <w:spacing w:line="240" w:lineRule="auto" w:after="0"/>
-              <w:ind w:firstLine="0"/>
-              <w:jc w:val="left"/>
-            </w:pPr>
-            <w:r>
-              <w:rPr>
-                <w:rFonts w:ascii="Times New Roman" w:hAnsi="Times New Roman"/>
-                <w:sz w:val="18"/>
+              <w:spacing w:line="240" w:lineRule="auto" w:after="20"/>
+              <w:ind w:firstLine="0"/>
+              <w:jc w:val="left"/>
+            </w:pPr>
+            <w:r>
+              <w:rPr>
+                <w:sz w:val="17"/>
               </w:rPr>
               <w:t xml:space="preserve">AddressId — propiedad del modelo C#</w:t>
             </w:r>
@@ -3856,14 +3746,13 @@
           <w:p>
             <w:pPr>
               <w:pStyle w:val="Compact"/>
-              <w:spacing w:line="240" w:lineRule="auto" w:after="0"/>
-              <w:ind w:firstLine="0"/>
-              <w:jc w:val="left"/>
-            </w:pPr>
-            <w:r>
-              <w:rPr>
-                <w:rFonts w:ascii="Times New Roman" w:hAnsi="Times New Roman"/>
-                <w:sz w:val="18"/>
+              <w:spacing w:line="240" w:lineRule="auto" w:after="20"/>
+              <w:ind w:firstLine="0"/>
+              <w:jc w:val="left"/>
+            </w:pPr>
+            <w:r>
+              <w:rPr>
+                <w:sz w:val="17"/>
               </w:rPr>
               <w:t xml:space="preserve">DeliveryPersonId:int FK</w:t>
             </w:r>
@@ -3874,14 +3763,13 @@
           <w:p>
             <w:pPr>
               <w:pStyle w:val="Compact"/>
-              <w:spacing w:line="240" w:lineRule="auto" w:after="0"/>
-              <w:ind w:firstLine="0"/>
-              <w:jc w:val="left"/>
-            </w:pPr>
-            <w:r>
-              <w:rPr>
-                <w:rFonts w:ascii="Times New Roman" w:hAnsi="Times New Roman"/>
-                <w:sz w:val="18"/>
+              <w:spacing w:line="240" w:lineRule="auto" w:after="20"/>
+              <w:ind w:firstLine="0"/>
+              <w:jc w:val="left"/>
+            </w:pPr>
+            <w:r>
+              <w:rPr>
+                <w:sz w:val="17"/>
               </w:rPr>
               <w:t xml:space="preserve">DeliveryPersonId — propiedad del modelo C#</w:t>
             </w:r>
@@ -3894,14 +3782,13 @@
           <w:p>
             <w:pPr>
               <w:pStyle w:val="Compact"/>
-              <w:spacing w:line="240" w:lineRule="auto" w:after="0"/>
-              <w:ind w:firstLine="0"/>
-              <w:jc w:val="left"/>
-            </w:pPr>
-            <w:r>
-              <w:rPr>
-                <w:rFonts w:ascii="Times New Roman" w:hAnsi="Times New Roman"/>
-                <w:sz w:val="18"/>
+              <w:spacing w:line="240" w:lineRule="auto" w:after="20"/>
+              <w:ind w:firstLine="0"/>
+              <w:jc w:val="left"/>
+            </w:pPr>
+            <w:r>
+              <w:rPr>
+                <w:sz w:val="17"/>
               </w:rPr>
               <w:t xml:space="preserve">Status:enum</w:t>
             </w:r>
@@ -3912,14 +3799,13 @@
           <w:p>
             <w:pPr>
               <w:pStyle w:val="Compact"/>
-              <w:spacing w:line="240" w:lineRule="auto" w:after="0"/>
-              <w:ind w:firstLine="0"/>
-              <w:jc w:val="left"/>
-            </w:pPr>
-            <w:r>
-              <w:rPr>
-                <w:rFonts w:ascii="Times New Roman" w:hAnsi="Times New Roman"/>
-                <w:sz w:val="18"/>
+              <w:spacing w:line="240" w:lineRule="auto" w:after="20"/>
+              <w:ind w:firstLine="0"/>
+              <w:jc w:val="left"/>
+            </w:pPr>
+            <w:r>
+              <w:rPr>
+                <w:sz w:val="17"/>
               </w:rPr>
               <w:t xml:space="preserve">Status — propiedad del modelo C#</w:t>
             </w:r>
@@ -3932,14 +3818,13 @@
           <w:p>
             <w:pPr>
               <w:pStyle w:val="Compact"/>
-              <w:spacing w:line="240" w:lineRule="auto" w:after="0"/>
-              <w:ind w:firstLine="0"/>
-              <w:jc w:val="left"/>
-            </w:pPr>
-            <w:r>
-              <w:rPr>
-                <w:rFonts w:ascii="Times New Roman" w:hAnsi="Times New Roman"/>
-                <w:sz w:val="18"/>
+              <w:spacing w:line="240" w:lineRule="auto" w:after="20"/>
+              <w:ind w:firstLine="0"/>
+              <w:jc w:val="left"/>
+            </w:pPr>
+            <w:r>
+              <w:rPr>
+                <w:sz w:val="17"/>
               </w:rPr>
               <w:t xml:space="preserve">AssignedAt:DateTime</w:t>
             </w:r>
@@ -3950,14 +3835,13 @@
           <w:p>
             <w:pPr>
               <w:pStyle w:val="Compact"/>
-              <w:spacing w:line="240" w:lineRule="auto" w:after="0"/>
-              <w:ind w:firstLine="0"/>
-              <w:jc w:val="left"/>
-            </w:pPr>
-            <w:r>
-              <w:rPr>
-                <w:rFonts w:ascii="Times New Roman" w:hAnsi="Times New Roman"/>
-                <w:sz w:val="18"/>
+              <w:spacing w:line="240" w:lineRule="auto" w:after="20"/>
+              <w:ind w:firstLine="0"/>
+              <w:jc w:val="left"/>
+            </w:pPr>
+            <w:r>
+              <w:rPr>
+                <w:sz w:val="17"/>
               </w:rPr>
               <w:t xml:space="preserve">AssignedAt — propiedad del modelo C#</w:t>
             </w:r>
@@ -3970,14 +3854,13 @@
           <w:p>
             <w:pPr>
               <w:pStyle w:val="Compact"/>
-              <w:spacing w:line="240" w:lineRule="auto" w:after="0"/>
-              <w:ind w:firstLine="0"/>
-              <w:jc w:val="left"/>
-            </w:pPr>
-            <w:r>
-              <w:rPr>
-                <w:rFonts w:ascii="Times New Roman" w:hAnsi="Times New Roman"/>
-                <w:sz w:val="18"/>
+              <w:spacing w:line="240" w:lineRule="auto" w:after="20"/>
+              <w:ind w:firstLine="0"/>
+              <w:jc w:val="left"/>
+            </w:pPr>
+            <w:r>
+              <w:rPr>
+                <w:sz w:val="17"/>
               </w:rPr>
               <w:t xml:space="preserve">DeliveredAt:DateTime?</w:t>
             </w:r>
@@ -3988,14 +3871,13 @@
           <w:p>
             <w:pPr>
               <w:pStyle w:val="Compact"/>
-              <w:spacing w:line="240" w:lineRule="auto" w:after="0"/>
-              <w:ind w:firstLine="0"/>
-              <w:jc w:val="left"/>
-            </w:pPr>
-            <w:r>
-              <w:rPr>
-                <w:rFonts w:ascii="Times New Roman" w:hAnsi="Times New Roman"/>
-                <w:sz w:val="18"/>
+              <w:spacing w:line="240" w:lineRule="auto" w:after="20"/>
+              <w:ind w:firstLine="0"/>
+              <w:jc w:val="left"/>
+            </w:pPr>
+            <w:r>
+              <w:rPr>
+                <w:sz w:val="17"/>
               </w:rPr>
               <w:t xml:space="preserve">DeliveredAt — propiedad del modelo C#</w:t>
             </w:r>
@@ -4008,14 +3890,13 @@
           <w:p>
             <w:pPr>
               <w:pStyle w:val="Compact"/>
-              <w:spacing w:line="240" w:lineRule="auto" w:after="0"/>
-              <w:ind w:firstLine="0"/>
-              <w:jc w:val="left"/>
-            </w:pPr>
-            <w:r>
-              <w:rPr>
-                <w:rFonts w:ascii="Times New Roman" w:hAnsi="Times New Roman"/>
-                <w:sz w:val="18"/>
+              <w:spacing w:line="240" w:lineRule="auto" w:after="20"/>
+              <w:ind w:firstLine="0"/>
+              <w:jc w:val="left"/>
+            </w:pPr>
+            <w:r>
+              <w:rPr>
+                <w:sz w:val="17"/>
               </w:rPr>
               <w:t xml:space="preserve">CustomerRating:int?</w:t>
             </w:r>
@@ -4026,14 +3907,13 @@
           <w:p>
             <w:pPr>
               <w:pStyle w:val="Compact"/>
-              <w:spacing w:line="240" w:lineRule="auto" w:after="0"/>
-              <w:ind w:firstLine="0"/>
-              <w:jc w:val="left"/>
-            </w:pPr>
-            <w:r>
-              <w:rPr>
-                <w:rFonts w:ascii="Times New Roman" w:hAnsi="Times New Roman"/>
-                <w:sz w:val="18"/>
+              <w:spacing w:line="240" w:lineRule="auto" w:after="20"/>
+              <w:ind w:firstLine="0"/>
+              <w:jc w:val="left"/>
+            </w:pPr>
+            <w:r>
+              <w:rPr>
+                <w:sz w:val="17"/>
               </w:rPr>
               <w:t xml:space="preserve">CustomerRating — propiedad del modelo C#</w:t>
             </w:r>
@@ -4046,14 +3926,13 @@
           <w:p>
             <w:pPr>
               <w:pStyle w:val="Compact"/>
-              <w:spacing w:line="240" w:lineRule="auto" w:after="0"/>
-              <w:ind w:firstLine="0"/>
-              <w:jc w:val="left"/>
-            </w:pPr>
-            <w:r>
-              <w:rPr>
-                <w:rFonts w:ascii="Times New Roman" w:hAnsi="Times New Roman"/>
-                <w:sz w:val="18"/>
+              <w:spacing w:line="240" w:lineRule="auto" w:after="20"/>
+              <w:ind w:firstLine="0"/>
+              <w:jc w:val="left"/>
+            </w:pPr>
+            <w:r>
+              <w:rPr>
+                <w:sz w:val="17"/>
               </w:rPr>
               <w:t xml:space="preserve">CustomerRatingComment:string?</w:t>
             </w:r>
@@ -4064,14 +3943,13 @@
           <w:p>
             <w:pPr>
               <w:pStyle w:val="Compact"/>
-              <w:spacing w:line="240" w:lineRule="auto" w:after="0"/>
-              <w:ind w:firstLine="0"/>
-              <w:jc w:val="left"/>
-            </w:pPr>
-            <w:r>
-              <w:rPr>
-                <w:rFonts w:ascii="Times New Roman" w:hAnsi="Times New Roman"/>
-                <w:sz w:val="18"/>
+              <w:spacing w:line="240" w:lineRule="auto" w:after="20"/>
+              <w:ind w:firstLine="0"/>
+              <w:jc w:val="left"/>
+            </w:pPr>
+            <w:r>
+              <w:rPr>
+                <w:sz w:val="17"/>
               </w:rPr>
               <w:t xml:space="preserve">CustomerRatingComment — propiedad del modelo C#</w:t>
             </w:r>
@@ -4084,14 +3962,13 @@
           <w:p>
             <w:pPr>
               <w:pStyle w:val="Compact"/>
-              <w:spacing w:line="240" w:lineRule="auto" w:after="0"/>
-              <w:ind w:firstLine="0"/>
-              <w:jc w:val="left"/>
-            </w:pPr>
-            <w:r>
-              <w:rPr>
-                <w:rFonts w:ascii="Times New Roman" w:hAnsi="Times New Roman"/>
-                <w:sz w:val="18"/>
+              <w:spacing w:line="240" w:lineRule="auto" w:after="20"/>
+              <w:ind w:firstLine="0"/>
+              <w:jc w:val="left"/>
+            </w:pPr>
+            <w:r>
+              <w:rPr>
+                <w:sz w:val="17"/>
               </w:rPr>
               <w:t xml:space="preserve">RatedAt:DateTime?</w:t>
             </w:r>
@@ -4102,14 +3979,13 @@
           <w:p>
             <w:pPr>
               <w:pStyle w:val="Compact"/>
-              <w:spacing w:line="240" w:lineRule="auto" w:after="0"/>
-              <w:ind w:firstLine="0"/>
-              <w:jc w:val="left"/>
-            </w:pPr>
-            <w:r>
-              <w:rPr>
-                <w:rFonts w:ascii="Times New Roman" w:hAnsi="Times New Roman"/>
-                <w:sz w:val="18"/>
+              <w:spacing w:line="240" w:lineRule="auto" w:after="20"/>
+              <w:ind w:firstLine="0"/>
+              <w:jc w:val="left"/>
+            </w:pPr>
+            <w:r>
+              <w:rPr>
+                <w:sz w:val="17"/>
               </w:rPr>
               <w:t xml:space="preserve">RatedAt — propiedad del modelo C#</w:t>
             </w:r>
@@ -4124,20 +4000,16 @@
       <w:pPr>
         <w:pStyle w:val="Heading2"/>
         <w:keepNext/>
-        <w:ind w:firstLine="0"/>
-      </w:pPr>
-      <w:r>
-        <w:rPr>
-          <w:color w:val="000000"/>
-        </w:rPr>
+        <w:spacing w:line="264" w:lineRule="auto"/>
+      </w:pPr>
+      <w:r>
         <w:t xml:space="preserve">3. Entidades adicionales registradas en DbContext</w:t>
       </w:r>
     </w:p>
     <w:p>
       <w:pPr>
         <w:pStyle w:val="FirstParagraph"/>
-        <w:spacing w:line="480" w:lineRule="auto" w:after="0"/>
-        <w:ind w:firstLine="720"/>
+        <w:spacing w:line="396" w:lineRule="auto" w:after="100"/>
       </w:pPr>
       <w:r>
         <w:t xml:space="preserve">PasswordResetCodes, Roles, Permissions, RolePermissions, UserRoles, Customers, Categories, OrderStatusHistories, OrderDetailHistories, Tables, Reviews, Addresses, UserPreferences, BranchSetting, BranchOperationalSettings, UserSettings, EmailConfirmationCodes, RefreshTokens, EmployeeSchedules, DailyMenuItems, Invoices, EmployeeActivationCodes y Notifications. Sus tablas y columnas deben cotejarse con modelos y configuraciones respectivas; no se inventan columnas.</w:t>
@@ -4149,23 +4021,21 @@
       <w:pPr>
         <w:pStyle w:val="Heading2"/>
         <w:keepNext/>
-        <w:ind w:firstLine="0"/>
-      </w:pPr>
-      <w:r>
-        <w:rPr>
-          <w:color w:val="000000"/>
-        </w:rPr>
+        <w:spacing w:line="264" w:lineRule="auto"/>
+      </w:pPr>
+      <w:r>
         <w:t xml:space="preserve">4. Relaciones de negocio</w:t>
       </w:r>
     </w:p>
     <w:p>
       <w:pPr>
         <w:pStyle w:val="CaptionedFigure"/>
+        <w:spacing w:line="396" w:lineRule="auto" w:after="100"/>
       </w:pPr>
       <w:r>
         <w:drawing>
           <wp:inline>
-            <wp:extent cx="5334000" cy="885362"/>
+            <wp:extent cx="5943600" cy="986547"/>
             <wp:effectExtent b="0" l="0" r="0" t="0"/>
             <wp:docPr descr="Relaciones conceptuales de las entidades inspeccionadas" title="" id="32" name="Picture"/>
             <a:graphic>
@@ -4186,7 +4056,7 @@
                   <pic:spPr bwMode="auto">
                     <a:xfrm>
                       <a:off x="0" y="0"/>
-                      <a:ext cx="5334000" cy="885362"/>
+                      <a:ext cx="5943600" cy="986547"/>
                     </a:xfrm>
                     <a:prstGeom prst="rect">
                       <a:avLst/>
@@ -4208,6 +4078,7 @@
     <w:p>
       <w:pPr>
         <w:pStyle w:val="ImageCaption"/>
+        <w:spacing w:line="396" w:lineRule="auto" w:after="100"/>
       </w:pPr>
       <w:r>
         <w:t xml:space="preserve">Relaciones conceptuales de las entidades inspeccionadas</w:t>
@@ -4220,6 +4091,7 @@
           <w:ilvl w:val="0"/>
           <w:numId w:val="1001"/>
         </w:numPr>
+        <w:spacing w:line="396" w:lineRule="auto" w:after="100"/>
       </w:pPr>
       <w:r>
         <w:rPr>
@@ -4399,20 +4271,16 @@
       <w:pPr>
         <w:pStyle w:val="Heading2"/>
         <w:keepNext/>
-        <w:ind w:firstLine="0"/>
-      </w:pPr>
-      <w:r>
-        <w:rPr>
-          <w:color w:val="000000"/>
-        </w:rPr>
+        <w:spacing w:line="264" w:lineRule="auto"/>
+      </w:pPr>
+      <w:r>
         <w:t xml:space="preserve">5. Reglas de integridad que se deben comprobar</w:t>
       </w:r>
     </w:p>
     <w:p>
       <w:pPr>
         <w:pStyle w:val="FirstParagraph"/>
-        <w:spacing w:line="480" w:lineRule="auto" w:after="0"/>
-        <w:ind w:firstLine="720"/>
+        <w:spacing w:line="396" w:lineRule="auto" w:after="100"/>
       </w:pPr>
       <w:r>
         <w:t xml:space="preserve">Montos DECIMAL adecuados para moneda; no aceptar negativos;</w:t>
@@ -4469,20 +4337,16 @@
       <w:pPr>
         <w:pStyle w:val="Heading2"/>
         <w:keepNext/>
-        <w:ind w:firstLine="0"/>
-      </w:pPr>
-      <w:r>
-        <w:rPr>
-          <w:color w:val="000000"/>
-        </w:rPr>
+        <w:spacing w:line="264" w:lineRule="auto"/>
+      </w:pPr>
+      <w:r>
         <w:t xml:space="preserve">6. Obtención correcta del esquema SQL</w:t>
       </w:r>
     </w:p>
     <w:p>
       <w:pPr>
         <w:pStyle w:val="FirstParagraph"/>
-        <w:spacing w:line="480" w:lineRule="auto" w:after="0"/>
-        <w:ind w:firstLine="720"/>
+        <w:spacing w:line="396" w:lineRule="auto" w:after="100"/>
       </w:pPr>
       <w:r>
         <w:t xml:space="preserve">Seleccionar el proveedor real en ambiente aislado. Desde la carpeta backend, con</w:t>
@@ -4539,20 +4403,16 @@
       <w:pPr>
         <w:pStyle w:val="Heading2"/>
         <w:keepNext/>
-        <w:ind w:firstLine="0"/>
-      </w:pPr>
-      <w:r>
-        <w:rPr>
-          <w:color w:val="000000"/>
-        </w:rPr>
+        <w:spacing w:line="264" w:lineRule="auto"/>
+      </w:pPr>
+      <w:r>
         <w:t xml:space="preserve">7. Protección de información</w:t>
       </w:r>
     </w:p>
     <w:p>
       <w:pPr>
         <w:pStyle w:val="FirstParagraph"/>
-        <w:spacing w:line="480" w:lineRule="auto" w:after="0"/>
-        <w:ind w:firstLine="720"/>
+        <w:spacing w:line="396" w:lineRule="auto" w:after="100"/>
       </w:pPr>
       <w:r>
         <w:t xml:space="preserve">No subir respaldos reales, contraseñas, claves API, tokens, números de documentos ni datos de clientes al repositorio de documentación. Toda captura de base de datos debe ser sintética o anonimizada y autorizada.</w:t>
@@ -4564,20 +4424,16 @@
       <w:pPr>
         <w:pStyle w:val="Heading2"/>
         <w:keepNext/>
-        <w:ind w:firstLine="0"/>
-      </w:pPr>
-      <w:r>
-        <w:rPr>
-          <w:color w:val="000000"/>
-        </w:rPr>
+        <w:spacing w:line="264" w:lineRule="auto"/>
+      </w:pPr>
+      <w:r>
         <w:t xml:space="preserve">7. Modelado de integridad de datos</w:t>
       </w:r>
     </w:p>
     <w:p>
       <w:pPr>
         <w:pStyle w:val="FirstParagraph"/>
-        <w:spacing w:line="480" w:lineRule="auto" w:after="0"/>
-        <w:ind w:firstLine="720"/>
+        <w:spacing w:line="396" w:lineRule="auto" w:after="100"/>
       </w:pPr>
       <w:r>
         <w:t xml:space="preserve">Los campos enumerados provienen de clases C# examinadas.</w:t>
@@ -4616,20 +4472,16 @@
       <w:pPr>
         <w:pStyle w:val="Heading3"/>
         <w:keepNext/>
-        <w:ind w:firstLine="0"/>
-      </w:pPr>
-      <w:r>
-        <w:rPr>
-          <w:color w:val="000000"/>
-        </w:rPr>
+        <w:spacing w:line="264" w:lineRule="auto"/>
+      </w:pPr>
+      <w:r>
         <w:t xml:space="preserve">User. User</w:t>
       </w:r>
     </w:p>
     <w:p>
       <w:pPr>
         <w:pStyle w:val="FirstParagraph"/>
-        <w:spacing w:line="480" w:lineRule="auto" w:after="0"/>
-        <w:ind w:firstLine="720"/>
+        <w:spacing w:line="396" w:lineRule="auto" w:after="100"/>
       </w:pPr>
       <w:r>
         <w:rPr>
@@ -4774,8 +4626,7 @@
     <w:p>
       <w:pPr>
         <w:pStyle w:val="BodyText"/>
-        <w:spacing w:line="480" w:lineRule="auto" w:after="0"/>
-        <w:ind w:firstLine="720"/>
+        <w:spacing w:line="396" w:lineRule="auto" w:after="100"/>
       </w:pPr>
       <w:r>
         <w:rPr>
@@ -4794,8 +4645,7 @@
     <w:p>
       <w:pPr>
         <w:pStyle w:val="BodyText"/>
-        <w:spacing w:line="480" w:lineRule="auto" w:after="0"/>
-        <w:ind w:firstLine="720"/>
+        <w:spacing w:line="396" w:lineRule="auto" w:after="100"/>
       </w:pPr>
       <w:r>
         <w:rPr>
@@ -4814,8 +4664,7 @@
     <w:p>
       <w:pPr>
         <w:pStyle w:val="BodyText"/>
-        <w:spacing w:line="480" w:lineRule="auto" w:after="0"/>
-        <w:ind w:firstLine="720"/>
+        <w:spacing w:line="396" w:lineRule="auto" w:after="100"/>
       </w:pPr>
       <w:r>
         <w:rPr>
@@ -4837,20 +4686,16 @@
       <w:pPr>
         <w:pStyle w:val="Heading3"/>
         <w:keepNext/>
-        <w:ind w:firstLine="0"/>
-      </w:pPr>
-      <w:r>
-        <w:rPr>
-          <w:color w:val="000000"/>
-        </w:rPr>
+        <w:spacing w:line="264" w:lineRule="auto"/>
+      </w:pPr>
+      <w:r>
         <w:t xml:space="preserve">Employee. Employee</w:t>
       </w:r>
     </w:p>
     <w:p>
       <w:pPr>
         <w:pStyle w:val="FirstParagraph"/>
-        <w:spacing w:line="480" w:lineRule="auto" w:after="0"/>
-        <w:ind w:firstLine="720"/>
+        <w:spacing w:line="396" w:lineRule="auto" w:after="100"/>
       </w:pPr>
       <w:r>
         <w:rPr>
@@ -5067,8 +4912,7 @@
     <w:p>
       <w:pPr>
         <w:pStyle w:val="BodyText"/>
-        <w:spacing w:line="480" w:lineRule="auto" w:after="0"/>
-        <w:ind w:firstLine="720"/>
+        <w:spacing w:line="396" w:lineRule="auto" w:after="100"/>
       </w:pPr>
       <w:r>
         <w:rPr>
@@ -5087,8 +4931,7 @@
     <w:p>
       <w:pPr>
         <w:pStyle w:val="BodyText"/>
-        <w:spacing w:line="480" w:lineRule="auto" w:after="0"/>
-        <w:ind w:firstLine="720"/>
+        <w:spacing w:line="396" w:lineRule="auto" w:after="100"/>
       </w:pPr>
       <w:r>
         <w:rPr>
@@ -5107,8 +4950,7 @@
     <w:p>
       <w:pPr>
         <w:pStyle w:val="BodyText"/>
-        <w:spacing w:line="480" w:lineRule="auto" w:after="0"/>
-        <w:ind w:firstLine="720"/>
+        <w:spacing w:line="396" w:lineRule="auto" w:after="100"/>
       </w:pPr>
       <w:r>
         <w:rPr>
@@ -5130,20 +4972,16 @@
       <w:pPr>
         <w:pStyle w:val="Heading3"/>
         <w:keepNext/>
-        <w:ind w:firstLine="0"/>
-      </w:pPr>
-      <w:r>
-        <w:rPr>
-          <w:color w:val="000000"/>
-        </w:rPr>
+        <w:spacing w:line="264" w:lineRule="auto"/>
+      </w:pPr>
+      <w:r>
         <w:t xml:space="preserve">Branch. Branch</w:t>
       </w:r>
     </w:p>
     <w:p>
       <w:pPr>
         <w:pStyle w:val="FirstParagraph"/>
-        <w:spacing w:line="480" w:lineRule="auto" w:after="0"/>
-        <w:ind w:firstLine="720"/>
+        <w:spacing w:line="396" w:lineRule="auto" w:after="100"/>
       </w:pPr>
       <w:r>
         <w:rPr>
@@ -5264,8 +5102,7 @@
     <w:p>
       <w:pPr>
         <w:pStyle w:val="BodyText"/>
-        <w:spacing w:line="480" w:lineRule="auto" w:after="0"/>
-        <w:ind w:firstLine="720"/>
+        <w:spacing w:line="396" w:lineRule="auto" w:after="100"/>
       </w:pPr>
       <w:r>
         <w:rPr>
@@ -5284,8 +5121,7 @@
     <w:p>
       <w:pPr>
         <w:pStyle w:val="BodyText"/>
-        <w:spacing w:line="480" w:lineRule="auto" w:after="0"/>
-        <w:ind w:firstLine="720"/>
+        <w:spacing w:line="396" w:lineRule="auto" w:after="100"/>
       </w:pPr>
       <w:r>
         <w:rPr>
@@ -5304,8 +5140,7 @@
     <w:p>
       <w:pPr>
         <w:pStyle w:val="BodyText"/>
-        <w:spacing w:line="480" w:lineRule="auto" w:after="0"/>
-        <w:ind w:firstLine="720"/>
+        <w:spacing w:line="396" w:lineRule="auto" w:after="100"/>
       </w:pPr>
       <w:r>
         <w:rPr>
@@ -5327,20 +5162,16 @@
       <w:pPr>
         <w:pStyle w:val="Heading3"/>
         <w:keepNext/>
-        <w:ind w:firstLine="0"/>
-      </w:pPr>
-      <w:r>
-        <w:rPr>
-          <w:color w:val="000000"/>
-        </w:rPr>
+        <w:spacing w:line="264" w:lineRule="auto"/>
+      </w:pPr>
+      <w:r>
         <w:t xml:space="preserve">Product. Product</w:t>
       </w:r>
     </w:p>
     <w:p>
       <w:pPr>
         <w:pStyle w:val="FirstParagraph"/>
-        <w:spacing w:line="480" w:lineRule="auto" w:after="0"/>
-        <w:ind w:firstLine="720"/>
+        <w:spacing w:line="396" w:lineRule="auto" w:after="100"/>
       </w:pPr>
       <w:r>
         <w:rPr>
@@ -5473,8 +5304,7 @@
     <w:p>
       <w:pPr>
         <w:pStyle w:val="BodyText"/>
-        <w:spacing w:line="480" w:lineRule="auto" w:after="0"/>
-        <w:ind w:firstLine="720"/>
+        <w:spacing w:line="396" w:lineRule="auto" w:after="100"/>
       </w:pPr>
       <w:r>
         <w:rPr>
@@ -5493,8 +5323,7 @@
     <w:p>
       <w:pPr>
         <w:pStyle w:val="BodyText"/>
-        <w:spacing w:line="480" w:lineRule="auto" w:after="0"/>
-        <w:ind w:firstLine="720"/>
+        <w:spacing w:line="396" w:lineRule="auto" w:after="100"/>
       </w:pPr>
       <w:r>
         <w:rPr>
@@ -5513,8 +5342,7 @@
     <w:p>
       <w:pPr>
         <w:pStyle w:val="BodyText"/>
-        <w:spacing w:line="480" w:lineRule="auto" w:after="0"/>
-        <w:ind w:firstLine="720"/>
+        <w:spacing w:line="396" w:lineRule="auto" w:after="100"/>
       </w:pPr>
       <w:r>
         <w:rPr>
@@ -5536,20 +5364,16 @@
       <w:pPr>
         <w:pStyle w:val="Heading3"/>
         <w:keepNext/>
-        <w:ind w:firstLine="0"/>
-      </w:pPr>
-      <w:r>
-        <w:rPr>
-          <w:color w:val="000000"/>
-        </w:rPr>
+        <w:spacing w:line="264" w:lineRule="auto"/>
+      </w:pPr>
+      <w:r>
         <w:t xml:space="preserve">Order. Order</w:t>
       </w:r>
     </w:p>
     <w:p>
       <w:pPr>
         <w:pStyle w:val="FirstParagraph"/>
-        <w:spacing w:line="480" w:lineRule="auto" w:after="0"/>
-        <w:ind w:firstLine="720"/>
+        <w:spacing w:line="396" w:lineRule="auto" w:after="100"/>
       </w:pPr>
       <w:r>
         <w:rPr>
@@ -5778,8 +5602,7 @@
     <w:p>
       <w:pPr>
         <w:pStyle w:val="BodyText"/>
-        <w:spacing w:line="480" w:lineRule="auto" w:after="0"/>
-        <w:ind w:firstLine="720"/>
+        <w:spacing w:line="396" w:lineRule="auto" w:after="100"/>
       </w:pPr>
       <w:r>
         <w:rPr>
@@ -5798,8 +5621,7 @@
     <w:p>
       <w:pPr>
         <w:pStyle w:val="BodyText"/>
-        <w:spacing w:line="480" w:lineRule="auto" w:after="0"/>
-        <w:ind w:firstLine="720"/>
+        <w:spacing w:line="396" w:lineRule="auto" w:after="100"/>
       </w:pPr>
       <w:r>
         <w:rPr>
@@ -5818,8 +5640,7 @@
     <w:p>
       <w:pPr>
         <w:pStyle w:val="BodyText"/>
-        <w:spacing w:line="480" w:lineRule="auto" w:after="0"/>
-        <w:ind w:firstLine="720"/>
+        <w:spacing w:line="396" w:lineRule="auto" w:after="100"/>
       </w:pPr>
       <w:r>
         <w:rPr>
@@ -5841,20 +5662,16 @@
       <w:pPr>
         <w:pStyle w:val="Heading3"/>
         <w:keepNext/>
-        <w:ind w:firstLine="0"/>
-      </w:pPr>
-      <w:r>
-        <w:rPr>
-          <w:color w:val="000000"/>
-        </w:rPr>
+        <w:spacing w:line="264" w:lineRule="auto"/>
+      </w:pPr>
+      <w:r>
         <w:t xml:space="preserve">OrderDetail. OrderDetail</w:t>
       </w:r>
     </w:p>
     <w:p>
       <w:pPr>
         <w:pStyle w:val="FirstParagraph"/>
-        <w:spacing w:line="480" w:lineRule="auto" w:after="0"/>
-        <w:ind w:firstLine="720"/>
+        <w:spacing w:line="396" w:lineRule="auto" w:after="100"/>
       </w:pPr>
       <w:r>
         <w:rPr>
@@ -5999,8 +5816,7 @@
     <w:p>
       <w:pPr>
         <w:pStyle w:val="BodyText"/>
-        <w:spacing w:line="480" w:lineRule="auto" w:after="0"/>
-        <w:ind w:firstLine="720"/>
+        <w:spacing w:line="396" w:lineRule="auto" w:after="100"/>
       </w:pPr>
       <w:r>
         <w:rPr>
@@ -6019,8 +5835,7 @@
     <w:p>
       <w:pPr>
         <w:pStyle w:val="BodyText"/>
-        <w:spacing w:line="480" w:lineRule="auto" w:after="0"/>
-        <w:ind w:firstLine="720"/>
+        <w:spacing w:line="396" w:lineRule="auto" w:after="100"/>
       </w:pPr>
       <w:r>
         <w:rPr>
@@ -6039,8 +5854,7 @@
     <w:p>
       <w:pPr>
         <w:pStyle w:val="BodyText"/>
-        <w:spacing w:line="480" w:lineRule="auto" w:after="0"/>
-        <w:ind w:firstLine="720"/>
+        <w:spacing w:line="396" w:lineRule="auto" w:after="100"/>
       </w:pPr>
       <w:r>
         <w:rPr>
@@ -6062,20 +5876,16 @@
       <w:pPr>
         <w:pStyle w:val="Heading3"/>
         <w:keepNext/>
-        <w:ind w:firstLine="0"/>
-      </w:pPr>
-      <w:r>
-        <w:rPr>
-          <w:color w:val="000000"/>
-        </w:rPr>
+        <w:spacing w:line="264" w:lineRule="auto"/>
+      </w:pPr>
+      <w:r>
         <w:t xml:space="preserve">Payment. Payment</w:t>
       </w:r>
     </w:p>
     <w:p>
       <w:pPr>
         <w:pStyle w:val="FirstParagraph"/>
-        <w:spacing w:line="480" w:lineRule="auto" w:after="0"/>
-        <w:ind w:firstLine="720"/>
+        <w:spacing w:line="396" w:lineRule="auto" w:after="100"/>
       </w:pPr>
       <w:r>
         <w:rPr>
@@ -6196,8 +6006,7 @@
     <w:p>
       <w:pPr>
         <w:pStyle w:val="BodyText"/>
-        <w:spacing w:line="480" w:lineRule="auto" w:after="0"/>
-        <w:ind w:firstLine="720"/>
+        <w:spacing w:line="396" w:lineRule="auto" w:after="100"/>
       </w:pPr>
       <w:r>
         <w:rPr>
@@ -6216,8 +6025,7 @@
     <w:p>
       <w:pPr>
         <w:pStyle w:val="BodyText"/>
-        <w:spacing w:line="480" w:lineRule="auto" w:after="0"/>
-        <w:ind w:firstLine="720"/>
+        <w:spacing w:line="396" w:lineRule="auto" w:after="100"/>
       </w:pPr>
       <w:r>
         <w:rPr>
@@ -6236,8 +6044,7 @@
     <w:p>
       <w:pPr>
         <w:pStyle w:val="BodyText"/>
-        <w:spacing w:line="480" w:lineRule="auto" w:after="0"/>
-        <w:ind w:firstLine="720"/>
+        <w:spacing w:line="396" w:lineRule="auto" w:after="100"/>
       </w:pPr>
       <w:r>
         <w:rPr>
@@ -6259,20 +6066,16 @@
       <w:pPr>
         <w:pStyle w:val="Heading3"/>
         <w:keepNext/>
-        <w:ind w:firstLine="0"/>
-      </w:pPr>
-      <w:r>
-        <w:rPr>
-          <w:color w:val="000000"/>
-        </w:rPr>
+        <w:spacing w:line="264" w:lineRule="auto"/>
+      </w:pPr>
+      <w:r>
         <w:t xml:space="preserve">Delivery. Delivery</w:t>
       </w:r>
     </w:p>
     <w:p>
       <w:pPr>
         <w:pStyle w:val="FirstParagraph"/>
-        <w:spacing w:line="480" w:lineRule="auto" w:after="0"/>
-        <w:ind w:firstLine="720"/>
+        <w:spacing w:line="396" w:lineRule="auto" w:after="100"/>
       </w:pPr>
       <w:r>
         <w:rPr>
@@ -6441,8 +6244,7 @@
     <w:p>
       <w:pPr>
         <w:pStyle w:val="BodyText"/>
-        <w:spacing w:line="480" w:lineRule="auto" w:after="0"/>
-        <w:ind w:firstLine="720"/>
+        <w:spacing w:line="396" w:lineRule="auto" w:after="100"/>
       </w:pPr>
       <w:r>
         <w:rPr>
@@ -6461,8 +6263,7 @@
     <w:p>
       <w:pPr>
         <w:pStyle w:val="BodyText"/>
-        <w:spacing w:line="480" w:lineRule="auto" w:after="0"/>
-        <w:ind w:firstLine="720"/>
+        <w:spacing w:line="396" w:lineRule="auto" w:after="100"/>
       </w:pPr>
       <w:r>
         <w:rPr>
@@ -6481,8 +6282,7 @@
     <w:p>
       <w:pPr>
         <w:pStyle w:val="BodyText"/>
-        <w:spacing w:line="480" w:lineRule="auto" w:after="0"/>
-        <w:ind w:firstLine="720"/>
+        <w:spacing w:line="396" w:lineRule="auto" w:after="100"/>
       </w:pPr>
       <w:r>
         <w:rPr>
@@ -6505,12 +6305,9 @@
       <w:pPr>
         <w:pStyle w:val="Heading2"/>
         <w:keepNext/>
-        <w:ind w:firstLine="0"/>
-      </w:pPr>
-      <w:r>
-        <w:rPr>
-          <w:color w:val="000000"/>
-        </w:rPr>
+        <w:spacing w:line="264" w:lineRule="auto"/>
+      </w:pPr>
+      <w:r>
         <w:t xml:space="preserve">8. Relaciones y cardinalidades detectables</w:t>
       </w:r>
     </w:p>
@@ -6519,6 +6316,7 @@
         <w:tblStyle w:val="Table"/>
         <w:tblW w:type="auto" w:w="0"/>
         <w:jc w:val="left"/>
+        <w:tblLayout w:type="autofit"/>
         <w:tblLook w:firstRow="1" w:lastRow="0" w:firstColumn="0" w:lastColumn="0" w:noHBand="0" w:noVBand="0" w:val="0020"/>
       </w:tblPr>
       <w:tblGrid>
@@ -6537,14 +6335,14 @@
           <w:p>
             <w:pPr>
               <w:pStyle w:val="Compact"/>
-              <w:spacing w:line="240" w:lineRule="auto" w:after="0"/>
-              <w:ind w:firstLine="0"/>
-              <w:jc w:val="left"/>
-            </w:pPr>
-            <w:r>
-              <w:rPr>
-                <w:rFonts w:ascii="Times New Roman" w:hAnsi="Times New Roman"/>
-                <w:sz w:val="18"/>
+              <w:spacing w:line="240" w:lineRule="auto" w:after="20"/>
+              <w:ind w:firstLine="0"/>
+              <w:jc w:val="left"/>
+            </w:pPr>
+            <w:r>
+              <w:rPr>
+                <w:b/>
+                <w:sz w:val="17"/>
               </w:rPr>
               <w:t xml:space="preserve">Origen</w:t>
             </w:r>
@@ -6555,14 +6353,14 @@
           <w:p>
             <w:pPr>
               <w:pStyle w:val="Compact"/>
-              <w:spacing w:line="240" w:lineRule="auto" w:after="0"/>
-              <w:ind w:firstLine="0"/>
-              <w:jc w:val="left"/>
-            </w:pPr>
-            <w:r>
-              <w:rPr>
-                <w:rFonts w:ascii="Times New Roman" w:hAnsi="Times New Roman"/>
-                <w:sz w:val="18"/>
+              <w:spacing w:line="240" w:lineRule="auto" w:after="20"/>
+              <w:ind w:firstLine="0"/>
+              <w:jc w:val="left"/>
+            </w:pPr>
+            <w:r>
+              <w:rPr>
+                <w:b/>
+                <w:sz w:val="17"/>
               </w:rPr>
               <w:t xml:space="preserve">Destino</w:t>
             </w:r>
@@ -6573,14 +6371,14 @@
           <w:p>
             <w:pPr>
               <w:pStyle w:val="Compact"/>
-              <w:spacing w:line="240" w:lineRule="auto" w:after="0"/>
-              <w:ind w:firstLine="0"/>
-              <w:jc w:val="left"/>
-            </w:pPr>
-            <w:r>
-              <w:rPr>
-                <w:rFonts w:ascii="Times New Roman" w:hAnsi="Times New Roman"/>
-                <w:sz w:val="18"/>
+              <w:spacing w:line="240" w:lineRule="auto" w:after="20"/>
+              <w:ind w:firstLine="0"/>
+              <w:jc w:val="left"/>
+            </w:pPr>
+            <w:r>
+              <w:rPr>
+                <w:b/>
+                <w:sz w:val="17"/>
               </w:rPr>
               <w:t xml:space="preserve">Campo FK</w:t>
             </w:r>
@@ -6591,14 +6389,14 @@
           <w:p>
             <w:pPr>
               <w:pStyle w:val="Compact"/>
-              <w:spacing w:line="240" w:lineRule="auto" w:after="0"/>
-              <w:ind w:firstLine="0"/>
-              <w:jc w:val="left"/>
-            </w:pPr>
-            <w:r>
-              <w:rPr>
-                <w:rFonts w:ascii="Times New Roman" w:hAnsi="Times New Roman"/>
-                <w:sz w:val="18"/>
+              <w:spacing w:line="240" w:lineRule="auto" w:after="20"/>
+              <w:ind w:firstLine="0"/>
+              <w:jc w:val="left"/>
+            </w:pPr>
+            <w:r>
+              <w:rPr>
+                <w:b/>
+                <w:sz w:val="17"/>
               </w:rPr>
               <w:t xml:space="preserve">Cardinalidad conceptual / validación</w:t>
             </w:r>
@@ -6611,14 +6409,13 @@
           <w:p>
             <w:pPr>
               <w:pStyle w:val="Compact"/>
-              <w:spacing w:line="240" w:lineRule="auto" w:after="0"/>
-              <w:ind w:firstLine="0"/>
-              <w:jc w:val="left"/>
-            </w:pPr>
-            <w:r>
-              <w:rPr>
-                <w:rFonts w:ascii="Times New Roman" w:hAnsi="Times New Roman"/>
-                <w:sz w:val="18"/>
+              <w:spacing w:line="240" w:lineRule="auto" w:after="20"/>
+              <w:ind w:firstLine="0"/>
+              <w:jc w:val="left"/>
+            </w:pPr>
+            <w:r>
+              <w:rPr>
+                <w:sz w:val="17"/>
               </w:rPr>
               <w:t xml:space="preserve">Order</w:t>
             </w:r>
@@ -6629,14 +6426,13 @@
           <w:p>
             <w:pPr>
               <w:pStyle w:val="Compact"/>
-              <w:spacing w:line="240" w:lineRule="auto" w:after="0"/>
-              <w:ind w:firstLine="0"/>
-              <w:jc w:val="left"/>
-            </w:pPr>
-            <w:r>
-              <w:rPr>
-                <w:rFonts w:ascii="Times New Roman" w:hAnsi="Times New Roman"/>
-                <w:sz w:val="18"/>
+              <w:spacing w:line="240" w:lineRule="auto" w:after="20"/>
+              <w:ind w:firstLine="0"/>
+              <w:jc w:val="left"/>
+            </w:pPr>
+            <w:r>
+              <w:rPr>
+                <w:sz w:val="17"/>
               </w:rPr>
               <w:t xml:space="preserve">Branch</w:t>
             </w:r>
@@ -6647,14 +6443,13 @@
           <w:p>
             <w:pPr>
               <w:pStyle w:val="Compact"/>
-              <w:spacing w:line="240" w:lineRule="auto" w:after="0"/>
-              <w:ind w:firstLine="0"/>
-              <w:jc w:val="left"/>
-            </w:pPr>
-            <w:r>
-              <w:rPr>
-                <w:rFonts w:ascii="Times New Roman" w:hAnsi="Times New Roman"/>
-                <w:sz w:val="18"/>
+              <w:spacing w:line="240" w:lineRule="auto" w:after="20"/>
+              <w:ind w:firstLine="0"/>
+              <w:jc w:val="left"/>
+            </w:pPr>
+            <w:r>
+              <w:rPr>
+                <w:sz w:val="17"/>
               </w:rPr>
               <w:t xml:space="preserve">BranchId</w:t>
             </w:r>
@@ -6665,14 +6460,13 @@
           <w:p>
             <w:pPr>
               <w:pStyle w:val="Compact"/>
-              <w:spacing w:line="240" w:lineRule="auto" w:after="0"/>
-              <w:ind w:firstLine="0"/>
-              <w:jc w:val="left"/>
-            </w:pPr>
-            <w:r>
-              <w:rPr>
-                <w:rFonts w:ascii="Times New Roman" w:hAnsi="Times New Roman"/>
-                <w:sz w:val="18"/>
+              <w:spacing w:line="240" w:lineRule="auto" w:after="20"/>
+              <w:ind w:firstLine="0"/>
+              <w:jc w:val="left"/>
+            </w:pPr>
+            <w:r>
+              <w:rPr>
+                <w:sz w:val="17"/>
               </w:rPr>
               <w:t xml:space="preserve">N:1 obligatoria</w:t>
             </w:r>
@@ -6685,14 +6479,13 @@
           <w:p>
             <w:pPr>
               <w:pStyle w:val="Compact"/>
-              <w:spacing w:line="240" w:lineRule="auto" w:after="0"/>
-              <w:ind w:firstLine="0"/>
-              <w:jc w:val="left"/>
-            </w:pPr>
-            <w:r>
-              <w:rPr>
-                <w:rFonts w:ascii="Times New Roman" w:hAnsi="Times New Roman"/>
-                <w:sz w:val="18"/>
+              <w:spacing w:line="240" w:lineRule="auto" w:after="20"/>
+              <w:ind w:firstLine="0"/>
+              <w:jc w:val="left"/>
+            </w:pPr>
+            <w:r>
+              <w:rPr>
+                <w:sz w:val="17"/>
               </w:rPr>
               <w:t xml:space="preserve">Order</w:t>
             </w:r>
@@ -6703,14 +6496,13 @@
           <w:p>
             <w:pPr>
               <w:pStyle w:val="Compact"/>
-              <w:spacing w:line="240" w:lineRule="auto" w:after="0"/>
-              <w:ind w:firstLine="0"/>
-              <w:jc w:val="left"/>
-            </w:pPr>
-            <w:r>
-              <w:rPr>
-                <w:rFonts w:ascii="Times New Roman" w:hAnsi="Times New Roman"/>
-                <w:sz w:val="18"/>
+              <w:spacing w:line="240" w:lineRule="auto" w:after="20"/>
+              <w:ind w:firstLine="0"/>
+              <w:jc w:val="left"/>
+            </w:pPr>
+            <w:r>
+              <w:rPr>
+                <w:sz w:val="17"/>
               </w:rPr>
               <w:t xml:space="preserve">Customer</w:t>
             </w:r>
@@ -6721,14 +6513,13 @@
           <w:p>
             <w:pPr>
               <w:pStyle w:val="Compact"/>
-              <w:spacing w:line="240" w:lineRule="auto" w:after="0"/>
-              <w:ind w:firstLine="0"/>
-              <w:jc w:val="left"/>
-            </w:pPr>
-            <w:r>
-              <w:rPr>
-                <w:rFonts w:ascii="Times New Roman" w:hAnsi="Times New Roman"/>
-                <w:sz w:val="18"/>
+              <w:spacing w:line="240" w:lineRule="auto" w:after="20"/>
+              <w:ind w:firstLine="0"/>
+              <w:jc w:val="left"/>
+            </w:pPr>
+            <w:r>
+              <w:rPr>
+                <w:sz w:val="17"/>
               </w:rPr>
               <w:t xml:space="preserve">CustomerId</w:t>
             </w:r>
@@ -6739,14 +6530,13 @@
           <w:p>
             <w:pPr>
               <w:pStyle w:val="Compact"/>
-              <w:spacing w:line="240" w:lineRule="auto" w:after="0"/>
-              <w:ind w:firstLine="0"/>
-              <w:jc w:val="left"/>
-            </w:pPr>
-            <w:r>
-              <w:rPr>
-                <w:rFonts w:ascii="Times New Roman" w:hAnsi="Times New Roman"/>
-                <w:sz w:val="18"/>
+              <w:spacing w:line="240" w:lineRule="auto" w:after="20"/>
+              <w:ind w:firstLine="0"/>
+              <w:jc w:val="left"/>
+            </w:pPr>
+            <w:r>
+              <w:rPr>
+                <w:sz w:val="17"/>
               </w:rPr>
               <w:t xml:space="preserve">N:1 opcional</w:t>
             </w:r>
@@ -6759,14 +6549,13 @@
           <w:p>
             <w:pPr>
               <w:pStyle w:val="Compact"/>
-              <w:spacing w:line="240" w:lineRule="auto" w:after="0"/>
-              <w:ind w:firstLine="0"/>
-              <w:jc w:val="left"/>
-            </w:pPr>
-            <w:r>
-              <w:rPr>
-                <w:rFonts w:ascii="Times New Roman" w:hAnsi="Times New Roman"/>
-                <w:sz w:val="18"/>
+              <w:spacing w:line="240" w:lineRule="auto" w:after="20"/>
+              <w:ind w:firstLine="0"/>
+              <w:jc w:val="left"/>
+            </w:pPr>
+            <w:r>
+              <w:rPr>
+                <w:sz w:val="17"/>
               </w:rPr>
               <w:t xml:space="preserve">Order</w:t>
             </w:r>
@@ -6777,14 +6566,13 @@
           <w:p>
             <w:pPr>
               <w:pStyle w:val="Compact"/>
-              <w:spacing w:line="240" w:lineRule="auto" w:after="0"/>
-              <w:ind w:firstLine="0"/>
-              <w:jc w:val="left"/>
-            </w:pPr>
-            <w:r>
-              <w:rPr>
-                <w:rFonts w:ascii="Times New Roman" w:hAnsi="Times New Roman"/>
-                <w:sz w:val="18"/>
+              <w:spacing w:line="240" w:lineRule="auto" w:after="20"/>
+              <w:ind w:firstLine="0"/>
+              <w:jc w:val="left"/>
+            </w:pPr>
+            <w:r>
+              <w:rPr>
+                <w:sz w:val="17"/>
               </w:rPr>
               <w:t xml:space="preserve">Employee</w:t>
             </w:r>
@@ -6795,14 +6583,13 @@
           <w:p>
             <w:pPr>
               <w:pStyle w:val="Compact"/>
-              <w:spacing w:line="240" w:lineRule="auto" w:after="0"/>
-              <w:ind w:firstLine="0"/>
-              <w:jc w:val="left"/>
-            </w:pPr>
-            <w:r>
-              <w:rPr>
-                <w:rFonts w:ascii="Times New Roman" w:hAnsi="Times New Roman"/>
-                <w:sz w:val="18"/>
+              <w:spacing w:line="240" w:lineRule="auto" w:after="20"/>
+              <w:ind w:firstLine="0"/>
+              <w:jc w:val="left"/>
+            </w:pPr>
+            <w:r>
+              <w:rPr>
+                <w:sz w:val="17"/>
               </w:rPr>
               <w:t xml:space="preserve">EmployeeId</w:t>
             </w:r>
@@ -6813,14 +6600,13 @@
           <w:p>
             <w:pPr>
               <w:pStyle w:val="Compact"/>
-              <w:spacing w:line="240" w:lineRule="auto" w:after="0"/>
-              <w:ind w:firstLine="0"/>
-              <w:jc w:val="left"/>
-            </w:pPr>
-            <w:r>
-              <w:rPr>
-                <w:rFonts w:ascii="Times New Roman" w:hAnsi="Times New Roman"/>
-                <w:sz w:val="18"/>
+              <w:spacing w:line="240" w:lineRule="auto" w:after="20"/>
+              <w:ind w:firstLine="0"/>
+              <w:jc w:val="left"/>
+            </w:pPr>
+            <w:r>
+              <w:rPr>
+                <w:sz w:val="17"/>
               </w:rPr>
               <w:t xml:space="preserve">N:1 opcional</w:t>
             </w:r>
@@ -6833,14 +6619,13 @@
           <w:p>
             <w:pPr>
               <w:pStyle w:val="Compact"/>
-              <w:spacing w:line="240" w:lineRule="auto" w:after="0"/>
-              <w:ind w:firstLine="0"/>
-              <w:jc w:val="left"/>
-            </w:pPr>
-            <w:r>
-              <w:rPr>
-                <w:rFonts w:ascii="Times New Roman" w:hAnsi="Times New Roman"/>
-                <w:sz w:val="18"/>
+              <w:spacing w:line="240" w:lineRule="auto" w:after="20"/>
+              <w:ind w:firstLine="0"/>
+              <w:jc w:val="left"/>
+            </w:pPr>
+            <w:r>
+              <w:rPr>
+                <w:sz w:val="17"/>
               </w:rPr>
               <w:t xml:space="preserve">Order</w:t>
             </w:r>
@@ -6851,14 +6636,13 @@
           <w:p>
             <w:pPr>
               <w:pStyle w:val="Compact"/>
-              <w:spacing w:line="240" w:lineRule="auto" w:after="0"/>
-              <w:ind w:firstLine="0"/>
-              <w:jc w:val="left"/>
-            </w:pPr>
-            <w:r>
-              <w:rPr>
-                <w:rFonts w:ascii="Times New Roman" w:hAnsi="Times New Roman"/>
-                <w:sz w:val="18"/>
+              <w:spacing w:line="240" w:lineRule="auto" w:after="20"/>
+              <w:ind w:firstLine="0"/>
+              <w:jc w:val="left"/>
+            </w:pPr>
+            <w:r>
+              <w:rPr>
+                <w:sz w:val="17"/>
               </w:rPr>
               <w:t xml:space="preserve">Table</w:t>
             </w:r>
@@ -6869,14 +6653,13 @@
           <w:p>
             <w:pPr>
               <w:pStyle w:val="Compact"/>
-              <w:spacing w:line="240" w:lineRule="auto" w:after="0"/>
-              <w:ind w:firstLine="0"/>
-              <w:jc w:val="left"/>
-            </w:pPr>
-            <w:r>
-              <w:rPr>
-                <w:rFonts w:ascii="Times New Roman" w:hAnsi="Times New Roman"/>
-                <w:sz w:val="18"/>
+              <w:spacing w:line="240" w:lineRule="auto" w:after="20"/>
+              <w:ind w:firstLine="0"/>
+              <w:jc w:val="left"/>
+            </w:pPr>
+            <w:r>
+              <w:rPr>
+                <w:sz w:val="17"/>
               </w:rPr>
               <w:t xml:space="preserve">TableId</w:t>
             </w:r>
@@ -6887,14 +6670,13 @@
           <w:p>
             <w:pPr>
               <w:pStyle w:val="Compact"/>
-              <w:spacing w:line="240" w:lineRule="auto" w:after="0"/>
-              <w:ind w:firstLine="0"/>
-              <w:jc w:val="left"/>
-            </w:pPr>
-            <w:r>
-              <w:rPr>
-                <w:rFonts w:ascii="Times New Roman" w:hAnsi="Times New Roman"/>
-                <w:sz w:val="18"/>
+              <w:spacing w:line="240" w:lineRule="auto" w:after="20"/>
+              <w:ind w:firstLine="0"/>
+              <w:jc w:val="left"/>
+            </w:pPr>
+            <w:r>
+              <w:rPr>
+                <w:sz w:val="17"/>
               </w:rPr>
               <w:t xml:space="preserve">N:1 opcional</w:t>
             </w:r>
@@ -6907,14 +6689,13 @@
           <w:p>
             <w:pPr>
               <w:pStyle w:val="Compact"/>
-              <w:spacing w:line="240" w:lineRule="auto" w:after="0"/>
-              <w:ind w:firstLine="0"/>
-              <w:jc w:val="left"/>
-            </w:pPr>
-            <w:r>
-              <w:rPr>
-                <w:rFonts w:ascii="Times New Roman" w:hAnsi="Times New Roman"/>
-                <w:sz w:val="18"/>
+              <w:spacing w:line="240" w:lineRule="auto" w:after="20"/>
+              <w:ind w:firstLine="0"/>
+              <w:jc w:val="left"/>
+            </w:pPr>
+            <w:r>
+              <w:rPr>
+                <w:sz w:val="17"/>
               </w:rPr>
               <w:t xml:space="preserve">Order</w:t>
             </w:r>
@@ -6925,14 +6706,13 @@
           <w:p>
             <w:pPr>
               <w:pStyle w:val="Compact"/>
-              <w:spacing w:line="240" w:lineRule="auto" w:after="0"/>
-              <w:ind w:firstLine="0"/>
-              <w:jc w:val="left"/>
-            </w:pPr>
-            <w:r>
-              <w:rPr>
-                <w:rFonts w:ascii="Times New Roman" w:hAnsi="Times New Roman"/>
-                <w:sz w:val="18"/>
+              <w:spacing w:line="240" w:lineRule="auto" w:after="20"/>
+              <w:ind w:firstLine="0"/>
+              <w:jc w:val="left"/>
+            </w:pPr>
+            <w:r>
+              <w:rPr>
+                <w:sz w:val="17"/>
               </w:rPr>
               <w:t xml:space="preserve">Address</w:t>
             </w:r>
@@ -6943,14 +6723,13 @@
           <w:p>
             <w:pPr>
               <w:pStyle w:val="Compact"/>
-              <w:spacing w:line="240" w:lineRule="auto" w:after="0"/>
-              <w:ind w:firstLine="0"/>
-              <w:jc w:val="left"/>
-            </w:pPr>
-            <w:r>
-              <w:rPr>
-                <w:rFonts w:ascii="Times New Roman" w:hAnsi="Times New Roman"/>
-                <w:sz w:val="18"/>
+              <w:spacing w:line="240" w:lineRule="auto" w:after="20"/>
+              <w:ind w:firstLine="0"/>
+              <w:jc w:val="left"/>
+            </w:pPr>
+            <w:r>
+              <w:rPr>
+                <w:sz w:val="17"/>
               </w:rPr>
               <w:t xml:space="preserve">AddressId</w:t>
             </w:r>
@@ -6961,14 +6740,13 @@
           <w:p>
             <w:pPr>
               <w:pStyle w:val="Compact"/>
-              <w:spacing w:line="240" w:lineRule="auto" w:after="0"/>
-              <w:ind w:firstLine="0"/>
-              <w:jc w:val="left"/>
-            </w:pPr>
-            <w:r>
-              <w:rPr>
-                <w:rFonts w:ascii="Times New Roman" w:hAnsi="Times New Roman"/>
-                <w:sz w:val="18"/>
+              <w:spacing w:line="240" w:lineRule="auto" w:after="20"/>
+              <w:ind w:firstLine="0"/>
+              <w:jc w:val="left"/>
+            </w:pPr>
+            <w:r>
+              <w:rPr>
+                <w:sz w:val="17"/>
               </w:rPr>
               <w:t xml:space="preserve">N:1 opcional</w:t>
             </w:r>
@@ -6981,14 +6759,13 @@
           <w:p>
             <w:pPr>
               <w:pStyle w:val="Compact"/>
-              <w:spacing w:line="240" w:lineRule="auto" w:after="0"/>
-              <w:ind w:firstLine="0"/>
-              <w:jc w:val="left"/>
-            </w:pPr>
-            <w:r>
-              <w:rPr>
-                <w:rFonts w:ascii="Times New Roman" w:hAnsi="Times New Roman"/>
-                <w:sz w:val="18"/>
+              <w:spacing w:line="240" w:lineRule="auto" w:after="20"/>
+              <w:ind w:firstLine="0"/>
+              <w:jc w:val="left"/>
+            </w:pPr>
+            <w:r>
+              <w:rPr>
+                <w:sz w:val="17"/>
               </w:rPr>
               <w:t xml:space="preserve">OrderDetail</w:t>
             </w:r>
@@ -6999,14 +6776,13 @@
           <w:p>
             <w:pPr>
               <w:pStyle w:val="Compact"/>
-              <w:spacing w:line="240" w:lineRule="auto" w:after="0"/>
-              <w:ind w:firstLine="0"/>
-              <w:jc w:val="left"/>
-            </w:pPr>
-            <w:r>
-              <w:rPr>
-                <w:rFonts w:ascii="Times New Roman" w:hAnsi="Times New Roman"/>
-                <w:sz w:val="18"/>
+              <w:spacing w:line="240" w:lineRule="auto" w:after="20"/>
+              <w:ind w:firstLine="0"/>
+              <w:jc w:val="left"/>
+            </w:pPr>
+            <w:r>
+              <w:rPr>
+                <w:sz w:val="17"/>
               </w:rPr>
               <w:t xml:space="preserve">Order</w:t>
             </w:r>
@@ -7017,14 +6793,13 @@
           <w:p>
             <w:pPr>
               <w:pStyle w:val="Compact"/>
-              <w:spacing w:line="240" w:lineRule="auto" w:after="0"/>
-              <w:ind w:firstLine="0"/>
-              <w:jc w:val="left"/>
-            </w:pPr>
-            <w:r>
-              <w:rPr>
-                <w:rFonts w:ascii="Times New Roman" w:hAnsi="Times New Roman"/>
-                <w:sz w:val="18"/>
+              <w:spacing w:line="240" w:lineRule="auto" w:after="20"/>
+              <w:ind w:firstLine="0"/>
+              <w:jc w:val="left"/>
+            </w:pPr>
+            <w:r>
+              <w:rPr>
+                <w:sz w:val="17"/>
               </w:rPr>
               <w:t xml:space="preserve">OrderId</w:t>
             </w:r>
@@ -7035,14 +6810,13 @@
           <w:p>
             <w:pPr>
               <w:pStyle w:val="Compact"/>
-              <w:spacing w:line="240" w:lineRule="auto" w:after="0"/>
-              <w:ind w:firstLine="0"/>
-              <w:jc w:val="left"/>
-            </w:pPr>
-            <w:r>
-              <w:rPr>
-                <w:rFonts w:ascii="Times New Roman" w:hAnsi="Times New Roman"/>
-                <w:sz w:val="18"/>
+              <w:spacing w:line="240" w:lineRule="auto" w:after="20"/>
+              <w:ind w:firstLine="0"/>
+              <w:jc w:val="left"/>
+            </w:pPr>
+            <w:r>
+              <w:rPr>
+                <w:sz w:val="17"/>
               </w:rPr>
               <w:t xml:space="preserve">N:1 obligatoria</w:t>
             </w:r>
@@ -7055,14 +6829,13 @@
           <w:p>
             <w:pPr>
               <w:pStyle w:val="Compact"/>
-              <w:spacing w:line="240" w:lineRule="auto" w:after="0"/>
-              <w:ind w:firstLine="0"/>
-              <w:jc w:val="left"/>
-            </w:pPr>
-            <w:r>
-              <w:rPr>
-                <w:rFonts w:ascii="Times New Roman" w:hAnsi="Times New Roman"/>
-                <w:sz w:val="18"/>
+              <w:spacing w:line="240" w:lineRule="auto" w:after="20"/>
+              <w:ind w:firstLine="0"/>
+              <w:jc w:val="left"/>
+            </w:pPr>
+            <w:r>
+              <w:rPr>
+                <w:sz w:val="17"/>
               </w:rPr>
               <w:t xml:space="preserve">OrderDetail</w:t>
             </w:r>
@@ -7073,14 +6846,13 @@
           <w:p>
             <w:pPr>
               <w:pStyle w:val="Compact"/>
-              <w:spacing w:line="240" w:lineRule="auto" w:after="0"/>
-              <w:ind w:firstLine="0"/>
-              <w:jc w:val="left"/>
-            </w:pPr>
-            <w:r>
-              <w:rPr>
-                <w:rFonts w:ascii="Times New Roman" w:hAnsi="Times New Roman"/>
-                <w:sz w:val="18"/>
+              <w:spacing w:line="240" w:lineRule="auto" w:after="20"/>
+              <w:ind w:firstLine="0"/>
+              <w:jc w:val="left"/>
+            </w:pPr>
+            <w:r>
+              <w:rPr>
+                <w:sz w:val="17"/>
               </w:rPr>
               <w:t xml:space="preserve">Product</w:t>
             </w:r>
@@ -7091,14 +6863,13 @@
           <w:p>
             <w:pPr>
               <w:pStyle w:val="Compact"/>
-              <w:spacing w:line="240" w:lineRule="auto" w:after="0"/>
-              <w:ind w:firstLine="0"/>
-              <w:jc w:val="left"/>
-            </w:pPr>
-            <w:r>
-              <w:rPr>
-                <w:rFonts w:ascii="Times New Roman" w:hAnsi="Times New Roman"/>
-                <w:sz w:val="18"/>
+              <w:spacing w:line="240" w:lineRule="auto" w:after="20"/>
+              <w:ind w:firstLine="0"/>
+              <w:jc w:val="left"/>
+            </w:pPr>
+            <w:r>
+              <w:rPr>
+                <w:sz w:val="17"/>
               </w:rPr>
               <w:t xml:space="preserve">ProductId</w:t>
             </w:r>
@@ -7109,14 +6880,13 @@
           <w:p>
             <w:pPr>
               <w:pStyle w:val="Compact"/>
-              <w:spacing w:line="240" w:lineRule="auto" w:after="0"/>
-              <w:ind w:firstLine="0"/>
-              <w:jc w:val="left"/>
-            </w:pPr>
-            <w:r>
-              <w:rPr>
-                <w:rFonts w:ascii="Times New Roman" w:hAnsi="Times New Roman"/>
-                <w:sz w:val="18"/>
+              <w:spacing w:line="240" w:lineRule="auto" w:after="20"/>
+              <w:ind w:firstLine="0"/>
+              <w:jc w:val="left"/>
+            </w:pPr>
+            <w:r>
+              <w:rPr>
+                <w:sz w:val="17"/>
               </w:rPr>
               <w:t xml:space="preserve">N:1 obligatoria</w:t>
             </w:r>
@@ -7129,14 +6899,13 @@
           <w:p>
             <w:pPr>
               <w:pStyle w:val="Compact"/>
-              <w:spacing w:line="240" w:lineRule="auto" w:after="0"/>
-              <w:ind w:firstLine="0"/>
-              <w:jc w:val="left"/>
-            </w:pPr>
-            <w:r>
-              <w:rPr>
-                <w:rFonts w:ascii="Times New Roman" w:hAnsi="Times New Roman"/>
-                <w:sz w:val="18"/>
+              <w:spacing w:line="240" w:lineRule="auto" w:after="20"/>
+              <w:ind w:firstLine="0"/>
+              <w:jc w:val="left"/>
+            </w:pPr>
+            <w:r>
+              <w:rPr>
+                <w:sz w:val="17"/>
               </w:rPr>
               <w:t xml:space="preserve">Payment</w:t>
             </w:r>
@@ -7147,14 +6916,13 @@
           <w:p>
             <w:pPr>
               <w:pStyle w:val="Compact"/>
-              <w:spacing w:line="240" w:lineRule="auto" w:after="0"/>
-              <w:ind w:firstLine="0"/>
-              <w:jc w:val="left"/>
-            </w:pPr>
-            <w:r>
-              <w:rPr>
-                <w:rFonts w:ascii="Times New Roman" w:hAnsi="Times New Roman"/>
-                <w:sz w:val="18"/>
+              <w:spacing w:line="240" w:lineRule="auto" w:after="20"/>
+              <w:ind w:firstLine="0"/>
+              <w:jc w:val="left"/>
+            </w:pPr>
+            <w:r>
+              <w:rPr>
+                <w:sz w:val="17"/>
               </w:rPr>
               <w:t xml:space="preserve">Order</w:t>
             </w:r>
@@ -7165,14 +6933,13 @@
           <w:p>
             <w:pPr>
               <w:pStyle w:val="Compact"/>
-              <w:spacing w:line="240" w:lineRule="auto" w:after="0"/>
-              <w:ind w:firstLine="0"/>
-              <w:jc w:val="left"/>
-            </w:pPr>
-            <w:r>
-              <w:rPr>
-                <w:rFonts w:ascii="Times New Roman" w:hAnsi="Times New Roman"/>
-                <w:sz w:val="18"/>
+              <w:spacing w:line="240" w:lineRule="auto" w:after="20"/>
+              <w:ind w:firstLine="0"/>
+              <w:jc w:val="left"/>
+            </w:pPr>
+            <w:r>
+              <w:rPr>
+                <w:sz w:val="17"/>
               </w:rPr>
               <w:t xml:space="preserve">OrderId</w:t>
             </w:r>
@@ -7183,14 +6950,13 @@
           <w:p>
             <w:pPr>
               <w:pStyle w:val="Compact"/>
-              <w:spacing w:line="240" w:lineRule="auto" w:after="0"/>
-              <w:ind w:firstLine="0"/>
-              <w:jc w:val="left"/>
-            </w:pPr>
-            <w:r>
-              <w:rPr>
-                <w:rFonts w:ascii="Times New Roman" w:hAnsi="Times New Roman"/>
-                <w:sz w:val="18"/>
+              <w:spacing w:line="240" w:lineRule="auto" w:after="20"/>
+              <w:ind w:firstLine="0"/>
+              <w:jc w:val="left"/>
+            </w:pPr>
+            <w:r>
+              <w:rPr>
+                <w:sz w:val="17"/>
               </w:rPr>
               <w:t xml:space="preserve">N:1 obligatoria</w:t>
             </w:r>
@@ -7203,14 +6969,13 @@
           <w:p>
             <w:pPr>
               <w:pStyle w:val="Compact"/>
-              <w:spacing w:line="240" w:lineRule="auto" w:after="0"/>
-              <w:ind w:firstLine="0"/>
-              <w:jc w:val="left"/>
-            </w:pPr>
-            <w:r>
-              <w:rPr>
-                <w:rFonts w:ascii="Times New Roman" w:hAnsi="Times New Roman"/>
-                <w:sz w:val="18"/>
+              <w:spacing w:line="240" w:lineRule="auto" w:after="20"/>
+              <w:ind w:firstLine="0"/>
+              <w:jc w:val="left"/>
+            </w:pPr>
+            <w:r>
+              <w:rPr>
+                <w:sz w:val="17"/>
               </w:rPr>
               <w:t xml:space="preserve">Payment</w:t>
             </w:r>
@@ -7221,14 +6986,13 @@
           <w:p>
             <w:pPr>
               <w:pStyle w:val="Compact"/>
-              <w:spacing w:line="240" w:lineRule="auto" w:after="0"/>
-              <w:ind w:firstLine="0"/>
-              <w:jc w:val="left"/>
-            </w:pPr>
-            <w:r>
-              <w:rPr>
-                <w:rFonts w:ascii="Times New Roman" w:hAnsi="Times New Roman"/>
-                <w:sz w:val="18"/>
+              <w:spacing w:line="240" w:lineRule="auto" w:after="20"/>
+              <w:ind w:firstLine="0"/>
+              <w:jc w:val="left"/>
+            </w:pPr>
+            <w:r>
+              <w:rPr>
+                <w:sz w:val="17"/>
               </w:rPr>
               <w:t xml:space="preserve">Employee</w:t>
             </w:r>
@@ -7239,14 +7003,13 @@
           <w:p>
             <w:pPr>
               <w:pStyle w:val="Compact"/>
-              <w:spacing w:line="240" w:lineRule="auto" w:after="0"/>
-              <w:ind w:firstLine="0"/>
-              <w:jc w:val="left"/>
-            </w:pPr>
-            <w:r>
-              <w:rPr>
-                <w:rFonts w:ascii="Times New Roman" w:hAnsi="Times New Roman"/>
-                <w:sz w:val="18"/>
+              <w:spacing w:line="240" w:lineRule="auto" w:after="20"/>
+              <w:ind w:firstLine="0"/>
+              <w:jc w:val="left"/>
+            </w:pPr>
+            <w:r>
+              <w:rPr>
+                <w:sz w:val="17"/>
               </w:rPr>
               <w:t xml:space="preserve">CashierId</w:t>
             </w:r>
@@ -7257,14 +7020,13 @@
           <w:p>
             <w:pPr>
               <w:pStyle w:val="Compact"/>
-              <w:spacing w:line="240" w:lineRule="auto" w:after="0"/>
-              <w:ind w:firstLine="0"/>
-              <w:jc w:val="left"/>
-            </w:pPr>
-            <w:r>
-              <w:rPr>
-                <w:rFonts w:ascii="Times New Roman" w:hAnsi="Times New Roman"/>
-                <w:sz w:val="18"/>
+              <w:spacing w:line="240" w:lineRule="auto" w:after="20"/>
+              <w:ind w:firstLine="0"/>
+              <w:jc w:val="left"/>
+            </w:pPr>
+            <w:r>
+              <w:rPr>
+                <w:sz w:val="17"/>
               </w:rPr>
               <w:t xml:space="preserve">N:1 opcional</w:t>
             </w:r>
@@ -7277,14 +7039,13 @@
           <w:p>
             <w:pPr>
               <w:pStyle w:val="Compact"/>
-              <w:spacing w:line="240" w:lineRule="auto" w:after="0"/>
-              <w:ind w:firstLine="0"/>
-              <w:jc w:val="left"/>
-            </w:pPr>
-            <w:r>
-              <w:rPr>
-                <w:rFonts w:ascii="Times New Roman" w:hAnsi="Times New Roman"/>
-                <w:sz w:val="18"/>
+              <w:spacing w:line="240" w:lineRule="auto" w:after="20"/>
+              <w:ind w:firstLine="0"/>
+              <w:jc w:val="left"/>
+            </w:pPr>
+            <w:r>
+              <w:rPr>
+                <w:sz w:val="17"/>
               </w:rPr>
               <w:t xml:space="preserve">Delivery</w:t>
             </w:r>
@@ -7295,14 +7056,13 @@
           <w:p>
             <w:pPr>
               <w:pStyle w:val="Compact"/>
-              <w:spacing w:line="240" w:lineRule="auto" w:after="0"/>
-              <w:ind w:firstLine="0"/>
-              <w:jc w:val="left"/>
-            </w:pPr>
-            <w:r>
-              <w:rPr>
-                <w:rFonts w:ascii="Times New Roman" w:hAnsi="Times New Roman"/>
-                <w:sz w:val="18"/>
+              <w:spacing w:line="240" w:lineRule="auto" w:after="20"/>
+              <w:ind w:firstLine="0"/>
+              <w:jc w:val="left"/>
+            </w:pPr>
+            <w:r>
+              <w:rPr>
+                <w:sz w:val="17"/>
               </w:rPr>
               <w:t xml:space="preserve">Order</w:t>
             </w:r>
@@ -7313,14 +7073,13 @@
           <w:p>
             <w:pPr>
               <w:pStyle w:val="Compact"/>
-              <w:spacing w:line="240" w:lineRule="auto" w:after="0"/>
-              <w:ind w:firstLine="0"/>
-              <w:jc w:val="left"/>
-            </w:pPr>
-            <w:r>
-              <w:rPr>
-                <w:rFonts w:ascii="Times New Roman" w:hAnsi="Times New Roman"/>
-                <w:sz w:val="18"/>
+              <w:spacing w:line="240" w:lineRule="auto" w:after="20"/>
+              <w:ind w:firstLine="0"/>
+              <w:jc w:val="left"/>
+            </w:pPr>
+            <w:r>
+              <w:rPr>
+                <w:sz w:val="17"/>
               </w:rPr>
               <w:t xml:space="preserve">OrderId</w:t>
             </w:r>
@@ -7331,14 +7090,13 @@
           <w:p>
             <w:pPr>
               <w:pStyle w:val="Compact"/>
-              <w:spacing w:line="240" w:lineRule="auto" w:after="0"/>
-              <w:ind w:firstLine="0"/>
-              <w:jc w:val="left"/>
-            </w:pPr>
-            <w:r>
-              <w:rPr>
-                <w:rFonts w:ascii="Times New Roman" w:hAnsi="Times New Roman"/>
-                <w:sz w:val="18"/>
+              <w:spacing w:line="240" w:lineRule="auto" w:after="20"/>
+              <w:ind w:firstLine="0"/>
+              <w:jc w:val="left"/>
+            </w:pPr>
+            <w:r>
+              <w:rPr>
+                <w:sz w:val="17"/>
               </w:rPr>
               <w:t xml:space="preserve">N:1 obligatoria</w:t>
             </w:r>
@@ -7351,14 +7109,13 @@
           <w:p>
             <w:pPr>
               <w:pStyle w:val="Compact"/>
-              <w:spacing w:line="240" w:lineRule="auto" w:after="0"/>
-              <w:ind w:firstLine="0"/>
-              <w:jc w:val="left"/>
-            </w:pPr>
-            <w:r>
-              <w:rPr>
-                <w:rFonts w:ascii="Times New Roman" w:hAnsi="Times New Roman"/>
-                <w:sz w:val="18"/>
+              <w:spacing w:line="240" w:lineRule="auto" w:after="20"/>
+              <w:ind w:firstLine="0"/>
+              <w:jc w:val="left"/>
+            </w:pPr>
+            <w:r>
+              <w:rPr>
+                <w:sz w:val="17"/>
               </w:rPr>
               <w:t xml:space="preserve">Delivery</w:t>
             </w:r>
@@ -7369,14 +7126,13 @@
           <w:p>
             <w:pPr>
               <w:pStyle w:val="Compact"/>
-              <w:spacing w:line="240" w:lineRule="auto" w:after="0"/>
-              <w:ind w:firstLine="0"/>
-              <w:jc w:val="left"/>
-            </w:pPr>
-            <w:r>
-              <w:rPr>
-                <w:rFonts w:ascii="Times New Roman" w:hAnsi="Times New Roman"/>
-                <w:sz w:val="18"/>
+              <w:spacing w:line="240" w:lineRule="auto" w:after="20"/>
+              <w:ind w:firstLine="0"/>
+              <w:jc w:val="left"/>
+            </w:pPr>
+            <w:r>
+              <w:rPr>
+                <w:sz w:val="17"/>
               </w:rPr>
               <w:t xml:space="preserve">Address</w:t>
             </w:r>
@@ -7387,14 +7143,13 @@
           <w:p>
             <w:pPr>
               <w:pStyle w:val="Compact"/>
-              <w:spacing w:line="240" w:lineRule="auto" w:after="0"/>
-              <w:ind w:firstLine="0"/>
-              <w:jc w:val="left"/>
-            </w:pPr>
-            <w:r>
-              <w:rPr>
-                <w:rFonts w:ascii="Times New Roman" w:hAnsi="Times New Roman"/>
-                <w:sz w:val="18"/>
+              <w:spacing w:line="240" w:lineRule="auto" w:after="20"/>
+              <w:ind w:firstLine="0"/>
+              <w:jc w:val="left"/>
+            </w:pPr>
+            <w:r>
+              <w:rPr>
+                <w:sz w:val="17"/>
               </w:rPr>
               <w:t xml:space="preserve">AddressId</w:t>
             </w:r>
@@ -7405,14 +7160,13 @@
           <w:p>
             <w:pPr>
               <w:pStyle w:val="Compact"/>
-              <w:spacing w:line="240" w:lineRule="auto" w:after="0"/>
-              <w:ind w:firstLine="0"/>
-              <w:jc w:val="left"/>
-            </w:pPr>
-            <w:r>
-              <w:rPr>
-                <w:rFonts w:ascii="Times New Roman" w:hAnsi="Times New Roman"/>
-                <w:sz w:val="18"/>
+              <w:spacing w:line="240" w:lineRule="auto" w:after="20"/>
+              <w:ind w:firstLine="0"/>
+              <w:jc w:val="left"/>
+            </w:pPr>
+            <w:r>
+              <w:rPr>
+                <w:sz w:val="17"/>
               </w:rPr>
               <w:t xml:space="preserve">N:1 obligatoria</w:t>
             </w:r>
@@ -7425,14 +7179,13 @@
           <w:p>
             <w:pPr>
               <w:pStyle w:val="Compact"/>
-              <w:spacing w:line="240" w:lineRule="auto" w:after="0"/>
-              <w:ind w:firstLine="0"/>
-              <w:jc w:val="left"/>
-            </w:pPr>
-            <w:r>
-              <w:rPr>
-                <w:rFonts w:ascii="Times New Roman" w:hAnsi="Times New Roman"/>
-                <w:sz w:val="18"/>
+              <w:spacing w:line="240" w:lineRule="auto" w:after="20"/>
+              <w:ind w:firstLine="0"/>
+              <w:jc w:val="left"/>
+            </w:pPr>
+            <w:r>
+              <w:rPr>
+                <w:sz w:val="17"/>
               </w:rPr>
               <w:t xml:space="preserve">Delivery</w:t>
             </w:r>
@@ -7443,14 +7196,13 @@
           <w:p>
             <w:pPr>
               <w:pStyle w:val="Compact"/>
-              <w:spacing w:line="240" w:lineRule="auto" w:after="0"/>
-              <w:ind w:firstLine="0"/>
-              <w:jc w:val="left"/>
-            </w:pPr>
-            <w:r>
-              <w:rPr>
-                <w:rFonts w:ascii="Times New Roman" w:hAnsi="Times New Roman"/>
-                <w:sz w:val="18"/>
+              <w:spacing w:line="240" w:lineRule="auto" w:after="20"/>
+              <w:ind w:firstLine="0"/>
+              <w:jc w:val="left"/>
+            </w:pPr>
+            <w:r>
+              <w:rPr>
+                <w:sz w:val="17"/>
               </w:rPr>
               <w:t xml:space="preserve">Employee</w:t>
             </w:r>
@@ -7461,14 +7213,13 @@
           <w:p>
             <w:pPr>
               <w:pStyle w:val="Compact"/>
-              <w:spacing w:line="240" w:lineRule="auto" w:after="0"/>
-              <w:ind w:firstLine="0"/>
-              <w:jc w:val="left"/>
-            </w:pPr>
-            <w:r>
-              <w:rPr>
-                <w:rFonts w:ascii="Times New Roman" w:hAnsi="Times New Roman"/>
-                <w:sz w:val="18"/>
+              <w:spacing w:line="240" w:lineRule="auto" w:after="20"/>
+              <w:ind w:firstLine="0"/>
+              <w:jc w:val="left"/>
+            </w:pPr>
+            <w:r>
+              <w:rPr>
+                <w:sz w:val="17"/>
               </w:rPr>
               <w:t xml:space="preserve">DeliveryPersonId</w:t>
             </w:r>
@@ -7479,14 +7230,13 @@
           <w:p>
             <w:pPr>
               <w:pStyle w:val="Compact"/>
-              <w:spacing w:line="240" w:lineRule="auto" w:after="0"/>
-              <w:ind w:firstLine="0"/>
-              <w:jc w:val="left"/>
-            </w:pPr>
-            <w:r>
-              <w:rPr>
-                <w:rFonts w:ascii="Times New Roman" w:hAnsi="Times New Roman"/>
-                <w:sz w:val="18"/>
+              <w:spacing w:line="240" w:lineRule="auto" w:after="20"/>
+              <w:ind w:firstLine="0"/>
+              <w:jc w:val="left"/>
+            </w:pPr>
+            <w:r>
+              <w:rPr>
+                <w:sz w:val="17"/>
               </w:rPr>
               <w:t xml:space="preserve">N:1 obligatoria</w:t>
             </w:r>
@@ -7499,14 +7249,13 @@
           <w:p>
             <w:pPr>
               <w:pStyle w:val="Compact"/>
-              <w:spacing w:line="240" w:lineRule="auto" w:after="0"/>
-              <w:ind w:firstLine="0"/>
-              <w:jc w:val="left"/>
-            </w:pPr>
-            <w:r>
-              <w:rPr>
-                <w:rFonts w:ascii="Times New Roman" w:hAnsi="Times New Roman"/>
-                <w:sz w:val="18"/>
+              <w:spacing w:line="240" w:lineRule="auto" w:after="20"/>
+              <w:ind w:firstLine="0"/>
+              <w:jc w:val="left"/>
+            </w:pPr>
+            <w:r>
+              <w:rPr>
+                <w:sz w:val="17"/>
               </w:rPr>
               <w:t xml:space="preserve">Employee</w:t>
             </w:r>
@@ -7517,14 +7266,13 @@
           <w:p>
             <w:pPr>
               <w:pStyle w:val="Compact"/>
-              <w:spacing w:line="240" w:lineRule="auto" w:after="0"/>
-              <w:ind w:firstLine="0"/>
-              <w:jc w:val="left"/>
-            </w:pPr>
-            <w:r>
-              <w:rPr>
-                <w:rFonts w:ascii="Times New Roman" w:hAnsi="Times New Roman"/>
-                <w:sz w:val="18"/>
+              <w:spacing w:line="240" w:lineRule="auto" w:after="20"/>
+              <w:ind w:firstLine="0"/>
+              <w:jc w:val="left"/>
+            </w:pPr>
+            <w:r>
+              <w:rPr>
+                <w:sz w:val="17"/>
               </w:rPr>
               <w:t xml:space="preserve">User</w:t>
             </w:r>
@@ -7535,14 +7283,13 @@
           <w:p>
             <w:pPr>
               <w:pStyle w:val="Compact"/>
-              <w:spacing w:line="240" w:lineRule="auto" w:after="0"/>
-              <w:ind w:firstLine="0"/>
-              <w:jc w:val="left"/>
-            </w:pPr>
-            <w:r>
-              <w:rPr>
-                <w:rFonts w:ascii="Times New Roman" w:hAnsi="Times New Roman"/>
-                <w:sz w:val="18"/>
+              <w:spacing w:line="240" w:lineRule="auto" w:after="20"/>
+              <w:ind w:firstLine="0"/>
+              <w:jc w:val="left"/>
+            </w:pPr>
+            <w:r>
+              <w:rPr>
+                <w:sz w:val="17"/>
               </w:rPr>
               <w:t xml:space="preserve">UserId</w:t>
             </w:r>
@@ -7553,14 +7300,13 @@
           <w:p>
             <w:pPr>
               <w:pStyle w:val="Compact"/>
-              <w:spacing w:line="240" w:lineRule="auto" w:after="0"/>
-              <w:ind w:firstLine="0"/>
-              <w:jc w:val="left"/>
-            </w:pPr>
-            <w:r>
-              <w:rPr>
-                <w:rFonts w:ascii="Times New Roman" w:hAnsi="Times New Roman"/>
-                <w:sz w:val="18"/>
+              <w:spacing w:line="240" w:lineRule="auto" w:after="20"/>
+              <w:ind w:firstLine="0"/>
+              <w:jc w:val="left"/>
+            </w:pPr>
+            <w:r>
+              <w:rPr>
+                <w:sz w:val="17"/>
               </w:rPr>
               <w:t xml:space="preserve">N:1 obligatoria</w:t>
             </w:r>
@@ -7573,14 +7319,13 @@
           <w:p>
             <w:pPr>
               <w:pStyle w:val="Compact"/>
-              <w:spacing w:line="240" w:lineRule="auto" w:after="0"/>
-              <w:ind w:firstLine="0"/>
-              <w:jc w:val="left"/>
-            </w:pPr>
-            <w:r>
-              <w:rPr>
-                <w:rFonts w:ascii="Times New Roman" w:hAnsi="Times New Roman"/>
-                <w:sz w:val="18"/>
+              <w:spacing w:line="240" w:lineRule="auto" w:after="20"/>
+              <w:ind w:firstLine="0"/>
+              <w:jc w:val="left"/>
+            </w:pPr>
+            <w:r>
+              <w:rPr>
+                <w:sz w:val="17"/>
               </w:rPr>
               <w:t xml:space="preserve">Employee</w:t>
             </w:r>
@@ -7591,14 +7336,13 @@
           <w:p>
             <w:pPr>
               <w:pStyle w:val="Compact"/>
-              <w:spacing w:line="240" w:lineRule="auto" w:after="0"/>
-              <w:ind w:firstLine="0"/>
-              <w:jc w:val="left"/>
-            </w:pPr>
-            <w:r>
-              <w:rPr>
-                <w:rFonts w:ascii="Times New Roman" w:hAnsi="Times New Roman"/>
-                <w:sz w:val="18"/>
+              <w:spacing w:line="240" w:lineRule="auto" w:after="20"/>
+              <w:ind w:firstLine="0"/>
+              <w:jc w:val="left"/>
+            </w:pPr>
+            <w:r>
+              <w:rPr>
+                <w:sz w:val="17"/>
               </w:rPr>
               <w:t xml:space="preserve">Branch</w:t>
             </w:r>
@@ -7609,14 +7353,13 @@
           <w:p>
             <w:pPr>
               <w:pStyle w:val="Compact"/>
-              <w:spacing w:line="240" w:lineRule="auto" w:after="0"/>
-              <w:ind w:firstLine="0"/>
-              <w:jc w:val="left"/>
-            </w:pPr>
-            <w:r>
-              <w:rPr>
-                <w:rFonts w:ascii="Times New Roman" w:hAnsi="Times New Roman"/>
-                <w:sz w:val="18"/>
+              <w:spacing w:line="240" w:lineRule="auto" w:after="20"/>
+              <w:ind w:firstLine="0"/>
+              <w:jc w:val="left"/>
+            </w:pPr>
+            <w:r>
+              <w:rPr>
+                <w:sz w:val="17"/>
               </w:rPr>
               <w:t xml:space="preserve">BranchId</w:t>
             </w:r>
@@ -7627,14 +7370,13 @@
           <w:p>
             <w:pPr>
               <w:pStyle w:val="Compact"/>
-              <w:spacing w:line="240" w:lineRule="auto" w:after="0"/>
-              <w:ind w:firstLine="0"/>
-              <w:jc w:val="left"/>
-            </w:pPr>
-            <w:r>
-              <w:rPr>
-                <w:rFonts w:ascii="Times New Roman" w:hAnsi="Times New Roman"/>
-                <w:sz w:val="18"/>
+              <w:spacing w:line="240" w:lineRule="auto" w:after="20"/>
+              <w:ind w:firstLine="0"/>
+              <w:jc w:val="left"/>
+            </w:pPr>
+            <w:r>
+              <w:rPr>
+                <w:sz w:val="17"/>
               </w:rPr>
               <w:t xml:space="preserve">N:1 opcional</w:t>
             </w:r>
@@ -7647,14 +7389,13 @@
           <w:p>
             <w:pPr>
               <w:pStyle w:val="Compact"/>
-              <w:spacing w:line="240" w:lineRule="auto" w:after="0"/>
-              <w:ind w:firstLine="0"/>
-              <w:jc w:val="left"/>
-            </w:pPr>
-            <w:r>
-              <w:rPr>
-                <w:rFonts w:ascii="Times New Roman" w:hAnsi="Times New Roman"/>
-                <w:sz w:val="18"/>
+              <w:spacing w:line="240" w:lineRule="auto" w:after="20"/>
+              <w:ind w:firstLine="0"/>
+              <w:jc w:val="left"/>
+            </w:pPr>
+            <w:r>
+              <w:rPr>
+                <w:sz w:val="17"/>
               </w:rPr>
               <w:t xml:space="preserve">Product</w:t>
             </w:r>
@@ -7665,14 +7406,13 @@
           <w:p>
             <w:pPr>
               <w:pStyle w:val="Compact"/>
-              <w:spacing w:line="240" w:lineRule="auto" w:after="0"/>
-              <w:ind w:firstLine="0"/>
-              <w:jc w:val="left"/>
-            </w:pPr>
-            <w:r>
-              <w:rPr>
-                <w:rFonts w:ascii="Times New Roman" w:hAnsi="Times New Roman"/>
-                <w:sz w:val="18"/>
+              <w:spacing w:line="240" w:lineRule="auto" w:after="20"/>
+              <w:ind w:firstLine="0"/>
+              <w:jc w:val="left"/>
+            </w:pPr>
+            <w:r>
+              <w:rPr>
+                <w:sz w:val="17"/>
               </w:rPr>
               <w:t xml:space="preserve">Category</w:t>
             </w:r>
@@ -7683,14 +7423,13 @@
           <w:p>
             <w:pPr>
               <w:pStyle w:val="Compact"/>
-              <w:spacing w:line="240" w:lineRule="auto" w:after="0"/>
-              <w:ind w:firstLine="0"/>
-              <w:jc w:val="left"/>
-            </w:pPr>
-            <w:r>
-              <w:rPr>
-                <w:rFonts w:ascii="Times New Roman" w:hAnsi="Times New Roman"/>
-                <w:sz w:val="18"/>
+              <w:spacing w:line="240" w:lineRule="auto" w:after="20"/>
+              <w:ind w:firstLine="0"/>
+              <w:jc w:val="left"/>
+            </w:pPr>
+            <w:r>
+              <w:rPr>
+                <w:sz w:val="17"/>
               </w:rPr>
               <w:t xml:space="preserve">CategoryId</w:t>
             </w:r>
@@ -7701,14 +7440,13 @@
           <w:p>
             <w:pPr>
               <w:pStyle w:val="Compact"/>
-              <w:spacing w:line="240" w:lineRule="auto" w:after="0"/>
-              <w:ind w:firstLine="0"/>
-              <w:jc w:val="left"/>
-            </w:pPr>
-            <w:r>
-              <w:rPr>
-                <w:rFonts w:ascii="Times New Roman" w:hAnsi="Times New Roman"/>
-                <w:sz w:val="18"/>
+              <w:spacing w:line="240" w:lineRule="auto" w:after="20"/>
+              <w:ind w:firstLine="0"/>
+              <w:jc w:val="left"/>
+            </w:pPr>
+            <w:r>
+              <w:rPr>
+                <w:sz w:val="17"/>
               </w:rPr>
               <w:t xml:space="preserve">N:1 obligatoria</w:t>
             </w:r>
@@ -7721,14 +7459,13 @@
           <w:p>
             <w:pPr>
               <w:pStyle w:val="Compact"/>
-              <w:spacing w:line="240" w:lineRule="auto" w:after="0"/>
-              <w:ind w:firstLine="0"/>
-              <w:jc w:val="left"/>
-            </w:pPr>
-            <w:r>
-              <w:rPr>
-                <w:rFonts w:ascii="Times New Roman" w:hAnsi="Times New Roman"/>
-                <w:sz w:val="18"/>
+              <w:spacing w:line="240" w:lineRule="auto" w:after="20"/>
+              <w:ind w:firstLine="0"/>
+              <w:jc w:val="left"/>
+            </w:pPr>
+            <w:r>
+              <w:rPr>
+                <w:sz w:val="17"/>
               </w:rPr>
               <w:t xml:space="preserve">Product</w:t>
             </w:r>
@@ -7739,14 +7476,13 @@
           <w:p>
             <w:pPr>
               <w:pStyle w:val="Compact"/>
-              <w:spacing w:line="240" w:lineRule="auto" w:after="0"/>
-              <w:ind w:firstLine="0"/>
-              <w:jc w:val="left"/>
-            </w:pPr>
-            <w:r>
-              <w:rPr>
-                <w:rFonts w:ascii="Times New Roman" w:hAnsi="Times New Roman"/>
-                <w:sz w:val="18"/>
+              <w:spacing w:line="240" w:lineRule="auto" w:after="20"/>
+              <w:ind w:firstLine="0"/>
+              <w:jc w:val="left"/>
+            </w:pPr>
+            <w:r>
+              <w:rPr>
+                <w:sz w:val="17"/>
               </w:rPr>
               <w:t xml:space="preserve">Branch</w:t>
             </w:r>
@@ -7757,14 +7493,13 @@
           <w:p>
             <w:pPr>
               <w:pStyle w:val="Compact"/>
-              <w:spacing w:line="240" w:lineRule="auto" w:after="0"/>
-              <w:ind w:firstLine="0"/>
-              <w:jc w:val="left"/>
-            </w:pPr>
-            <w:r>
-              <w:rPr>
-                <w:rFonts w:ascii="Times New Roman" w:hAnsi="Times New Roman"/>
-                <w:sz w:val="18"/>
+              <w:spacing w:line="240" w:lineRule="auto" w:after="20"/>
+              <w:ind w:firstLine="0"/>
+              <w:jc w:val="left"/>
+            </w:pPr>
+            <w:r>
+              <w:rPr>
+                <w:sz w:val="17"/>
               </w:rPr>
               <w:t xml:space="preserve">BranchId</w:t>
             </w:r>
@@ -7775,14 +7510,13 @@
           <w:p>
             <w:pPr>
               <w:pStyle w:val="Compact"/>
-              <w:spacing w:line="240" w:lineRule="auto" w:after="0"/>
-              <w:ind w:firstLine="0"/>
-              <w:jc w:val="left"/>
-            </w:pPr>
-            <w:r>
-              <w:rPr>
-                <w:rFonts w:ascii="Times New Roman" w:hAnsi="Times New Roman"/>
-                <w:sz w:val="18"/>
+              <w:spacing w:line="240" w:lineRule="auto" w:after="20"/>
+              <w:ind w:firstLine="0"/>
+              <w:jc w:val="left"/>
+            </w:pPr>
+            <w:r>
+              <w:rPr>
+                <w:sz w:val="17"/>
               </w:rPr>
               <w:t xml:space="preserve">N:1 opcional</w:t>
             </w:r>
@@ -7796,20 +7530,16 @@
       <w:pPr>
         <w:pStyle w:val="Heading2"/>
         <w:keepNext/>
-        <w:ind w:firstLine="0"/>
-      </w:pPr>
-      <w:r>
-        <w:rPr>
-          <w:color w:val="000000"/>
-        </w:rPr>
+        <w:spacing w:line="264" w:lineRule="auto"/>
+      </w:pPr>
+      <w:r>
         <w:t xml:space="preserve">9. Propiedades no persistidas y restricciones específicas</w:t>
       </w:r>
     </w:p>
     <w:p>
       <w:pPr>
         <w:pStyle w:val="FirstParagraph"/>
-        <w:spacing w:line="480" w:lineRule="auto" w:after="0"/>
-        <w:ind w:firstLine="720"/>
+        <w:spacing w:line="396" w:lineRule="auto" w:after="100"/>
       </w:pPr>
       <w:r>
         <w:rPr>
@@ -7935,8 +7665,7 @@
     <w:p>
       <w:pPr>
         <w:pStyle w:val="BodyText"/>
-        <w:spacing w:line="480" w:lineRule="auto" w:after="0"/>
-        <w:ind w:firstLine="720"/>
+        <w:spacing w:line="396" w:lineRule="auto" w:after="100"/>
       </w:pPr>
       <w:r>
         <w:rPr>
@@ -8048,12 +7777,9 @@
       <w:pPr>
         <w:pStyle w:val="Heading2"/>
         <w:keepNext/>
-        <w:ind w:firstLine="0"/>
-      </w:pPr>
-      <w:r>
-        <w:rPr>
-          <w:color w:val="000000"/>
-        </w:rPr>
+        <w:spacing w:line="264" w:lineRule="auto"/>
+      </w:pPr>
+      <w:r>
         <w:t xml:space="preserve">10. Procedimiento de extracción del diccionario físico</w:t>
       </w:r>
     </w:p>
@@ -8064,6 +7790,7 @@
           <w:ilvl w:val="0"/>
           <w:numId w:val="1002"/>
         </w:numPr>
+        <w:spacing w:line="396" w:lineRule="auto" w:after="100"/>
       </w:pPr>
       <w:r>
         <w:t xml:space="preserve">Seleccionar proveedor BD y obtener credenciales de desarrollo con permisos mínimos.</w:t>
@@ -8076,6 +7803,7 @@
           <w:ilvl w:val="0"/>
           <w:numId w:val="1002"/>
         </w:numPr>
+        <w:spacing w:line="396" w:lineRule="auto" w:after="100"/>
       </w:pPr>
       <w:r>
         <w:t xml:space="preserve">Registrar SHA de</w:t>
@@ -8103,6 +7831,7 @@
           <w:ilvl w:val="0"/>
           <w:numId w:val="1002"/>
         </w:numPr>
+        <w:spacing w:line="396" w:lineRule="auto" w:after="100"/>
       </w:pPr>
       <w:r>
         <w:t xml:space="preserve">Crear base de datos temporal vacía; respaldar toda base preexistente.</w:t>
@@ -8115,6 +7844,7 @@
           <w:ilvl w:val="0"/>
           <w:numId w:val="1002"/>
         </w:numPr>
+        <w:spacing w:line="396" w:lineRule="auto" w:after="100"/>
       </w:pPr>
       <w:r>
         <w:t xml:space="preserve">Ejecutar migraciones aprobadas con</w:t>
@@ -8154,6 +7884,7 @@
           <w:ilvl w:val="0"/>
           <w:numId w:val="1002"/>
         </w:numPr>
+        <w:spacing w:line="396" w:lineRule="auto" w:after="100"/>
       </w:pPr>
       <w:r>
         <w:t xml:space="preserve">Obtener DDL mediante herramienta nativa del motor o</w:t>
@@ -8181,6 +7912,7 @@
           <w:ilvl w:val="0"/>
           <w:numId w:val="1002"/>
         </w:numPr>
+        <w:spacing w:line="396" w:lineRule="auto" w:after="100"/>
       </w:pPr>
       <w:r>
         <w:t xml:space="preserve">Exportar columnas, tipo SQL, precisión, null, índices, únicos, PK/FK, constraints y reglas delete/update.</w:t>
@@ -8193,6 +7925,7 @@
           <w:ilvl w:val="0"/>
           <w:numId w:val="1002"/>
         </w:numPr>
+        <w:spacing w:line="396" w:lineRule="auto" w:after="100"/>
       </w:pPr>
       <w:r>
         <w:t xml:space="preserve">Comparar entidades C# con esquema resultante, resolver diferencias de nomenclatura.</w:t>
@@ -8205,6 +7938,7 @@
           <w:ilvl w:val="0"/>
           <w:numId w:val="1002"/>
         </w:numPr>
+        <w:spacing w:line="396" w:lineRule="auto" w:after="100"/>
       </w:pPr>
       <w:r>
         <w:t xml:space="preserve">Firmar el diccionario y asociarlo al backup/migración de la versión.</w:t>
@@ -8213,8 +7947,7 @@
     <w:p>
       <w:pPr>
         <w:pStyle w:val="FirstParagraph"/>
-        <w:spacing w:line="480" w:lineRule="auto" w:after="0"/>
-        <w:ind w:firstLine="720"/>
+        <w:spacing w:line="396" w:lineRule="auto" w:after="100"/>
       </w:pPr>
       <w:r>
         <w:rPr>
@@ -8251,20 +7984,16 @@
       <w:pPr>
         <w:pStyle w:val="Heading2"/>
         <w:keepNext/>
-        <w:ind w:firstLine="0"/>
-      </w:pPr>
-      <w:r>
-        <w:rPr>
-          <w:color w:val="000000"/>
-        </w:rPr>
+        <w:spacing w:line="264" w:lineRule="auto"/>
+      </w:pPr>
+      <w:r>
         <w:t xml:space="preserve">11. Diccionario extendido de dominios sin inspección de columnas</w:t>
       </w:r>
     </w:p>
     <w:p>
       <w:pPr>
         <w:pStyle w:val="FirstParagraph"/>
-        <w:spacing w:line="480" w:lineRule="auto" w:after="0"/>
-        <w:ind w:firstLine="720"/>
+        <w:spacing w:line="396" w:lineRule="auto" w:after="100"/>
       </w:pPr>
       <w:r>
         <w:t xml:space="preserve">Además de las ocho clases examinadas existen DbSet para: Roles, Permissions, RolePermissions, UserRoles, Customers, Categories, OrderDetailHistories, OrderStatusHistories, Tables, Reviews, Addresses, UserPreferences, Configurations, BranchOperationalSettings, UserSettings, PasswordResetCodes, EmailConfirmationCodes, RefreshTokens, EmployeeSchedules, DailyMenuItems, Invoices, EmployeeActivationCodes y Notifications. Su inclusión está respaldada por</w:t>
@@ -8301,8 +8030,7 @@
     <w:p>
       <w:pPr>
         <w:pStyle w:val="BodyText"/>
-        <w:spacing w:line="480" w:lineRule="auto" w:after="0"/>
-        <w:ind w:firstLine="720"/>
+        <w:spacing w:line="396" w:lineRule="auto" w:after="100"/>
       </w:pPr>
       <w:r>
         <w:t xml:space="preserve">La investigación final debe agregar para cada una: descripción, campos y tipos SQL, valores permitidos, restricciones, ejemplo sintético, origen, propietarios funcionales, clasificación de datos personales y retención. Las migraciones</w:t>
@@ -8329,12 +8057,9 @@
       <w:pPr>
         <w:pStyle w:val="Heading2"/>
         <w:keepNext/>
-        <w:ind w:firstLine="0"/>
-      </w:pPr>
-      <w:r>
-        <w:rPr>
-          <w:color w:val="000000"/>
-        </w:rPr>
+        <w:spacing w:line="264" w:lineRule="auto"/>
+      </w:pPr>
+      <w:r>
         <w:t xml:space="preserve">Fuentes primarias de implementación</w:t>
       </w:r>
     </w:p>
@@ -8345,6 +8070,7 @@
           <w:ilvl w:val="0"/>
           <w:numId w:val="1003"/>
         </w:numPr>
+        <w:spacing w:line="396" w:lineRule="auto" w:after="100"/>
       </w:pPr>
       <w:r>
         <w:t xml:space="preserve">API: https://github.com/yersonct/SaborExpressBack/tree/main</w:t>
@@ -8357,6 +8083,7 @@
           <w:ilvl w:val="0"/>
           <w:numId w:val="1003"/>
         </w:numPr>
+        <w:spacing w:line="396" w:lineRule="auto" w:after="100"/>
       </w:pPr>
       <w:r>
         <w:t xml:space="preserve">Web: https://github.com/yersonct/SaborExpressWeb/tree/main</w:t>
@@ -8369,6 +8096,7 @@
           <w:ilvl w:val="0"/>
           <w:numId w:val="1003"/>
         </w:numPr>
+        <w:spacing w:line="396" w:lineRule="auto" w:after="100"/>
       </w:pPr>
       <w:r>
         <w:t xml:space="preserve">Móvil: https://github.com/yersonct/SaborExpressMovil/tree/main</w:t>
@@ -8381,6 +8109,7 @@
           <w:ilvl w:val="0"/>
           <w:numId w:val="1003"/>
         </w:numPr>
+        <w:spacing w:line="396" w:lineRule="auto" w:after="100"/>
       </w:pPr>
       <w:r>
         <w:t xml:space="preserve">Referencia de presentación: https://github.com/jsgh1/SRD-v1/tree/dev/docs/docs-SRD</w:t>
@@ -8389,8 +8118,7 @@
     <w:p>
       <w:pPr>
         <w:pStyle w:val="FirstParagraph"/>
-        <w:spacing w:line="480" w:lineRule="auto" w:after="0"/>
-        <w:ind w:firstLine="720"/>
+        <w:spacing w:line="396" w:lineRule="auto" w:after="100"/>
       </w:pPr>
       <w:r>
         <w:rPr>
@@ -8407,10 +8135,550 @@
       </w:r>
     </w:p>
     <w:bookmarkEnd w:id="51"/>
-    <w:bookmarkEnd w:id="52"/>
+    <w:bookmarkStart w:id="57" w:name="X6df000103d5de710fe5e4dacd0b9e509a43a631"/>
+    <w:p>
+      <w:pPr>
+        <w:pStyle w:val="Heading2"/>
+        <w:keepNext/>
+        <w:spacing w:line="264" w:lineRule="auto"/>
+      </w:pPr>
+      <w:r>
+        <w:t xml:space="preserve">12. Relación entre entidades y normas de integridad</w:t>
+      </w:r>
+    </w:p>
+    <w:p>
+      <w:pPr>
+        <w:pStyle w:val="CaptionedFigure"/>
+        <w:spacing w:line="396" w:lineRule="auto" w:after="100"/>
+      </w:pPr>
+      <w:r>
+        <w:drawing>
+          <wp:inline>
+            <wp:extent cx="5943600" cy="6947177"/>
+            <wp:effectExtent b="0" l="0" r="0" t="0"/>
+            <wp:docPr descr="06_MODELO_ER" title="" id="53" name="Picture"/>
+            <a:graphic>
+              <a:graphicData uri="http://schemas.openxmlformats.org/drawingml/2006/picture">
+                <pic:pic>
+                  <pic:nvPicPr>
+                    <pic:cNvPr descr="recursos/06_MODELO_ER.png" id="54" name="Picture"/>
+                    <pic:cNvPicPr>
+                      <a:picLocks noChangeArrowheads="1" noChangeAspect="1"/>
+                    </pic:cNvPicPr>
+                  </pic:nvPicPr>
+                  <pic:blipFill>
+                    <a:blip r:embed="rId52"/>
+                    <a:stretch>
+                      <a:fillRect/>
+                    </a:stretch>
+                  </pic:blipFill>
+                  <pic:spPr bwMode="auto">
+                    <a:xfrm>
+                      <a:off x="0" y="0"/>
+                      <a:ext cx="5943600" cy="6947177"/>
+                    </a:xfrm>
+                    <a:prstGeom prst="rect">
+                      <a:avLst/>
+                    </a:prstGeom>
+                    <a:noFill/>
+                    <a:ln w="9525">
+                      <a:noFill/>
+                      <a:headEnd/>
+                      <a:tailEnd/>
+                    </a:ln>
+                  </pic:spPr>
+                </pic:pic>
+              </a:graphicData>
+            </a:graphic>
+          </wp:inline>
+        </w:drawing>
+      </w:r>
+    </w:p>
+    <w:p>
+      <w:pPr>
+        <w:pStyle w:val="ImageCaption"/>
+        <w:spacing w:line="396" w:lineRule="auto" w:after="100"/>
+      </w:pPr>
+      <w:r>
+        <w:t xml:space="preserve">06_MODELO_ER</w:t>
+      </w:r>
+    </w:p>
+    <w:p>
+      <w:pPr>
+        <w:pStyle w:val="BodyText"/>
+        <w:spacing w:line="396" w:lineRule="auto" w:after="100"/>
+      </w:pPr>
+      <w:r>
+        <w:rPr>
+          <w:i/>
+          <w:iCs/>
+        </w:rPr>
+        <w:t xml:space="preserve">Nota. Elaboración para el estudio de caso SaborExpress; las figuras no certifican operaciones desplegadas.</w:t>
+      </w:r>
+      <w:r>
+        <w:t xml:space="preserve"> </w:t>
+      </w:r>
+      <w:r>
+        <w:t xml:space="preserve">La relación</w:t>
+      </w:r>
+      <w:r>
+        <w:t xml:space="preserve"> </w:t>
+      </w:r>
+      <w:r>
+        <w:rPr>
+          <w:rStyle w:val="VerbatimChar"/>
+        </w:rPr>
+        <w:t xml:space="preserve">Order</w:t>
+      </w:r>
+      <w:r>
+        <w:t xml:space="preserve">–</w:t>
+      </w:r>
+      <w:r>
+        <w:rPr>
+          <w:rStyle w:val="VerbatimChar"/>
+        </w:rPr>
+        <w:t xml:space="preserve">OrderDetail</w:t>
+      </w:r>
+      <w:r>
+        <w:t xml:space="preserve"> </w:t>
+      </w:r>
+      <w:r>
+        <w:t xml:space="preserve">es uno a muchos; la relación</w:t>
+      </w:r>
+      <w:r>
+        <w:t xml:space="preserve"> </w:t>
+      </w:r>
+      <w:r>
+        <w:rPr>
+          <w:rStyle w:val="VerbatimChar"/>
+        </w:rPr>
+        <w:t xml:space="preserve">Order</w:t>
+      </w:r>
+      <w:r>
+        <w:t xml:space="preserve">–</w:t>
+      </w:r>
+      <w:r>
+        <w:rPr>
+          <w:rStyle w:val="VerbatimChar"/>
+        </w:rPr>
+        <w:t xml:space="preserve">Payment</w:t>
+      </w:r>
+      <w:r>
+        <w:t xml:space="preserve"> </w:t>
+      </w:r>
+      <w:r>
+        <w:t xml:space="preserve">también es uno a muchos;</w:t>
+      </w:r>
+      <w:r>
+        <w:t xml:space="preserve"> </w:t>
+      </w:r>
+      <w:r>
+        <w:rPr>
+          <w:rStyle w:val="VerbatimChar"/>
+        </w:rPr>
+        <w:t xml:space="preserve">Order</w:t>
+      </w:r>
+      <w:r>
+        <w:t xml:space="preserve">–</w:t>
+      </w:r>
+      <w:r>
+        <w:rPr>
+          <w:rStyle w:val="VerbatimChar"/>
+        </w:rPr>
+        <w:t xml:space="preserve">Delivery</w:t>
+      </w:r>
+      <w:r>
+        <w:t xml:space="preserve"> </w:t>
+      </w:r>
+      <w:r>
+        <w:t xml:space="preserve">debe revisar cardinalidad real en la configuración EF (no presumir unicidad sin índices).</w:t>
+      </w:r>
+      <w:r>
+        <w:t xml:space="preserve"> </w:t>
+      </w:r>
+      <w:r>
+        <w:rPr>
+          <w:rStyle w:val="VerbatimChar"/>
+        </w:rPr>
+        <w:t xml:space="preserve">Product.BranchId</w:t>
+      </w:r>
+      <w:r>
+        <w:t xml:space="preserve"> </w:t>
+      </w:r>
+      <w:r>
+        <w:t xml:space="preserve">nullable determina alcance global o sede, según interpretación documental de su clase. El importe monetario usa</w:t>
+      </w:r>
+      <w:r>
+        <w:t xml:space="preserve"> </w:t>
+      </w:r>
+      <w:r>
+        <w:rPr>
+          <w:rStyle w:val="VerbatimChar"/>
+        </w:rPr>
+        <w:t xml:space="preserve">decimal</w:t>
+      </w:r>
+      <w:r>
+        <w:t xml:space="preserve"> </w:t>
+      </w:r>
+      <w:r>
+        <w:t xml:space="preserve">en los modelos; el nivel físico de precisión y restricciones se determina desde configuraciones y migraciones, no solo desde el tipo C#.</w:t>
+      </w:r>
+    </w:p>
+    <w:bookmarkStart w:id="55" w:name="controles-de-datos-propuestos"/>
+    <w:p>
+      <w:pPr>
+        <w:pStyle w:val="Heading3"/>
+        <w:keepNext/>
+        <w:spacing w:line="264" w:lineRule="auto"/>
+      </w:pPr>
+      <w:r>
+        <w:t xml:space="preserve">12.1 Controles de datos propuestos</w:t>
+      </w:r>
+    </w:p>
+    <w:p>
+      <w:pPr>
+        <w:pStyle w:val="Compact"/>
+        <w:numPr>
+          <w:ilvl w:val="0"/>
+          <w:numId w:val="1004"/>
+        </w:numPr>
+        <w:spacing w:line="396" w:lineRule="auto" w:after="100"/>
+      </w:pPr>
+      <w:r>
+        <w:t xml:space="preserve">Índices de consulta: órdenes por</w:t>
+      </w:r>
+      <w:r>
+        <w:t xml:space="preserve"> </w:t>
+      </w:r>
+      <w:r>
+        <w:rPr>
+          <w:rStyle w:val="VerbatimChar"/>
+        </w:rPr>
+        <w:t xml:space="preserve">(BranchId, CreatedAt)</w:t>
+      </w:r>
+      <w:r>
+        <w:t xml:space="preserve">, pagos por</w:t>
+      </w:r>
+      <w:r>
+        <w:t xml:space="preserve"> </w:t>
+      </w:r>
+      <w:r>
+        <w:rPr>
+          <w:rStyle w:val="VerbatimChar"/>
+        </w:rPr>
+        <w:t xml:space="preserve">(OrderId, Status)</w:t>
+      </w:r>
+      <w:r>
+        <w:t xml:space="preserve"> </w:t>
+      </w:r>
+      <w:r>
+        <w:t xml:space="preserve">y referencias externas Wompi según patrones medidos. Son</w:t>
+      </w:r>
+      <w:r>
+        <w:t xml:space="preserve"> </w:t>
+      </w:r>
+      <w:r>
+        <w:rPr>
+          <w:b/>
+          <w:bCs/>
+        </w:rPr>
+        <w:t xml:space="preserve">candidatos</w:t>
+      </w:r>
+      <w:r>
+        <w:t xml:space="preserve">, no inventario de índices presentes.</w:t>
+      </w:r>
+    </w:p>
+    <w:p>
+      <w:pPr>
+        <w:pStyle w:val="Compact"/>
+        <w:numPr>
+          <w:ilvl w:val="0"/>
+          <w:numId w:val="1004"/>
+        </w:numPr>
+        <w:spacing w:line="396" w:lineRule="auto" w:after="100"/>
+      </w:pPr>
+      <w:r>
+        <w:t xml:space="preserve">Integridad: claves foráneas de detalles, pagos y entregas, unicidad de claves de proveedor de pago donde corresponda, verificación de valores</w:t>
+      </w:r>
+      <w:r>
+        <w:t xml:space="preserve"> </w:t>
+      </w:r>
+      <w:r>
+        <w:rPr>
+          <w:rStyle w:val="VerbatimChar"/>
+        </w:rPr>
+        <w:t xml:space="preserve">Quantity &gt; 0</w:t>
+      </w:r>
+      <w:r>
+        <w:t xml:space="preserve">, montos no negativos, estado y transición permitida.</w:t>
+      </w:r>
+    </w:p>
+    <w:p>
+      <w:pPr>
+        <w:pStyle w:val="Compact"/>
+        <w:numPr>
+          <w:ilvl w:val="0"/>
+          <w:numId w:val="1004"/>
+        </w:numPr>
+        <w:spacing w:line="396" w:lineRule="auto" w:after="100"/>
+      </w:pPr>
+      <w:r>
+        <w:t xml:space="preserve">Privacidad: documentar retención de</w:t>
+      </w:r>
+      <w:r>
+        <w:t xml:space="preserve"> </w:t>
+      </w:r>
+      <w:r>
+        <w:rPr>
+          <w:rStyle w:val="VerbatimChar"/>
+        </w:rPr>
+        <w:t xml:space="preserve">Document</w:t>
+      </w:r>
+      <w:r>
+        <w:t xml:space="preserve">,</w:t>
+      </w:r>
+      <w:r>
+        <w:t xml:space="preserve"> </w:t>
+      </w:r>
+      <w:r>
+        <w:rPr>
+          <w:rStyle w:val="VerbatimChar"/>
+        </w:rPr>
+        <w:t xml:space="preserve">Phone</w:t>
+      </w:r>
+      <w:r>
+        <w:t xml:space="preserve">,</w:t>
+      </w:r>
+      <w:r>
+        <w:t xml:space="preserve"> </w:t>
+      </w:r>
+      <w:r>
+        <w:rPr>
+          <w:rStyle w:val="VerbatimChar"/>
+        </w:rPr>
+        <w:t xml:space="preserve">Address</w:t>
+      </w:r>
+      <w:r>
+        <w:t xml:space="preserve">, ubicación y CV del empleado; limitar copia de dumps y ejecutar destrucción segura según política.</w:t>
+      </w:r>
+    </w:p>
+    <w:p>
+      <w:pPr>
+        <w:pStyle w:val="Compact"/>
+        <w:numPr>
+          <w:ilvl w:val="0"/>
+          <w:numId w:val="1004"/>
+        </w:numPr>
+        <w:spacing w:line="396" w:lineRule="auto" w:after="100"/>
+      </w:pPr>
+      <w:r>
+        <w:t xml:space="preserve">Migraciones: se deben generar desde EF Core con el motor oficial y contrastar el DDL exportado con la BD operativa antes de aprobar un esquema físico.</w:t>
+      </w:r>
+    </w:p>
+    <w:bookmarkEnd w:id="55"/>
+    <w:bookmarkStart w:id="56" w:name="X8a32d9061f8ab3d2f6329e0a4dbb623c8e6d4fa"/>
+    <w:p>
+      <w:pPr>
+        <w:pStyle w:val="Heading3"/>
+        <w:keepNext/>
+        <w:spacing w:line="264" w:lineRule="auto"/>
+      </w:pPr>
+      <w:r>
+        <w:t xml:space="preserve">12.2 Ejemplo ilustrativo SQL, NO migración confirmada</w:t>
+      </w:r>
+    </w:p>
+    <w:p>
+      <w:pPr>
+        <w:pStyle w:val="SourceCode"/>
+      </w:pPr>
+      <w:r>
+        <w:rPr>
+          <w:rStyle w:val="CommentTok"/>
+        </w:rPr>
+        <w:t xml:space="preserve">-- EJEMPLO DIDÁCTICO, NO EJECUTAR SOBRE LA BD EXISTENTE</w:t>
+      </w:r>
+      <w:r>
+        <w:br/>
+      </w:r>
+      <w:r>
+        <w:rPr>
+          <w:rStyle w:val="CommentTok"/>
+        </w:rPr>
+        <w:t xml:space="preserve">-- Nombre real de tablas, comillas, precisión e índices dependen</w:t>
+      </w:r>
+      <w:r>
+        <w:br/>
+      </w:r>
+      <w:r>
+        <w:rPr>
+          <w:rStyle w:val="CommentTok"/>
+        </w:rPr>
+        <w:t xml:space="preserve">-- del proveedor EF y de sus configuraciones actuales.</w:t>
+      </w:r>
+      <w:r>
+        <w:br/>
+      </w:r>
+      <w:r>
+        <w:rPr>
+          <w:rStyle w:val="KeywordTok"/>
+        </w:rPr>
+        <w:t xml:space="preserve">SELECT</w:t>
+      </w:r>
+      <w:r>
+        <w:rPr>
+          <w:rStyle w:val="NormalTok"/>
+        </w:rPr>
+        <w:t xml:space="preserve"> o.</w:t>
+      </w:r>
+      <w:r>
+        <w:rPr>
+          <w:rStyle w:val="OtherTok"/>
+        </w:rPr>
+        <w:t xml:space="preserve">"Id"</w:t>
+      </w:r>
+      <w:r>
+        <w:rPr>
+          <w:rStyle w:val="NormalTok"/>
+        </w:rPr>
+        <w:t xml:space="preserve">, o.</w:t>
+      </w:r>
+      <w:r>
+        <w:rPr>
+          <w:rStyle w:val="OtherTok"/>
+        </w:rPr>
+        <w:t xml:space="preserve">"BranchId"</w:t>
+      </w:r>
+      <w:r>
+        <w:rPr>
+          <w:rStyle w:val="NormalTok"/>
+        </w:rPr>
+        <w:t xml:space="preserve">, o.</w:t>
+      </w:r>
+      <w:r>
+        <w:rPr>
+          <w:rStyle w:val="OtherTok"/>
+        </w:rPr>
+        <w:t xml:space="preserve">"Status"</w:t>
+      </w:r>
+      <w:r>
+        <w:rPr>
+          <w:rStyle w:val="NormalTok"/>
+        </w:rPr>
+        <w:t xml:space="preserve">, o.</w:t>
+      </w:r>
+      <w:r>
+        <w:rPr>
+          <w:rStyle w:val="OtherTok"/>
+        </w:rPr>
+        <w:t xml:space="preserve">"Total"</w:t>
+      </w:r>
+      <w:r>
+        <w:br/>
+      </w:r>
+      <w:r>
+        <w:rPr>
+          <w:rStyle w:val="KeywordTok"/>
+        </w:rPr>
+        <w:t xml:space="preserve">FROM</w:t>
+      </w:r>
+      <w:r>
+        <w:rPr>
+          <w:rStyle w:val="NormalTok"/>
+        </w:rPr>
+        <w:t xml:space="preserve"> </w:t>
+      </w:r>
+      <w:r>
+        <w:rPr>
+          <w:rStyle w:val="OtherTok"/>
+        </w:rPr>
+        <w:t xml:space="preserve">"Orders"</w:t>
+      </w:r>
+      <w:r>
+        <w:rPr>
+          <w:rStyle w:val="NormalTok"/>
+        </w:rPr>
+        <w:t xml:space="preserve"> </w:t>
+      </w:r>
+      <w:r>
+        <w:rPr>
+          <w:rStyle w:val="KeywordTok"/>
+        </w:rPr>
+        <w:t xml:space="preserve">AS</w:t>
+      </w:r>
+      <w:r>
+        <w:rPr>
+          <w:rStyle w:val="NormalTok"/>
+        </w:rPr>
+        <w:t xml:space="preserve"> o</w:t>
+      </w:r>
+      <w:r>
+        <w:br/>
+      </w:r>
+      <w:r>
+        <w:rPr>
+          <w:rStyle w:val="KeywordTok"/>
+        </w:rPr>
+        <w:t xml:space="preserve">WHERE</w:t>
+      </w:r>
+      <w:r>
+        <w:rPr>
+          <w:rStyle w:val="NormalTok"/>
+        </w:rPr>
+        <w:t xml:space="preserve"> o.</w:t>
+      </w:r>
+      <w:r>
+        <w:rPr>
+          <w:rStyle w:val="OtherTok"/>
+        </w:rPr>
+        <w:t xml:space="preserve">"BranchId"</w:t>
+      </w:r>
+      <w:r>
+        <w:rPr>
+          <w:rStyle w:val="NormalTok"/>
+        </w:rPr>
+        <w:t xml:space="preserve"> </w:t>
+      </w:r>
+      <w:r>
+        <w:rPr>
+          <w:rStyle w:val="OperatorTok"/>
+        </w:rPr>
+        <w:t xml:space="preserve">=</w:t>
+      </w:r>
+      <w:r>
+        <w:rPr>
+          <w:rStyle w:val="NormalTok"/>
+        </w:rPr>
+        <w:t xml:space="preserve"> </w:t>
+      </w:r>
+      <w:r>
+        <w:rPr>
+          <w:rStyle w:val="CharTok"/>
+        </w:rPr>
+        <w:t xml:space="preserve">:branch_id</w:t>
+      </w:r>
+      <w:r>
+        <w:rPr>
+          <w:rStyle w:val="NormalTok"/>
+        </w:rPr>
+        <w:t xml:space="preserve">;</w:t>
+      </w:r>
+    </w:p>
+    <w:p>
+      <w:pPr>
+        <w:pStyle w:val="FirstParagraph"/>
+        <w:spacing w:line="396" w:lineRule="auto" w:after="100"/>
+      </w:pPr>
+      <w:r>
+        <w:t xml:space="preserve">La consulta usa una convención PostgreSQL solo como ilustración. No constituye un script portable ni validado para los tres motores declarados.</w:t>
+      </w:r>
+    </w:p>
+    <w:bookmarkEnd w:id="56"/>
+    <w:bookmarkEnd w:id="57"/>
+    <w:bookmarkEnd w:id="58"/>
     <w:sectPr>
-      <w:headerReference r:id="rId9" w:type="default"/>
-      <w:pgMar w:bottom="1440" w:left="1440" w:right="1440" w:top="1440"/>
+      <w:footerReference w:type="default" r:id="rId10"/>
+      <w:pgSz w:h="15840" w:w="12240"/>
+      <w:pgMar w:bottom="1440" w:left="1440" w:right="1440" w:top="1440" w:header="691" w:footer="720"/>
     </w:sectPr>
   </w:body>
 </w:document>
@@ -8420,6 +8688,24 @@
 <w:comments xmlns:w="http://schemas.openxmlformats.org/wordprocessingml/2006/main" xmlns:m="http://schemas.openxmlformats.org/officeDocument/2006/math" xmlns:r="http://schemas.openxmlformats.org/officeDocument/2006/relationships" xmlns:o="urn:schemas-microsoft-com:office:office" xmlns:v="urn:schemas-microsoft-com:vml" xmlns:w10="urn:schemas-microsoft-com:office:word" xmlns:a="http://schemas.openxmlformats.org/drawingml/2006/main" xmlns:pic="http://schemas.openxmlformats.org/drawingml/2006/picture" xmlns:wp="http://schemas.openxmlformats.org/drawingml/2006/wordprocessingDrawing"/>
 </file>
 
+<file path=word/footer1.xml><?xml version="1.0" encoding="utf-8"?>
+<w:ftr xmlns:m="http://schemas.openxmlformats.org/officeDocument/2006/math" xmlns:mc="http://schemas.openxmlformats.org/markup-compatibility/2006" xmlns:mo="http://schemas.microsoft.com/office/mac/office/2008/main" xmlns:mv="urn:schemas-microsoft-com:mac:vml" xmlns:o="urn:schemas-microsoft-com:office:office" xmlns:r="http://schemas.openxmlformats.org/officeDocument/2006/relationships" xmlns:v="urn:schemas-microsoft-com:vml" xmlns:w10="urn:schemas-microsoft-com:office:word" xmlns:w14="http://schemas.microsoft.com/office/word/2010/wordml" xmlns:w="http://schemas.openxmlformats.org/wordprocessingml/2006/main" xmlns:wne="http://schemas.microsoft.com/office/word/2006/wordml" xmlns:wp14="http://schemas.microsoft.com/office/word/2010/wordprocessingDrawing" xmlns:wp="http://schemas.openxmlformats.org/drawingml/2006/wordprocessingDrawing" xmlns:wpc="http://schemas.microsoft.com/office/word/2010/wordprocessingCanvas" xmlns:wpg="http://schemas.microsoft.com/office/word/2010/wordprocessingGroup" xmlns:wpi="http://schemas.microsoft.com/office/word/2010/wordprocessingInk" xmlns:wps="http://schemas.microsoft.com/office/word/2010/wordprocessingShape" mc:Ignorable="w14 wp14">
+  <w:p>
+    <w:pPr>
+      <w:pStyle w:val="Footer"/>
+      <w:jc w:val="right"/>
+    </w:pPr>
+    <w:r>
+      <w:rPr>
+        <w:sz w:val="16"/>
+      </w:rPr>
+      <w:t xml:space="preserve">SaborExpress | Yerson Stiven Cuellar Rubiano | Ficha 3145555 | Página </w:t>
+    </w:r>
+    <w:fldSimple w:instr="PAGE"/>
+  </w:p>
+</w:ftr>
+</file>
+
 <file path=word/footnotes.xml><?xml version="1.0" encoding="utf-8"?>
 <w:footnotes xmlns:w="http://schemas.openxmlformats.org/wordprocessingml/2006/main" xmlns:m="http://schemas.openxmlformats.org/officeDocument/2006/math" xmlns:r="http://schemas.openxmlformats.org/officeDocument/2006/relationships" xmlns:o="urn:schemas-microsoft-com:office:office" xmlns:v="urn:schemas-microsoft-com:vml" xmlns:w10="urn:schemas-microsoft-com:office:word" xmlns:a="http://schemas.openxmlformats.org/drawingml/2006/main" xmlns:pic="http://schemas.openxmlformats.org/drawingml/2006/picture" xmlns:wp="http://schemas.openxmlformats.org/drawingml/2006/wordprocessingDrawing">
   <w:footnote w:type="continuationSeparator" w:id="0">
@@ -8437,18 +8723,6 @@
     </w:p>
   </w:footnote>
 </w:footnotes>
-</file>
-
-<file path=word/header1.xml><?xml version="1.0" encoding="utf-8"?>
-<w:hdr xmlns:m="http://schemas.openxmlformats.org/officeDocument/2006/math" xmlns:mc="http://schemas.openxmlformats.org/markup-compatibility/2006" xmlns:mo="http://schemas.microsoft.com/office/mac/office/2008/main" xmlns:mv="urn:schemas-microsoft-com:mac:vml" xmlns:o="urn:schemas-microsoft-com:office:office" xmlns:r="http://schemas.openxmlformats.org/officeDocument/2006/relationships" xmlns:v="urn:schemas-microsoft-com:vml" xmlns:w10="urn:schemas-microsoft-com:office:word" xmlns:w14="http://schemas.microsoft.com/office/word/2010/wordml" xmlns:w="http://schemas.openxmlformats.org/wordprocessingml/2006/main" xmlns:wne="http://schemas.microsoft.com/office/word/2006/wordml" xmlns:wp14="http://schemas.microsoft.com/office/word/2010/wordprocessingDrawing" xmlns:wp="http://schemas.openxmlformats.org/drawingml/2006/wordprocessingDrawing" xmlns:wpc="http://schemas.microsoft.com/office/word/2010/wordprocessingCanvas" xmlns:wpg="http://schemas.microsoft.com/office/word/2010/wordprocessingGroup" xmlns:wpi="http://schemas.microsoft.com/office/word/2010/wordprocessingInk" xmlns:wps="http://schemas.microsoft.com/office/word/2010/wordprocessingShape" mc:Ignorable="w14 wp14">
-  <w:p>
-    <w:pPr>
-      <w:pStyle w:val="Header"/>
-      <w:jc w:val="right"/>
-    </w:pPr>
-    <w:fldSimple w:instr="PAGE"/>
-  </w:p>
-</w:hdr>
 </file>
 
 <file path=word/numbering.xml><?xml version="1.0" encoding="utf-8"?>
@@ -8756,6 +9030,9 @@
   <w:num w:numId="1003">
     <w:abstractNumId w:val="991"/>
   </w:num>
+  <w:num w:numId="1004">
+    <w:abstractNumId w:val="991"/>
+  </w:num>
 </w:numbering>
 </file>
 
@@ -8781,12 +9058,11 @@
     <w:name w:val="Normal"/>
     <w:qFormat/>
     <w:pPr>
-      <w:spacing w:after="0" w:line="480" w:lineRule="auto"/>
-      <w:ind w:firstLine="720"/>
+      <w:spacing w:after="60" w:line="360" w:lineRule="auto"/>
     </w:pPr>
     <w:rPr>
       <w:rFonts w:ascii="Times New Roman" w:hAnsi="Times New Roman"/>
-      <w:color w:val="000000"/>
+      <w:color w:val="191E28"/>
       <w:sz w:val="24"/>
     </w:rPr>
   </w:style>
@@ -8796,27 +9072,35 @@
     <w:link w:val="BodyTextChar"/>
     <w:qFormat/>
     <w:pPr>
-      <w:spacing w:after="180" w:before="180"/>
+      <w:spacing w:after="60" w:before="180" w:line="360" w:lineRule="auto"/>
     </w:pPr>
+    <w:rPr>
+      <w:rFonts w:ascii="Times New Roman" w:hAnsi="Times New Roman"/>
+      <w:color w:val="191E28"/>
+      <w:sz w:val="24"/>
+    </w:rPr>
   </w:style>
   <w:style w:customStyle="1" w:styleId="FirstParagraph" w:type="paragraph">
     <w:name w:val="First Paragraph"/>
     <w:basedOn w:val="BodyText"/>
     <w:next w:val="BodyText"/>
     <w:qFormat/>
+    <w:pPr>
+      <w:spacing w:after="60" w:line="360" w:lineRule="auto"/>
+    </w:pPr>
+    <w:rPr>
+      <w:rFonts w:ascii="Times New Roman" w:hAnsi="Times New Roman"/>
+      <w:color w:val="191E28"/>
+      <w:sz w:val="24"/>
+    </w:rPr>
   </w:style>
   <w:style w:customStyle="1" w:styleId="Compact" w:type="paragraph">
     <w:name w:val="Compact"/>
     <w:basedOn w:val="BodyText"/>
     <w:qFormat/>
     <w:pPr>
-      <w:spacing w:after="0" w:before="36" w:line="240" w:lineRule="auto"/>
-      <w:ind w:firstLine="0"/>
+      <w:spacing w:after="36" w:before="36"/>
     </w:pPr>
-    <w:rPr>
-      <w:rFonts w:ascii="Times New Roman" w:hAnsi="Times New Roman"/>
-      <w:sz w:val="20"/>
-    </w:rPr>
   </w:style>
   <w:style w:styleId="Title" w:type="paragraph">
     <w:name w:val="Title"/>
@@ -8826,16 +9110,15 @@
     <w:pPr>
       <w:keepNext/>
       <w:keepLines/>
-      <w:spacing w:after="40" w:before="120" w:line="480" w:lineRule="auto"/>
-      <w:ind w:firstLine="0"/>
+      <w:spacing w:after="240" w:before="480"/>
       <w:jc w:val="center"/>
     </w:pPr>
     <w:rPr>
-      <w:rFonts w:ascii="Times New Roman" w:asciiTheme="majorHAnsi" w:cstheme="majorBidi" w:eastAsiaTheme="majorEastAsia" w:hAnsi="Times New Roman" w:hAnsiTheme="majorHAnsi"/>
+      <w:rFonts w:asciiTheme="majorHAnsi" w:cstheme="majorBidi" w:eastAsiaTheme="majorEastAsia" w:hAnsiTheme="majorHAnsi"/>
       <w:b/>
       <w:bCs/>
-      <w:color w:val="000000"/>
-      <w:sz w:val="24"/>
+      <w:color w:themeColor="accent1" w:themeShade="B5" w:val="345A8A"/>
+      <w:sz w:val="36"/>
       <w:szCs w:val="36"/>
     </w:rPr>
   </w:style>
@@ -8932,7 +9215,7 @@
       <w:rFonts w:asciiTheme="majorHAnsi" w:cstheme="majorBidi" w:eastAsiaTheme="majorEastAsia" w:hAnsiTheme="majorHAnsi"/>
       <w:b/>
       <w:bCs/>
-      <w:color w:val="000000"/>
+      <w:color w:themeColor="accent1" w:val="4F81BD"/>
       <w:sz w:val="32"/>
       <w:szCs w:val="32"/>
     </w:rPr>
@@ -8954,7 +9237,7 @@
       <w:rFonts w:asciiTheme="majorHAnsi" w:cstheme="majorBidi" w:eastAsiaTheme="majorEastAsia" w:hAnsiTheme="majorHAnsi"/>
       <w:b/>
       <w:bCs/>
-      <w:color w:val="000000"/>
+      <w:color w:themeColor="accent1" w:val="4F81BD"/>
       <w:sz w:val="28"/>
       <w:szCs w:val="28"/>
     </w:rPr>
@@ -8976,7 +9259,7 @@
       <w:rFonts w:asciiTheme="majorHAnsi" w:cstheme="majorBidi" w:eastAsiaTheme="majorEastAsia" w:hAnsiTheme="majorHAnsi"/>
       <w:b/>
       <w:bCs/>
-      <w:color w:val="000000"/>
+      <w:color w:themeColor="accent1" w:val="4F81BD"/>
       <w:sz w:val="24"/>
       <w:szCs w:val="24"/>
     </w:rPr>
@@ -9149,7 +9432,7 @@
     <w:qFormat/>
     <w:rPr>
       <w:rFonts w:ascii="Times New Roman" w:hAnsi="Times New Roman"/>
-      <w:sz w:val="18"/>
+      <w:sz w:val="20"/>
     </w:rPr>
     <w:tblPr>
       <w:tblInd w:type="dxa" w:w="0"/>
